--- a/flow/20230914_vu_template/drafts/2024-08-u/02-ПТ-Стефана.docx
+++ b/flow/20230914_vu_template/drafts/2024-08-u/02-ПТ-Стефана.docx
@@ -603,3994 +603,615 @@
     </w:p>
     <w:p>
       <w:pPr>
-        <w:pStyle w:val="a"/>
-        <w:spacing w:after="120"/>
-      </w:pPr>
-      <w:r>
-        <w:rPr>
-          <w:rFonts w:ascii="Times New Roman" w:hAnsi="Times New Roman"/>
-          <w:sz w:val="24"/>
-        </w:rPr>
-        <w:t xml:space="preserve">Благослови́, душе́ моя́, </w:t>
-      </w:r>
-      <w:r>
-        <w:rPr>
-          <w:rFonts w:ascii="Times New Roman" w:hAnsi="Times New Roman"/>
-          <w:sz w:val="24"/>
-        </w:rPr>
-        <w:t>Го́спода</w:t>
-      </w:r>
-      <w:r>
-        <w:rPr>
-          <w:rFonts w:ascii="Times New Roman" w:hAnsi="Times New Roman"/>
-          <w:sz w:val="24"/>
-        </w:rPr>
-        <w:t xml:space="preserve">!* </w:t>
-      </w:r>
-      <w:r>
-        <w:rPr>
-          <w:rFonts w:ascii="Times New Roman" w:hAnsi="Times New Roman"/>
-          <w:sz w:val="24"/>
-        </w:rPr>
-        <w:t>Го́споди</w:t>
-      </w:r>
-      <w:r>
-        <w:rPr>
-          <w:rFonts w:ascii="Times New Roman" w:hAnsi="Times New Roman"/>
-          <w:sz w:val="24"/>
-        </w:rPr>
-        <w:t xml:space="preserve">, </w:t>
-      </w:r>
-      <w:r>
-        <w:rPr>
-          <w:rFonts w:ascii="Times New Roman" w:hAnsi="Times New Roman"/>
-          <w:sz w:val="24"/>
-        </w:rPr>
-        <w:t>Бо́же</w:t>
-      </w:r>
-      <w:r>
-        <w:rPr>
-          <w:rFonts w:ascii="Times New Roman" w:hAnsi="Times New Roman"/>
-          <w:sz w:val="24"/>
-        </w:rPr>
-        <w:t xml:space="preserve"> мій, Ти </w:t>
-      </w:r>
-      <w:r>
-        <w:rPr>
-          <w:rFonts w:ascii="Times New Roman" w:hAnsi="Times New Roman"/>
-          <w:sz w:val="24"/>
-        </w:rPr>
-        <w:t>ве́льми</w:t>
-      </w:r>
-      <w:r>
-        <w:rPr>
-          <w:rFonts w:ascii="Times New Roman" w:hAnsi="Times New Roman"/>
-          <w:sz w:val="24"/>
-        </w:rPr>
-        <w:t xml:space="preserve"> </w:t>
-      </w:r>
-      <w:r>
-        <w:rPr>
-          <w:rFonts w:ascii="Times New Roman" w:hAnsi="Times New Roman"/>
-          <w:sz w:val="24"/>
-        </w:rPr>
-        <w:t>вели́кий</w:t>
-      </w:r>
-      <w:r>
-        <w:rPr>
-          <w:rFonts w:ascii="Times New Roman" w:hAnsi="Times New Roman"/>
-          <w:sz w:val="24"/>
-        </w:rPr>
-        <w:t>!</w:t>
-      </w:r>
-    </w:p>
-    <w:p>
-      <w:pPr>
-        <w:pStyle w:val="a"/>
-        <w:spacing w:after="120"/>
-      </w:pPr>
-      <w:r>
-        <w:rPr>
-          <w:rFonts w:ascii="Times New Roman" w:hAnsi="Times New Roman"/>
-          <w:sz w:val="24"/>
-        </w:rPr>
-        <w:t xml:space="preserve">Ти </w:t>
-      </w:r>
-      <w:r>
-        <w:rPr>
-          <w:rFonts w:ascii="Times New Roman" w:hAnsi="Times New Roman"/>
-          <w:sz w:val="24"/>
-        </w:rPr>
-        <w:t>одягну́вся</w:t>
-      </w:r>
-      <w:r>
-        <w:rPr>
-          <w:rFonts w:ascii="Times New Roman" w:hAnsi="Times New Roman"/>
-          <w:sz w:val="24"/>
-        </w:rPr>
-        <w:t xml:space="preserve"> </w:t>
-      </w:r>
-      <w:r>
-        <w:rPr>
-          <w:rFonts w:ascii="Times New Roman" w:hAnsi="Times New Roman"/>
-          <w:sz w:val="24"/>
-        </w:rPr>
-        <w:t>ве́личчю</w:t>
-      </w:r>
-      <w:r>
-        <w:rPr>
-          <w:rFonts w:ascii="Times New Roman" w:hAnsi="Times New Roman"/>
-          <w:sz w:val="24"/>
-        </w:rPr>
-        <w:t xml:space="preserve"> і </w:t>
-      </w:r>
-      <w:r>
-        <w:rPr>
-          <w:rFonts w:ascii="Times New Roman" w:hAnsi="Times New Roman"/>
-          <w:sz w:val="24"/>
-        </w:rPr>
-        <w:t>красо́ю</w:t>
-      </w:r>
-      <w:r>
-        <w:rPr>
-          <w:rFonts w:ascii="Times New Roman" w:hAnsi="Times New Roman"/>
-          <w:sz w:val="24"/>
-        </w:rPr>
-        <w:t xml:space="preserve">,* Ти </w:t>
-      </w:r>
-      <w:r>
-        <w:rPr>
-          <w:rFonts w:ascii="Times New Roman" w:hAnsi="Times New Roman"/>
-          <w:sz w:val="24"/>
-        </w:rPr>
-        <w:t>сві́тлом</w:t>
-      </w:r>
-      <w:r>
-        <w:rPr>
-          <w:rFonts w:ascii="Times New Roman" w:hAnsi="Times New Roman"/>
-          <w:sz w:val="24"/>
-        </w:rPr>
-        <w:t xml:space="preserve">, </w:t>
-      </w:r>
-      <w:r>
-        <w:rPr>
-          <w:rFonts w:ascii="Times New Roman" w:hAnsi="Times New Roman"/>
-          <w:sz w:val="24"/>
-        </w:rPr>
-        <w:t>на́че</w:t>
-      </w:r>
-      <w:r>
-        <w:rPr>
-          <w:rFonts w:ascii="Times New Roman" w:hAnsi="Times New Roman"/>
-          <w:sz w:val="24"/>
-        </w:rPr>
-        <w:t xml:space="preserve"> </w:t>
-      </w:r>
-      <w:r>
-        <w:rPr>
-          <w:rFonts w:ascii="Times New Roman" w:hAnsi="Times New Roman"/>
-          <w:sz w:val="24"/>
-        </w:rPr>
-        <w:t>ри́зою</w:t>
-      </w:r>
-      <w:r>
-        <w:rPr>
-          <w:rFonts w:ascii="Times New Roman" w:hAnsi="Times New Roman"/>
-          <w:sz w:val="24"/>
-        </w:rPr>
-        <w:t xml:space="preserve">, </w:t>
-      </w:r>
-      <w:r>
-        <w:rPr>
-          <w:rFonts w:ascii="Times New Roman" w:hAnsi="Times New Roman"/>
-          <w:sz w:val="24"/>
-        </w:rPr>
-        <w:t>покри́вся</w:t>
-      </w:r>
-      <w:r>
-        <w:rPr>
-          <w:rFonts w:ascii="Times New Roman" w:hAnsi="Times New Roman"/>
-          <w:sz w:val="24"/>
-        </w:rPr>
-        <w:t>.</w:t>
-      </w:r>
-    </w:p>
-    <w:p>
-      <w:pPr>
-        <w:pStyle w:val="a"/>
-        <w:spacing w:after="120"/>
-      </w:pPr>
-      <w:r>
-        <w:rPr>
-          <w:rFonts w:ascii="Times New Roman" w:hAnsi="Times New Roman"/>
-          <w:sz w:val="24"/>
-        </w:rPr>
-        <w:t xml:space="preserve">Ти </w:t>
-      </w:r>
-      <w:r>
-        <w:rPr>
-          <w:rFonts w:ascii="Times New Roman" w:hAnsi="Times New Roman"/>
-          <w:sz w:val="24"/>
-        </w:rPr>
-        <w:t>розіп’я́в</w:t>
-      </w:r>
-      <w:r>
-        <w:rPr>
-          <w:rFonts w:ascii="Times New Roman" w:hAnsi="Times New Roman"/>
-          <w:sz w:val="24"/>
-        </w:rPr>
-        <w:t xml:space="preserve">, </w:t>
-      </w:r>
-      <w:r>
-        <w:rPr>
-          <w:rFonts w:ascii="Times New Roman" w:hAnsi="Times New Roman"/>
-          <w:sz w:val="24"/>
-        </w:rPr>
-        <w:t>нена́че</w:t>
-      </w:r>
-      <w:r>
-        <w:rPr>
-          <w:rFonts w:ascii="Times New Roman" w:hAnsi="Times New Roman"/>
-          <w:sz w:val="24"/>
-        </w:rPr>
-        <w:t xml:space="preserve"> </w:t>
-      </w:r>
-      <w:r>
-        <w:rPr>
-          <w:rFonts w:ascii="Times New Roman" w:hAnsi="Times New Roman"/>
-          <w:sz w:val="24"/>
-        </w:rPr>
-        <w:t>наме́т</w:t>
-      </w:r>
-      <w:r>
-        <w:rPr>
-          <w:rFonts w:ascii="Times New Roman" w:hAnsi="Times New Roman"/>
-          <w:sz w:val="24"/>
-        </w:rPr>
-        <w:t xml:space="preserve">, </w:t>
-      </w:r>
-      <w:r>
-        <w:rPr>
-          <w:rFonts w:ascii="Times New Roman" w:hAnsi="Times New Roman"/>
-          <w:sz w:val="24"/>
-        </w:rPr>
-        <w:t>не́бо</w:t>
-      </w:r>
-      <w:r>
-        <w:rPr>
-          <w:rFonts w:ascii="Times New Roman" w:hAnsi="Times New Roman"/>
-          <w:sz w:val="24"/>
-        </w:rPr>
-        <w:t xml:space="preserve">,* Ти </w:t>
-      </w:r>
-      <w:r>
-        <w:rPr>
-          <w:rFonts w:ascii="Times New Roman" w:hAnsi="Times New Roman"/>
-          <w:sz w:val="24"/>
-        </w:rPr>
-        <w:t>збудува́в</w:t>
-      </w:r>
-      <w:r>
-        <w:rPr>
-          <w:rFonts w:ascii="Times New Roman" w:hAnsi="Times New Roman"/>
-          <w:sz w:val="24"/>
-        </w:rPr>
-        <w:t xml:space="preserve"> Твої́ </w:t>
-      </w:r>
-      <w:r>
-        <w:rPr>
-          <w:rFonts w:ascii="Times New Roman" w:hAnsi="Times New Roman"/>
-          <w:sz w:val="24"/>
-        </w:rPr>
-        <w:t>го́рниці</w:t>
-      </w:r>
-      <w:r>
-        <w:rPr>
-          <w:rFonts w:ascii="Times New Roman" w:hAnsi="Times New Roman"/>
-          <w:sz w:val="24"/>
-        </w:rPr>
-        <w:t xml:space="preserve"> у </w:t>
-      </w:r>
-      <w:r>
-        <w:rPr>
-          <w:rFonts w:ascii="Times New Roman" w:hAnsi="Times New Roman"/>
-          <w:sz w:val="24"/>
-        </w:rPr>
-        <w:t>во́дах</w:t>
-      </w:r>
-      <w:r>
-        <w:rPr>
-          <w:rFonts w:ascii="Times New Roman" w:hAnsi="Times New Roman"/>
-          <w:sz w:val="24"/>
-        </w:rPr>
-        <w:t>.</w:t>
-      </w:r>
-    </w:p>
-    <w:p>
-      <w:pPr>
-        <w:pStyle w:val="a"/>
-        <w:spacing w:after="120"/>
-      </w:pPr>
-      <w:r>
-        <w:rPr>
-          <w:rFonts w:ascii="Times New Roman" w:hAnsi="Times New Roman"/>
-          <w:sz w:val="24"/>
-        </w:rPr>
-        <w:t xml:space="preserve">Із хмар собі́ </w:t>
-      </w:r>
-      <w:r>
-        <w:rPr>
-          <w:rFonts w:ascii="Times New Roman" w:hAnsi="Times New Roman"/>
-          <w:sz w:val="24"/>
-        </w:rPr>
-        <w:t>ро́биш</w:t>
-      </w:r>
-      <w:r>
-        <w:rPr>
-          <w:rFonts w:ascii="Times New Roman" w:hAnsi="Times New Roman"/>
-          <w:sz w:val="24"/>
-        </w:rPr>
-        <w:t xml:space="preserve"> </w:t>
-      </w:r>
-      <w:r>
-        <w:rPr>
-          <w:rFonts w:ascii="Times New Roman" w:hAnsi="Times New Roman"/>
-          <w:sz w:val="24"/>
-        </w:rPr>
-        <w:t>колісни́цю</w:t>
-      </w:r>
-      <w:r>
-        <w:rPr>
-          <w:rFonts w:ascii="Times New Roman" w:hAnsi="Times New Roman"/>
-          <w:sz w:val="24"/>
-        </w:rPr>
-        <w:t xml:space="preserve">,* </w:t>
-      </w:r>
-      <w:r>
-        <w:rPr>
-          <w:rFonts w:ascii="Times New Roman" w:hAnsi="Times New Roman"/>
-          <w:sz w:val="24"/>
-        </w:rPr>
-        <w:t>хо́диш</w:t>
-      </w:r>
-      <w:r>
-        <w:rPr>
-          <w:rFonts w:ascii="Times New Roman" w:hAnsi="Times New Roman"/>
-          <w:sz w:val="24"/>
-        </w:rPr>
-        <w:t xml:space="preserve"> на </w:t>
-      </w:r>
-      <w:r>
-        <w:rPr>
-          <w:rFonts w:ascii="Times New Roman" w:hAnsi="Times New Roman"/>
-          <w:sz w:val="24"/>
-        </w:rPr>
-        <w:t>кри́лах</w:t>
-      </w:r>
-      <w:r>
-        <w:rPr>
-          <w:rFonts w:ascii="Times New Roman" w:hAnsi="Times New Roman"/>
-          <w:sz w:val="24"/>
-        </w:rPr>
-        <w:t xml:space="preserve"> </w:t>
-      </w:r>
-      <w:r>
-        <w:rPr>
-          <w:rFonts w:ascii="Times New Roman" w:hAnsi="Times New Roman"/>
-          <w:sz w:val="24"/>
-        </w:rPr>
-        <w:t>ві́тру</w:t>
-      </w:r>
-      <w:r>
-        <w:rPr>
-          <w:rFonts w:ascii="Times New Roman" w:hAnsi="Times New Roman"/>
-          <w:sz w:val="24"/>
-        </w:rPr>
-        <w:t>.</w:t>
-      </w:r>
-    </w:p>
-    <w:p>
-      <w:pPr>
-        <w:pStyle w:val="a"/>
-        <w:spacing w:after="120"/>
-      </w:pPr>
-      <w:r>
-        <w:rPr>
-          <w:rFonts w:ascii="Times New Roman" w:hAnsi="Times New Roman"/>
-          <w:sz w:val="24"/>
-        </w:rPr>
-        <w:t xml:space="preserve">Вітри́ </w:t>
-      </w:r>
-      <w:r>
-        <w:rPr>
-          <w:rFonts w:ascii="Times New Roman" w:hAnsi="Times New Roman"/>
-          <w:sz w:val="24"/>
-        </w:rPr>
-        <w:t>Свої́ми</w:t>
-      </w:r>
-      <w:r>
-        <w:rPr>
-          <w:rFonts w:ascii="Times New Roman" w:hAnsi="Times New Roman"/>
-          <w:sz w:val="24"/>
-        </w:rPr>
-        <w:t xml:space="preserve"> </w:t>
-      </w:r>
-      <w:r>
-        <w:rPr>
-          <w:rFonts w:ascii="Times New Roman" w:hAnsi="Times New Roman"/>
-          <w:sz w:val="24"/>
-        </w:rPr>
-        <w:t>посланця́ми</w:t>
-      </w:r>
-      <w:r>
-        <w:rPr>
-          <w:rFonts w:ascii="Times New Roman" w:hAnsi="Times New Roman"/>
-          <w:sz w:val="24"/>
-        </w:rPr>
-        <w:t xml:space="preserve"> </w:t>
-      </w:r>
-      <w:r>
-        <w:rPr>
-          <w:rFonts w:ascii="Times New Roman" w:hAnsi="Times New Roman"/>
-          <w:sz w:val="24"/>
-        </w:rPr>
-        <w:t>учиня́єш</w:t>
-      </w:r>
-      <w:r>
-        <w:rPr>
-          <w:rFonts w:ascii="Times New Roman" w:hAnsi="Times New Roman"/>
-          <w:sz w:val="24"/>
-        </w:rPr>
-        <w:t xml:space="preserve">,* </w:t>
-      </w:r>
-      <w:r>
-        <w:rPr>
-          <w:rFonts w:ascii="Times New Roman" w:hAnsi="Times New Roman"/>
-          <w:sz w:val="24"/>
-        </w:rPr>
-        <w:t>по́лум’я</w:t>
-      </w:r>
-      <w:r>
-        <w:rPr>
-          <w:rFonts w:ascii="Times New Roman" w:hAnsi="Times New Roman"/>
-          <w:sz w:val="24"/>
-        </w:rPr>
-        <w:t xml:space="preserve"> </w:t>
-      </w:r>
-      <w:r>
-        <w:rPr>
-          <w:rFonts w:ascii="Times New Roman" w:hAnsi="Times New Roman"/>
-          <w:sz w:val="24"/>
-        </w:rPr>
-        <w:t>вогне́нне</w:t>
-      </w:r>
-      <w:r>
-        <w:rPr>
-          <w:rFonts w:ascii="Times New Roman" w:hAnsi="Times New Roman"/>
-          <w:sz w:val="24"/>
-        </w:rPr>
-        <w:t xml:space="preserve"> − </w:t>
-      </w:r>
-      <w:r>
-        <w:rPr>
-          <w:rFonts w:ascii="Times New Roman" w:hAnsi="Times New Roman"/>
-          <w:sz w:val="24"/>
-        </w:rPr>
-        <w:t>слу́гами</w:t>
-      </w:r>
-      <w:r>
-        <w:rPr>
-          <w:rFonts w:ascii="Times New Roman" w:hAnsi="Times New Roman"/>
-          <w:sz w:val="24"/>
-        </w:rPr>
-        <w:t xml:space="preserve"> </w:t>
-      </w:r>
-      <w:r>
-        <w:rPr>
-          <w:rFonts w:ascii="Times New Roman" w:hAnsi="Times New Roman"/>
-          <w:sz w:val="24"/>
-        </w:rPr>
-        <w:t>Свої́ми</w:t>
-      </w:r>
-      <w:r>
-        <w:rPr>
-          <w:rFonts w:ascii="Times New Roman" w:hAnsi="Times New Roman"/>
-          <w:sz w:val="24"/>
-        </w:rPr>
-        <w:t>.</w:t>
-      </w:r>
-    </w:p>
-    <w:p>
-      <w:pPr>
-        <w:pStyle w:val="a"/>
-        <w:spacing w:after="120"/>
-      </w:pPr>
-      <w:r>
-        <w:rPr>
-          <w:rFonts w:ascii="Times New Roman" w:hAnsi="Times New Roman"/>
-          <w:sz w:val="24"/>
-        </w:rPr>
-        <w:t xml:space="preserve">Ти </w:t>
-      </w:r>
-      <w:r>
-        <w:rPr>
-          <w:rFonts w:ascii="Times New Roman" w:hAnsi="Times New Roman"/>
-          <w:sz w:val="24"/>
-        </w:rPr>
-        <w:t>заснува́в</w:t>
-      </w:r>
-      <w:r>
-        <w:rPr>
-          <w:rFonts w:ascii="Times New Roman" w:hAnsi="Times New Roman"/>
-          <w:sz w:val="24"/>
-        </w:rPr>
-        <w:t xml:space="preserve"> </w:t>
-      </w:r>
-      <w:r>
-        <w:rPr>
-          <w:rFonts w:ascii="Times New Roman" w:hAnsi="Times New Roman"/>
-          <w:sz w:val="24"/>
-        </w:rPr>
-        <w:t>зе́млю</w:t>
-      </w:r>
-      <w:r>
-        <w:rPr>
-          <w:rFonts w:ascii="Times New Roman" w:hAnsi="Times New Roman"/>
-          <w:sz w:val="24"/>
-        </w:rPr>
-        <w:t xml:space="preserve"> на її́ </w:t>
-      </w:r>
-      <w:r>
-        <w:rPr>
-          <w:rFonts w:ascii="Times New Roman" w:hAnsi="Times New Roman"/>
-          <w:sz w:val="24"/>
-        </w:rPr>
-        <w:t>підва́линах</w:t>
-      </w:r>
-      <w:r>
-        <w:rPr>
-          <w:rFonts w:ascii="Times New Roman" w:hAnsi="Times New Roman"/>
-          <w:sz w:val="24"/>
-        </w:rPr>
-        <w:t xml:space="preserve">,* не </w:t>
-      </w:r>
-      <w:r>
-        <w:rPr>
-          <w:rFonts w:ascii="Times New Roman" w:hAnsi="Times New Roman"/>
-          <w:sz w:val="24"/>
-        </w:rPr>
-        <w:t>захита́ється</w:t>
-      </w:r>
-      <w:r>
-        <w:rPr>
-          <w:rFonts w:ascii="Times New Roman" w:hAnsi="Times New Roman"/>
-          <w:sz w:val="24"/>
-        </w:rPr>
-        <w:t xml:space="preserve"> по </w:t>
-      </w:r>
-      <w:r>
-        <w:rPr>
-          <w:rFonts w:ascii="Times New Roman" w:hAnsi="Times New Roman"/>
-          <w:sz w:val="24"/>
-        </w:rPr>
-        <w:t>ві́ки</w:t>
-      </w:r>
-      <w:r>
-        <w:rPr>
-          <w:rFonts w:ascii="Times New Roman" w:hAnsi="Times New Roman"/>
-          <w:sz w:val="24"/>
-        </w:rPr>
-        <w:t xml:space="preserve"> </w:t>
-      </w:r>
-      <w:r>
-        <w:rPr>
-          <w:rFonts w:ascii="Times New Roman" w:hAnsi="Times New Roman"/>
-          <w:sz w:val="24"/>
-        </w:rPr>
-        <w:t>вікі́в</w:t>
-      </w:r>
-      <w:r>
-        <w:rPr>
-          <w:rFonts w:ascii="Times New Roman" w:hAnsi="Times New Roman"/>
-          <w:sz w:val="24"/>
-        </w:rPr>
-        <w:t>.</w:t>
-      </w:r>
-    </w:p>
-    <w:p>
-      <w:pPr>
-        <w:pStyle w:val="a"/>
-        <w:spacing w:after="120"/>
-      </w:pPr>
-      <w:r>
-        <w:rPr>
-          <w:rFonts w:ascii="Times New Roman" w:hAnsi="Times New Roman"/>
-          <w:sz w:val="24"/>
-        </w:rPr>
-        <w:t>Безо́днею</w:t>
-      </w:r>
-      <w:r>
-        <w:rPr>
-          <w:rFonts w:ascii="Times New Roman" w:hAnsi="Times New Roman"/>
-          <w:sz w:val="24"/>
-        </w:rPr>
-        <w:t xml:space="preserve">, </w:t>
-      </w:r>
-      <w:r>
-        <w:rPr>
-          <w:rFonts w:ascii="Times New Roman" w:hAnsi="Times New Roman"/>
-          <w:sz w:val="24"/>
-        </w:rPr>
-        <w:t>немо́в</w:t>
-      </w:r>
-      <w:r>
-        <w:rPr>
-          <w:rFonts w:ascii="Times New Roman" w:hAnsi="Times New Roman"/>
-          <w:sz w:val="24"/>
-        </w:rPr>
-        <w:t xml:space="preserve"> </w:t>
-      </w:r>
-      <w:r>
-        <w:rPr>
-          <w:rFonts w:ascii="Times New Roman" w:hAnsi="Times New Roman"/>
-          <w:sz w:val="24"/>
-        </w:rPr>
-        <w:t>оде́жею</w:t>
-      </w:r>
-      <w:r>
-        <w:rPr>
-          <w:rFonts w:ascii="Times New Roman" w:hAnsi="Times New Roman"/>
-          <w:sz w:val="24"/>
-        </w:rPr>
-        <w:t xml:space="preserve">, </w:t>
-      </w:r>
-      <w:r>
-        <w:rPr>
-          <w:rFonts w:ascii="Times New Roman" w:hAnsi="Times New Roman"/>
-          <w:sz w:val="24"/>
-        </w:rPr>
-        <w:t>покри́в</w:t>
-      </w:r>
-      <w:r>
-        <w:rPr>
-          <w:rFonts w:ascii="Times New Roman" w:hAnsi="Times New Roman"/>
-          <w:sz w:val="24"/>
-        </w:rPr>
-        <w:t xml:space="preserve"> її́,* </w:t>
-      </w:r>
-      <w:r>
-        <w:rPr>
-          <w:rFonts w:ascii="Times New Roman" w:hAnsi="Times New Roman"/>
-          <w:sz w:val="24"/>
-        </w:rPr>
-        <w:t>по́над</w:t>
-      </w:r>
-      <w:r>
-        <w:rPr>
-          <w:rFonts w:ascii="Times New Roman" w:hAnsi="Times New Roman"/>
-          <w:sz w:val="24"/>
-        </w:rPr>
-        <w:t xml:space="preserve"> </w:t>
-      </w:r>
-      <w:r>
-        <w:rPr>
-          <w:rFonts w:ascii="Times New Roman" w:hAnsi="Times New Roman"/>
-          <w:sz w:val="24"/>
-        </w:rPr>
-        <w:t>го́рами</w:t>
-      </w:r>
-      <w:r>
-        <w:rPr>
-          <w:rFonts w:ascii="Times New Roman" w:hAnsi="Times New Roman"/>
-          <w:sz w:val="24"/>
-        </w:rPr>
-        <w:t xml:space="preserve"> </w:t>
-      </w:r>
-      <w:r>
-        <w:rPr>
-          <w:rFonts w:ascii="Times New Roman" w:hAnsi="Times New Roman"/>
-          <w:sz w:val="24"/>
-        </w:rPr>
-        <w:t>ста́ли</w:t>
-      </w:r>
-      <w:r>
-        <w:rPr>
-          <w:rFonts w:ascii="Times New Roman" w:hAnsi="Times New Roman"/>
-          <w:sz w:val="24"/>
-        </w:rPr>
-        <w:t xml:space="preserve"> </w:t>
-      </w:r>
-      <w:r>
-        <w:rPr>
-          <w:rFonts w:ascii="Times New Roman" w:hAnsi="Times New Roman"/>
-          <w:sz w:val="24"/>
-        </w:rPr>
-        <w:t>во́ди</w:t>
-      </w:r>
-      <w:r>
-        <w:rPr>
-          <w:rFonts w:ascii="Times New Roman" w:hAnsi="Times New Roman"/>
-          <w:sz w:val="24"/>
-        </w:rPr>
-        <w:t>.</w:t>
-      </w:r>
-    </w:p>
-    <w:p>
-      <w:pPr>
-        <w:pStyle w:val="a"/>
-        <w:spacing w:after="120"/>
-      </w:pPr>
-      <w:r>
-        <w:rPr>
-          <w:rFonts w:ascii="Times New Roman" w:hAnsi="Times New Roman"/>
-          <w:sz w:val="24"/>
-        </w:rPr>
-        <w:t>Пе́ред</w:t>
-      </w:r>
-      <w:r>
-        <w:rPr>
-          <w:rFonts w:ascii="Times New Roman" w:hAnsi="Times New Roman"/>
-          <w:sz w:val="24"/>
-        </w:rPr>
-        <w:t xml:space="preserve"> </w:t>
-      </w:r>
-      <w:r>
-        <w:rPr>
-          <w:rFonts w:ascii="Times New Roman" w:hAnsi="Times New Roman"/>
-          <w:sz w:val="24"/>
-        </w:rPr>
-        <w:t>погро́зою</w:t>
-      </w:r>
-      <w:r>
-        <w:rPr>
-          <w:rFonts w:ascii="Times New Roman" w:hAnsi="Times New Roman"/>
-          <w:sz w:val="24"/>
-        </w:rPr>
-        <w:t xml:space="preserve"> </w:t>
-      </w:r>
-      <w:r>
-        <w:rPr>
-          <w:rFonts w:ascii="Times New Roman" w:hAnsi="Times New Roman"/>
-          <w:sz w:val="24"/>
-        </w:rPr>
-        <w:t>Твоє́ю</w:t>
-      </w:r>
-      <w:r>
-        <w:rPr>
-          <w:rFonts w:ascii="Times New Roman" w:hAnsi="Times New Roman"/>
-          <w:sz w:val="24"/>
-        </w:rPr>
-        <w:t xml:space="preserve"> вони́ </w:t>
-      </w:r>
-      <w:r>
-        <w:rPr>
-          <w:rFonts w:ascii="Times New Roman" w:hAnsi="Times New Roman"/>
-          <w:sz w:val="24"/>
-        </w:rPr>
-        <w:t>тіка́ли</w:t>
-      </w:r>
-      <w:r>
-        <w:rPr>
-          <w:rFonts w:ascii="Times New Roman" w:hAnsi="Times New Roman"/>
-          <w:sz w:val="24"/>
-        </w:rPr>
-        <w:t xml:space="preserve">,* </w:t>
-      </w:r>
-      <w:r>
-        <w:rPr>
-          <w:rFonts w:ascii="Times New Roman" w:hAnsi="Times New Roman"/>
-          <w:sz w:val="24"/>
-        </w:rPr>
-        <w:t>пе́ред</w:t>
-      </w:r>
-      <w:r>
-        <w:rPr>
-          <w:rFonts w:ascii="Times New Roman" w:hAnsi="Times New Roman"/>
-          <w:sz w:val="24"/>
-        </w:rPr>
-        <w:t xml:space="preserve"> </w:t>
-      </w:r>
-      <w:r>
-        <w:rPr>
-          <w:rFonts w:ascii="Times New Roman" w:hAnsi="Times New Roman"/>
-          <w:sz w:val="24"/>
-        </w:rPr>
-        <w:t>го́лосом</w:t>
-      </w:r>
-      <w:r>
-        <w:rPr>
-          <w:rFonts w:ascii="Times New Roman" w:hAnsi="Times New Roman"/>
-          <w:sz w:val="24"/>
-        </w:rPr>
-        <w:t xml:space="preserve"> </w:t>
-      </w:r>
-      <w:r>
-        <w:rPr>
-          <w:rFonts w:ascii="Times New Roman" w:hAnsi="Times New Roman"/>
-          <w:sz w:val="24"/>
-        </w:rPr>
-        <w:t>гро́му</w:t>
-      </w:r>
-      <w:r>
-        <w:rPr>
-          <w:rFonts w:ascii="Times New Roman" w:hAnsi="Times New Roman"/>
-          <w:sz w:val="24"/>
-        </w:rPr>
-        <w:t xml:space="preserve"> Твого́ </w:t>
-      </w:r>
-      <w:r>
-        <w:rPr>
-          <w:rFonts w:ascii="Times New Roman" w:hAnsi="Times New Roman"/>
-          <w:sz w:val="24"/>
-        </w:rPr>
-        <w:t>тремті́ли</w:t>
-      </w:r>
-      <w:r>
-        <w:rPr>
-          <w:rFonts w:ascii="Times New Roman" w:hAnsi="Times New Roman"/>
-          <w:sz w:val="24"/>
-        </w:rPr>
-        <w:t>.</w:t>
-      </w:r>
-    </w:p>
-    <w:p>
-      <w:pPr>
-        <w:pStyle w:val="a"/>
-        <w:spacing w:after="120"/>
-      </w:pPr>
-      <w:r>
-        <w:rPr>
-          <w:rFonts w:ascii="Times New Roman" w:hAnsi="Times New Roman"/>
-          <w:sz w:val="24"/>
-        </w:rPr>
-        <w:t>Підвели́ся</w:t>
-      </w:r>
-      <w:r>
-        <w:rPr>
-          <w:rFonts w:ascii="Times New Roman" w:hAnsi="Times New Roman"/>
-          <w:sz w:val="24"/>
-        </w:rPr>
-        <w:t xml:space="preserve"> </w:t>
-      </w:r>
-      <w:r>
-        <w:rPr>
-          <w:rFonts w:ascii="Times New Roman" w:hAnsi="Times New Roman"/>
-          <w:sz w:val="24"/>
-        </w:rPr>
-        <w:t>го́ри</w:t>
-      </w:r>
-      <w:r>
-        <w:rPr>
-          <w:rFonts w:ascii="Times New Roman" w:hAnsi="Times New Roman"/>
-          <w:sz w:val="24"/>
-        </w:rPr>
-        <w:t xml:space="preserve">, зійшли́ </w:t>
-      </w:r>
-      <w:r>
-        <w:rPr>
-          <w:rFonts w:ascii="Times New Roman" w:hAnsi="Times New Roman"/>
-          <w:sz w:val="24"/>
-        </w:rPr>
-        <w:t>доли́ни</w:t>
-      </w:r>
-      <w:r>
-        <w:rPr>
-          <w:rFonts w:ascii="Times New Roman" w:hAnsi="Times New Roman"/>
-          <w:sz w:val="24"/>
-        </w:rPr>
-        <w:t xml:space="preserve"> до </w:t>
-      </w:r>
-      <w:r>
-        <w:rPr>
-          <w:rFonts w:ascii="Times New Roman" w:hAnsi="Times New Roman"/>
-          <w:sz w:val="24"/>
-        </w:rPr>
-        <w:t>мі́сця</w:t>
-      </w:r>
-      <w:r>
-        <w:rPr>
-          <w:rFonts w:ascii="Times New Roman" w:hAnsi="Times New Roman"/>
-          <w:sz w:val="24"/>
-        </w:rPr>
-        <w:t xml:space="preserve">,* що Ти їм </w:t>
-      </w:r>
-      <w:r>
-        <w:rPr>
-          <w:rFonts w:ascii="Times New Roman" w:hAnsi="Times New Roman"/>
-          <w:sz w:val="24"/>
-        </w:rPr>
-        <w:t>призна́чив</w:t>
-      </w:r>
-      <w:r>
-        <w:rPr>
-          <w:rFonts w:ascii="Times New Roman" w:hAnsi="Times New Roman"/>
-          <w:sz w:val="24"/>
-        </w:rPr>
-        <w:t>.</w:t>
-      </w:r>
-    </w:p>
-    <w:p>
-      <w:pPr>
-        <w:pStyle w:val="a"/>
-        <w:spacing w:after="120"/>
-      </w:pPr>
-      <w:r>
-        <w:rPr>
-          <w:rFonts w:ascii="Times New Roman" w:hAnsi="Times New Roman"/>
-          <w:sz w:val="24"/>
-        </w:rPr>
-        <w:t>Поста́вив</w:t>
-      </w:r>
-      <w:r>
-        <w:rPr>
-          <w:rFonts w:ascii="Times New Roman" w:hAnsi="Times New Roman"/>
-          <w:sz w:val="24"/>
-        </w:rPr>
-        <w:t xml:space="preserve"> їм </w:t>
-      </w:r>
-      <w:r>
-        <w:rPr>
-          <w:rFonts w:ascii="Times New Roman" w:hAnsi="Times New Roman"/>
-          <w:sz w:val="24"/>
-        </w:rPr>
-        <w:t>грани́цю</w:t>
-      </w:r>
-      <w:r>
-        <w:rPr>
-          <w:rFonts w:ascii="Times New Roman" w:hAnsi="Times New Roman"/>
-          <w:sz w:val="24"/>
-        </w:rPr>
-        <w:t xml:space="preserve">, </w:t>
-      </w:r>
-      <w:r>
-        <w:rPr>
-          <w:rFonts w:ascii="Times New Roman" w:hAnsi="Times New Roman"/>
-          <w:sz w:val="24"/>
-        </w:rPr>
-        <w:t>яко́ї</w:t>
-      </w:r>
-      <w:r>
-        <w:rPr>
-          <w:rFonts w:ascii="Times New Roman" w:hAnsi="Times New Roman"/>
-          <w:sz w:val="24"/>
-        </w:rPr>
-        <w:t xml:space="preserve"> не </w:t>
-      </w:r>
-      <w:r>
-        <w:rPr>
-          <w:rFonts w:ascii="Times New Roman" w:hAnsi="Times New Roman"/>
-          <w:sz w:val="24"/>
-        </w:rPr>
-        <w:t>пере́йдуть</w:t>
-      </w:r>
-      <w:r>
-        <w:rPr>
-          <w:rFonts w:ascii="Times New Roman" w:hAnsi="Times New Roman"/>
-          <w:sz w:val="24"/>
-        </w:rPr>
-        <w:t xml:space="preserve">,* щоб </w:t>
-      </w:r>
-      <w:r>
-        <w:rPr>
-          <w:rFonts w:ascii="Times New Roman" w:hAnsi="Times New Roman"/>
-          <w:sz w:val="24"/>
-        </w:rPr>
-        <w:t>зно́ву</w:t>
-      </w:r>
-      <w:r>
-        <w:rPr>
-          <w:rFonts w:ascii="Times New Roman" w:hAnsi="Times New Roman"/>
-          <w:sz w:val="24"/>
-        </w:rPr>
-        <w:t xml:space="preserve"> </w:t>
-      </w:r>
-      <w:r>
-        <w:rPr>
-          <w:rFonts w:ascii="Times New Roman" w:hAnsi="Times New Roman"/>
-          <w:sz w:val="24"/>
-        </w:rPr>
-        <w:t>покри́ти</w:t>
-      </w:r>
-      <w:r>
-        <w:rPr>
-          <w:rFonts w:ascii="Times New Roman" w:hAnsi="Times New Roman"/>
-          <w:sz w:val="24"/>
-        </w:rPr>
-        <w:t xml:space="preserve"> </w:t>
-      </w:r>
-      <w:r>
-        <w:rPr>
-          <w:rFonts w:ascii="Times New Roman" w:hAnsi="Times New Roman"/>
-          <w:sz w:val="24"/>
-        </w:rPr>
-        <w:t>зе́млю</w:t>
-      </w:r>
-      <w:r>
-        <w:rPr>
-          <w:rFonts w:ascii="Times New Roman" w:hAnsi="Times New Roman"/>
-          <w:sz w:val="24"/>
-        </w:rPr>
-        <w:t>.</w:t>
-      </w:r>
-    </w:p>
-    <w:p>
-      <w:pPr>
-        <w:pStyle w:val="a"/>
-        <w:spacing w:after="120"/>
-      </w:pPr>
-      <w:r>
-        <w:rPr>
-          <w:rFonts w:ascii="Times New Roman" w:hAnsi="Times New Roman"/>
-          <w:sz w:val="24"/>
-        </w:rPr>
-        <w:t>Джере́ла</w:t>
-      </w:r>
-      <w:r>
-        <w:rPr>
-          <w:rFonts w:ascii="Times New Roman" w:hAnsi="Times New Roman"/>
-          <w:sz w:val="24"/>
-        </w:rPr>
-        <w:t xml:space="preserve"> </w:t>
-      </w:r>
-      <w:r>
-        <w:rPr>
-          <w:rFonts w:ascii="Times New Roman" w:hAnsi="Times New Roman"/>
-          <w:sz w:val="24"/>
-        </w:rPr>
-        <w:t>посила́єш</w:t>
-      </w:r>
-      <w:r>
-        <w:rPr>
-          <w:rFonts w:ascii="Times New Roman" w:hAnsi="Times New Roman"/>
-          <w:sz w:val="24"/>
-        </w:rPr>
-        <w:t xml:space="preserve"> у </w:t>
-      </w:r>
-      <w:r>
-        <w:rPr>
-          <w:rFonts w:ascii="Times New Roman" w:hAnsi="Times New Roman"/>
-          <w:sz w:val="24"/>
-        </w:rPr>
-        <w:t>рі́ки</w:t>
-      </w:r>
-      <w:r>
-        <w:rPr>
-          <w:rFonts w:ascii="Times New Roman" w:hAnsi="Times New Roman"/>
-          <w:sz w:val="24"/>
-        </w:rPr>
-        <w:t xml:space="preserve">,* які́ </w:t>
-      </w:r>
-      <w:r>
-        <w:rPr>
-          <w:rFonts w:ascii="Times New Roman" w:hAnsi="Times New Roman"/>
-          <w:sz w:val="24"/>
-        </w:rPr>
-        <w:t>течу́ть</w:t>
-      </w:r>
-      <w:r>
-        <w:rPr>
-          <w:rFonts w:ascii="Times New Roman" w:hAnsi="Times New Roman"/>
-          <w:sz w:val="24"/>
-        </w:rPr>
-        <w:t xml:space="preserve"> </w:t>
-      </w:r>
-      <w:r>
-        <w:rPr>
-          <w:rFonts w:ascii="Times New Roman" w:hAnsi="Times New Roman"/>
-          <w:sz w:val="24"/>
-        </w:rPr>
-        <w:t>по́між</w:t>
-      </w:r>
-      <w:r>
-        <w:rPr>
-          <w:rFonts w:ascii="Times New Roman" w:hAnsi="Times New Roman"/>
-          <w:sz w:val="24"/>
-        </w:rPr>
-        <w:t xml:space="preserve"> </w:t>
-      </w:r>
-      <w:r>
-        <w:rPr>
-          <w:rFonts w:ascii="Times New Roman" w:hAnsi="Times New Roman"/>
-          <w:sz w:val="24"/>
-        </w:rPr>
-        <w:t>го́рами</w:t>
-      </w:r>
-      <w:r>
-        <w:rPr>
-          <w:rFonts w:ascii="Times New Roman" w:hAnsi="Times New Roman"/>
-          <w:sz w:val="24"/>
-        </w:rPr>
-        <w:t>.</w:t>
-      </w:r>
-    </w:p>
-    <w:p>
-      <w:pPr>
-        <w:pStyle w:val="a"/>
-        <w:spacing w:after="120"/>
-      </w:pPr>
-      <w:r>
-        <w:rPr>
-          <w:rFonts w:ascii="Times New Roman" w:hAnsi="Times New Roman"/>
-          <w:sz w:val="24"/>
-        </w:rPr>
-        <w:t xml:space="preserve">Усю́ звірину́, що в </w:t>
-      </w:r>
-      <w:r>
-        <w:rPr>
-          <w:rFonts w:ascii="Times New Roman" w:hAnsi="Times New Roman"/>
-          <w:sz w:val="24"/>
-        </w:rPr>
-        <w:t>по́лі</w:t>
-      </w:r>
-      <w:r>
-        <w:rPr>
-          <w:rFonts w:ascii="Times New Roman" w:hAnsi="Times New Roman"/>
-          <w:sz w:val="24"/>
-        </w:rPr>
-        <w:t xml:space="preserve">, вони́ </w:t>
-      </w:r>
-      <w:r>
-        <w:rPr>
-          <w:rFonts w:ascii="Times New Roman" w:hAnsi="Times New Roman"/>
-          <w:sz w:val="24"/>
-        </w:rPr>
-        <w:t>напува́ють</w:t>
-      </w:r>
-      <w:r>
-        <w:rPr>
-          <w:rFonts w:ascii="Times New Roman" w:hAnsi="Times New Roman"/>
-          <w:sz w:val="24"/>
-        </w:rPr>
-        <w:t xml:space="preserve">,* </w:t>
-      </w:r>
-      <w:r>
-        <w:rPr>
-          <w:rFonts w:ascii="Times New Roman" w:hAnsi="Times New Roman"/>
-          <w:sz w:val="24"/>
-        </w:rPr>
-        <w:t>ди́кі</w:t>
-      </w:r>
-      <w:r>
-        <w:rPr>
-          <w:rFonts w:ascii="Times New Roman" w:hAnsi="Times New Roman"/>
-          <w:sz w:val="24"/>
-        </w:rPr>
-        <w:t xml:space="preserve"> осли́ там </w:t>
-      </w:r>
-      <w:r>
-        <w:rPr>
-          <w:rFonts w:ascii="Times New Roman" w:hAnsi="Times New Roman"/>
-          <w:sz w:val="24"/>
-        </w:rPr>
-        <w:t>га́сять</w:t>
-      </w:r>
-      <w:r>
-        <w:rPr>
-          <w:rFonts w:ascii="Times New Roman" w:hAnsi="Times New Roman"/>
-          <w:sz w:val="24"/>
-        </w:rPr>
-        <w:t xml:space="preserve"> свою́ </w:t>
-      </w:r>
-      <w:r>
-        <w:rPr>
-          <w:rFonts w:ascii="Times New Roman" w:hAnsi="Times New Roman"/>
-          <w:sz w:val="24"/>
-        </w:rPr>
-        <w:t>спра́гу</w:t>
-      </w:r>
-      <w:r>
-        <w:rPr>
-          <w:rFonts w:ascii="Times New Roman" w:hAnsi="Times New Roman"/>
-          <w:sz w:val="24"/>
-        </w:rPr>
-        <w:t>.</w:t>
-      </w:r>
-    </w:p>
-    <w:p>
-      <w:pPr>
-        <w:pStyle w:val="a"/>
-        <w:spacing w:after="120"/>
-      </w:pPr>
-      <w:r>
-        <w:rPr>
-          <w:rFonts w:ascii="Times New Roman" w:hAnsi="Times New Roman"/>
-          <w:sz w:val="24"/>
-        </w:rPr>
-        <w:t xml:space="preserve">Над </w:t>
-      </w:r>
-      <w:r>
-        <w:rPr>
-          <w:rFonts w:ascii="Times New Roman" w:hAnsi="Times New Roman"/>
-          <w:sz w:val="24"/>
-        </w:rPr>
-        <w:t>ни́ми</w:t>
-      </w:r>
-      <w:r>
-        <w:rPr>
-          <w:rFonts w:ascii="Times New Roman" w:hAnsi="Times New Roman"/>
-          <w:sz w:val="24"/>
-        </w:rPr>
-        <w:t xml:space="preserve"> </w:t>
-      </w:r>
-      <w:r>
-        <w:rPr>
-          <w:rFonts w:ascii="Times New Roman" w:hAnsi="Times New Roman"/>
-          <w:sz w:val="24"/>
-        </w:rPr>
-        <w:t>ку́блиться</w:t>
-      </w:r>
-      <w:r>
-        <w:rPr>
-          <w:rFonts w:ascii="Times New Roman" w:hAnsi="Times New Roman"/>
-          <w:sz w:val="24"/>
-        </w:rPr>
-        <w:t xml:space="preserve"> </w:t>
-      </w:r>
-      <w:r>
-        <w:rPr>
-          <w:rFonts w:ascii="Times New Roman" w:hAnsi="Times New Roman"/>
-          <w:sz w:val="24"/>
-        </w:rPr>
-        <w:t>небе́сне</w:t>
-      </w:r>
-      <w:r>
-        <w:rPr>
-          <w:rFonts w:ascii="Times New Roman" w:hAnsi="Times New Roman"/>
-          <w:sz w:val="24"/>
-        </w:rPr>
-        <w:t xml:space="preserve"> </w:t>
-      </w:r>
-      <w:r>
-        <w:rPr>
-          <w:rFonts w:ascii="Times New Roman" w:hAnsi="Times New Roman"/>
-          <w:sz w:val="24"/>
-        </w:rPr>
-        <w:t>пта́ство</w:t>
-      </w:r>
-      <w:r>
-        <w:rPr>
-          <w:rFonts w:ascii="Times New Roman" w:hAnsi="Times New Roman"/>
-          <w:sz w:val="24"/>
-        </w:rPr>
-        <w:t xml:space="preserve">,* </w:t>
-      </w:r>
-      <w:r>
-        <w:rPr>
-          <w:rFonts w:ascii="Times New Roman" w:hAnsi="Times New Roman"/>
-          <w:sz w:val="24"/>
-        </w:rPr>
-        <w:t>з-по́між</w:t>
-      </w:r>
-      <w:r>
-        <w:rPr>
-          <w:rFonts w:ascii="Times New Roman" w:hAnsi="Times New Roman"/>
-          <w:sz w:val="24"/>
-        </w:rPr>
-        <w:t xml:space="preserve"> </w:t>
-      </w:r>
-      <w:r>
-        <w:rPr>
-          <w:rFonts w:ascii="Times New Roman" w:hAnsi="Times New Roman"/>
-          <w:sz w:val="24"/>
-        </w:rPr>
-        <w:t>гілля́к</w:t>
-      </w:r>
-      <w:r>
-        <w:rPr>
-          <w:rFonts w:ascii="Times New Roman" w:hAnsi="Times New Roman"/>
-          <w:sz w:val="24"/>
-        </w:rPr>
-        <w:t xml:space="preserve"> дає́ свій </w:t>
-      </w:r>
-      <w:r>
-        <w:rPr>
-          <w:rFonts w:ascii="Times New Roman" w:hAnsi="Times New Roman"/>
-          <w:sz w:val="24"/>
-        </w:rPr>
-        <w:t>го́лос</w:t>
-      </w:r>
-      <w:r>
-        <w:rPr>
-          <w:rFonts w:ascii="Times New Roman" w:hAnsi="Times New Roman"/>
-          <w:sz w:val="24"/>
-        </w:rPr>
-        <w:t>.</w:t>
-      </w:r>
-    </w:p>
-    <w:p>
-      <w:pPr>
-        <w:pStyle w:val="a"/>
-        <w:spacing w:after="120"/>
-      </w:pPr>
-      <w:r>
-        <w:rPr>
-          <w:rFonts w:ascii="Times New Roman" w:hAnsi="Times New Roman"/>
-          <w:sz w:val="24"/>
-        </w:rPr>
-        <w:t xml:space="preserve">Ти </w:t>
-      </w:r>
-      <w:r>
-        <w:rPr>
-          <w:rFonts w:ascii="Times New Roman" w:hAnsi="Times New Roman"/>
-          <w:sz w:val="24"/>
-        </w:rPr>
-        <w:t>напува́єш</w:t>
-      </w:r>
-      <w:r>
-        <w:rPr>
-          <w:rFonts w:ascii="Times New Roman" w:hAnsi="Times New Roman"/>
-          <w:sz w:val="24"/>
-        </w:rPr>
-        <w:t xml:space="preserve"> </w:t>
-      </w:r>
-      <w:r>
-        <w:rPr>
-          <w:rFonts w:ascii="Times New Roman" w:hAnsi="Times New Roman"/>
-          <w:sz w:val="24"/>
-        </w:rPr>
-        <w:t>го́ри</w:t>
-      </w:r>
-      <w:r>
-        <w:rPr>
-          <w:rFonts w:ascii="Times New Roman" w:hAnsi="Times New Roman"/>
-          <w:sz w:val="24"/>
-        </w:rPr>
-        <w:t xml:space="preserve"> з </w:t>
-      </w:r>
-      <w:r>
-        <w:rPr>
-          <w:rFonts w:ascii="Times New Roman" w:hAnsi="Times New Roman"/>
-          <w:sz w:val="24"/>
-        </w:rPr>
-        <w:t>Твої́х</w:t>
-      </w:r>
-      <w:r>
-        <w:rPr>
-          <w:rFonts w:ascii="Times New Roman" w:hAnsi="Times New Roman"/>
-          <w:sz w:val="24"/>
-        </w:rPr>
-        <w:t xml:space="preserve"> </w:t>
-      </w:r>
-      <w:r>
-        <w:rPr>
-          <w:rFonts w:ascii="Times New Roman" w:hAnsi="Times New Roman"/>
-          <w:sz w:val="24"/>
-        </w:rPr>
-        <w:t>го́рниць</w:t>
-      </w:r>
-      <w:r>
-        <w:rPr>
-          <w:rFonts w:ascii="Times New Roman" w:hAnsi="Times New Roman"/>
-          <w:sz w:val="24"/>
-        </w:rPr>
-        <w:t xml:space="preserve">,* земля́ </w:t>
-      </w:r>
-      <w:r>
-        <w:rPr>
-          <w:rFonts w:ascii="Times New Roman" w:hAnsi="Times New Roman"/>
-          <w:sz w:val="24"/>
-        </w:rPr>
-        <w:t>наси́чується</w:t>
-      </w:r>
-      <w:r>
-        <w:rPr>
-          <w:rFonts w:ascii="Times New Roman" w:hAnsi="Times New Roman"/>
-          <w:sz w:val="24"/>
-        </w:rPr>
-        <w:t xml:space="preserve"> </w:t>
-      </w:r>
-      <w:r>
-        <w:rPr>
-          <w:rFonts w:ascii="Times New Roman" w:hAnsi="Times New Roman"/>
-          <w:sz w:val="24"/>
-        </w:rPr>
-        <w:t>пло́дом</w:t>
-      </w:r>
-      <w:r>
-        <w:rPr>
-          <w:rFonts w:ascii="Times New Roman" w:hAnsi="Times New Roman"/>
-          <w:sz w:val="24"/>
-        </w:rPr>
-        <w:t xml:space="preserve"> діл </w:t>
-      </w:r>
-      <w:r>
-        <w:rPr>
-          <w:rFonts w:ascii="Times New Roman" w:hAnsi="Times New Roman"/>
-          <w:sz w:val="24"/>
-        </w:rPr>
-        <w:t>Твої́х</w:t>
-      </w:r>
-      <w:r>
-        <w:rPr>
-          <w:rFonts w:ascii="Times New Roman" w:hAnsi="Times New Roman"/>
-          <w:sz w:val="24"/>
-        </w:rPr>
-        <w:t>.</w:t>
-      </w:r>
-    </w:p>
-    <w:p>
-      <w:pPr>
-        <w:pStyle w:val="a"/>
-        <w:spacing w:after="120"/>
-      </w:pPr>
-      <w:r>
-        <w:rPr>
-          <w:rFonts w:ascii="Times New Roman" w:hAnsi="Times New Roman"/>
-          <w:sz w:val="24"/>
-        </w:rPr>
-        <w:t>Виро́щуєш</w:t>
-      </w:r>
-      <w:r>
-        <w:rPr>
-          <w:rFonts w:ascii="Times New Roman" w:hAnsi="Times New Roman"/>
-          <w:sz w:val="24"/>
-        </w:rPr>
-        <w:t xml:space="preserve"> траву́ для </w:t>
-      </w:r>
-      <w:r>
-        <w:rPr>
-          <w:rFonts w:ascii="Times New Roman" w:hAnsi="Times New Roman"/>
-          <w:sz w:val="24"/>
-        </w:rPr>
-        <w:t>ско́ту</w:t>
-      </w:r>
-      <w:r>
-        <w:rPr>
-          <w:rFonts w:ascii="Times New Roman" w:hAnsi="Times New Roman"/>
-          <w:sz w:val="24"/>
-        </w:rPr>
-        <w:t xml:space="preserve">, </w:t>
-      </w:r>
-      <w:r>
-        <w:rPr>
-          <w:rFonts w:ascii="Times New Roman" w:hAnsi="Times New Roman"/>
-          <w:sz w:val="24"/>
-        </w:rPr>
-        <w:t>зе́ла</w:t>
-      </w:r>
-      <w:r>
-        <w:rPr>
-          <w:rFonts w:ascii="Times New Roman" w:hAnsi="Times New Roman"/>
-          <w:sz w:val="24"/>
-        </w:rPr>
-        <w:t xml:space="preserve"> – на </w:t>
-      </w:r>
-      <w:r>
-        <w:rPr>
-          <w:rFonts w:ascii="Times New Roman" w:hAnsi="Times New Roman"/>
-          <w:sz w:val="24"/>
-        </w:rPr>
-        <w:t>вжи́ток</w:t>
-      </w:r>
-      <w:r>
-        <w:rPr>
-          <w:rFonts w:ascii="Times New Roman" w:hAnsi="Times New Roman"/>
-          <w:sz w:val="24"/>
-        </w:rPr>
-        <w:t xml:space="preserve"> </w:t>
-      </w:r>
-      <w:r>
-        <w:rPr>
-          <w:rFonts w:ascii="Times New Roman" w:hAnsi="Times New Roman"/>
-          <w:sz w:val="24"/>
-        </w:rPr>
-        <w:t>лю́дям</w:t>
-      </w:r>
-      <w:r>
-        <w:rPr>
-          <w:rFonts w:ascii="Times New Roman" w:hAnsi="Times New Roman"/>
-          <w:sz w:val="24"/>
-        </w:rPr>
-        <w:t xml:space="preserve">,* щоб хліб із землі́ </w:t>
-      </w:r>
-      <w:r>
-        <w:rPr>
-          <w:rFonts w:ascii="Times New Roman" w:hAnsi="Times New Roman"/>
-          <w:sz w:val="24"/>
-        </w:rPr>
-        <w:t>добува́ли</w:t>
-      </w:r>
-      <w:r>
-        <w:rPr>
-          <w:rFonts w:ascii="Times New Roman" w:hAnsi="Times New Roman"/>
-          <w:sz w:val="24"/>
-        </w:rPr>
-        <w:t>:</w:t>
-      </w:r>
-    </w:p>
-    <w:p>
-      <w:pPr>
-        <w:pStyle w:val="a"/>
-        <w:spacing w:after="120"/>
-      </w:pPr>
-      <w:r>
-        <w:rPr>
-          <w:rFonts w:ascii="Times New Roman" w:hAnsi="Times New Roman"/>
-          <w:sz w:val="24"/>
-        </w:rPr>
-        <w:t xml:space="preserve">Вино́, що </w:t>
-      </w:r>
-      <w:r>
-        <w:rPr>
-          <w:rFonts w:ascii="Times New Roman" w:hAnsi="Times New Roman"/>
-          <w:sz w:val="24"/>
-        </w:rPr>
-        <w:t>се́рце</w:t>
-      </w:r>
-      <w:r>
-        <w:rPr>
-          <w:rFonts w:ascii="Times New Roman" w:hAnsi="Times New Roman"/>
-          <w:sz w:val="24"/>
-        </w:rPr>
-        <w:t xml:space="preserve"> </w:t>
-      </w:r>
-      <w:r>
-        <w:rPr>
-          <w:rFonts w:ascii="Times New Roman" w:hAnsi="Times New Roman"/>
-          <w:sz w:val="24"/>
-        </w:rPr>
-        <w:t>лю́дське</w:t>
-      </w:r>
-      <w:r>
-        <w:rPr>
-          <w:rFonts w:ascii="Times New Roman" w:hAnsi="Times New Roman"/>
-          <w:sz w:val="24"/>
-        </w:rPr>
-        <w:t xml:space="preserve"> </w:t>
-      </w:r>
-      <w:r>
-        <w:rPr>
-          <w:rFonts w:ascii="Times New Roman" w:hAnsi="Times New Roman"/>
-          <w:sz w:val="24"/>
-        </w:rPr>
-        <w:t>звеселя́є</w:t>
-      </w:r>
-      <w:r>
-        <w:rPr>
-          <w:rFonts w:ascii="Times New Roman" w:hAnsi="Times New Roman"/>
-          <w:sz w:val="24"/>
-        </w:rPr>
-        <w:t xml:space="preserve">, </w:t>
-      </w:r>
-      <w:r>
-        <w:rPr>
-          <w:rFonts w:ascii="Times New Roman" w:hAnsi="Times New Roman"/>
-          <w:sz w:val="24"/>
-        </w:rPr>
-        <w:t>олі́ю</w:t>
-      </w:r>
-      <w:r>
-        <w:rPr>
-          <w:rFonts w:ascii="Times New Roman" w:hAnsi="Times New Roman"/>
-          <w:sz w:val="24"/>
-        </w:rPr>
-        <w:t xml:space="preserve">, щоб від </w:t>
-      </w:r>
-      <w:r>
-        <w:rPr>
-          <w:rFonts w:ascii="Times New Roman" w:hAnsi="Times New Roman"/>
-          <w:sz w:val="24"/>
-        </w:rPr>
-        <w:t>не́ї</w:t>
-      </w:r>
-      <w:r>
-        <w:rPr>
-          <w:rFonts w:ascii="Times New Roman" w:hAnsi="Times New Roman"/>
-          <w:sz w:val="24"/>
-        </w:rPr>
-        <w:t xml:space="preserve"> </w:t>
-      </w:r>
-      <w:r>
-        <w:rPr>
-          <w:rFonts w:ascii="Times New Roman" w:hAnsi="Times New Roman"/>
-          <w:sz w:val="24"/>
-        </w:rPr>
-        <w:t>ясні́ло</w:t>
-      </w:r>
-      <w:r>
-        <w:rPr>
-          <w:rFonts w:ascii="Times New Roman" w:hAnsi="Times New Roman"/>
-          <w:sz w:val="24"/>
-        </w:rPr>
-        <w:t xml:space="preserve"> </w:t>
-      </w:r>
-      <w:r>
-        <w:rPr>
-          <w:rFonts w:ascii="Times New Roman" w:hAnsi="Times New Roman"/>
-          <w:sz w:val="24"/>
-        </w:rPr>
-        <w:t>обли́ччя</w:t>
-      </w:r>
-      <w:r>
-        <w:rPr>
-          <w:rFonts w:ascii="Times New Roman" w:hAnsi="Times New Roman"/>
-          <w:sz w:val="24"/>
-        </w:rPr>
-        <w:t xml:space="preserve">,* і хліб, що </w:t>
-      </w:r>
-      <w:r>
-        <w:rPr>
-          <w:rFonts w:ascii="Times New Roman" w:hAnsi="Times New Roman"/>
-          <w:sz w:val="24"/>
-        </w:rPr>
-        <w:t>скрі́плює</w:t>
-      </w:r>
-      <w:r>
-        <w:rPr>
-          <w:rFonts w:ascii="Times New Roman" w:hAnsi="Times New Roman"/>
-          <w:sz w:val="24"/>
-        </w:rPr>
-        <w:t xml:space="preserve"> </w:t>
-      </w:r>
-      <w:r>
-        <w:rPr>
-          <w:rFonts w:ascii="Times New Roman" w:hAnsi="Times New Roman"/>
-          <w:sz w:val="24"/>
-        </w:rPr>
-        <w:t>се́рце</w:t>
-      </w:r>
-      <w:r>
-        <w:rPr>
-          <w:rFonts w:ascii="Times New Roman" w:hAnsi="Times New Roman"/>
-          <w:sz w:val="24"/>
-        </w:rPr>
-        <w:t xml:space="preserve"> </w:t>
-      </w:r>
-      <w:r>
-        <w:rPr>
-          <w:rFonts w:ascii="Times New Roman" w:hAnsi="Times New Roman"/>
-          <w:sz w:val="24"/>
-        </w:rPr>
-        <w:t>лю́дське</w:t>
-      </w:r>
-      <w:r>
-        <w:rPr>
-          <w:rFonts w:ascii="Times New Roman" w:hAnsi="Times New Roman"/>
-          <w:sz w:val="24"/>
-        </w:rPr>
-        <w:t>.</w:t>
-      </w:r>
-    </w:p>
-    <w:p>
-      <w:pPr>
-        <w:pStyle w:val="a"/>
-        <w:spacing w:after="120"/>
-      </w:pPr>
-      <w:r>
-        <w:rPr>
-          <w:rFonts w:ascii="Times New Roman" w:hAnsi="Times New Roman"/>
-          <w:sz w:val="24"/>
-        </w:rPr>
-        <w:t>Наси́чуються</w:t>
-      </w:r>
-      <w:r>
-        <w:rPr>
-          <w:rFonts w:ascii="Times New Roman" w:hAnsi="Times New Roman"/>
-          <w:sz w:val="24"/>
-        </w:rPr>
-        <w:t xml:space="preserve"> </w:t>
-      </w:r>
-      <w:r>
-        <w:rPr>
-          <w:rFonts w:ascii="Times New Roman" w:hAnsi="Times New Roman"/>
-          <w:sz w:val="24"/>
-        </w:rPr>
-        <w:t>дере́ва</w:t>
-      </w:r>
-      <w:r>
-        <w:rPr>
-          <w:rFonts w:ascii="Times New Roman" w:hAnsi="Times New Roman"/>
-          <w:sz w:val="24"/>
-        </w:rPr>
-        <w:t xml:space="preserve"> </w:t>
-      </w:r>
-      <w:r>
-        <w:rPr>
-          <w:rFonts w:ascii="Times New Roman" w:hAnsi="Times New Roman"/>
-          <w:sz w:val="24"/>
-        </w:rPr>
-        <w:t>Госпо́дні</w:t>
-      </w:r>
-      <w:r>
-        <w:rPr>
-          <w:rFonts w:ascii="Times New Roman" w:hAnsi="Times New Roman"/>
-          <w:sz w:val="24"/>
-        </w:rPr>
-        <w:t xml:space="preserve">,* </w:t>
-      </w:r>
-      <w:r>
-        <w:rPr>
-          <w:rFonts w:ascii="Times New Roman" w:hAnsi="Times New Roman"/>
-          <w:sz w:val="24"/>
-        </w:rPr>
-        <w:t>ке́дри</w:t>
-      </w:r>
-      <w:r>
-        <w:rPr>
-          <w:rFonts w:ascii="Times New Roman" w:hAnsi="Times New Roman"/>
-          <w:sz w:val="24"/>
-        </w:rPr>
-        <w:t xml:space="preserve"> </w:t>
-      </w:r>
-      <w:r>
-        <w:rPr>
-          <w:rFonts w:ascii="Times New Roman" w:hAnsi="Times New Roman"/>
-          <w:sz w:val="24"/>
-        </w:rPr>
-        <w:t>лива́нські</w:t>
-      </w:r>
-      <w:r>
-        <w:rPr>
-          <w:rFonts w:ascii="Times New Roman" w:hAnsi="Times New Roman"/>
-          <w:sz w:val="24"/>
-        </w:rPr>
-        <w:t xml:space="preserve">, що </w:t>
-      </w:r>
-      <w:r>
-        <w:rPr>
-          <w:rFonts w:ascii="Times New Roman" w:hAnsi="Times New Roman"/>
-          <w:sz w:val="24"/>
-        </w:rPr>
-        <w:t>посади́в</w:t>
-      </w:r>
-      <w:r>
-        <w:rPr>
-          <w:rFonts w:ascii="Times New Roman" w:hAnsi="Times New Roman"/>
-          <w:sz w:val="24"/>
-        </w:rPr>
-        <w:t xml:space="preserve"> їх.</w:t>
-      </w:r>
-    </w:p>
-    <w:p>
-      <w:pPr>
-        <w:pStyle w:val="a"/>
-        <w:spacing w:after="120"/>
-      </w:pPr>
-      <w:r>
-        <w:rPr>
-          <w:rFonts w:ascii="Times New Roman" w:hAnsi="Times New Roman"/>
-          <w:sz w:val="24"/>
-        </w:rPr>
-        <w:t xml:space="preserve">На них </w:t>
-      </w:r>
-      <w:r>
-        <w:rPr>
-          <w:rFonts w:ascii="Times New Roman" w:hAnsi="Times New Roman"/>
-          <w:sz w:val="24"/>
-        </w:rPr>
-        <w:t>гніздя́ться</w:t>
-      </w:r>
-      <w:r>
-        <w:rPr>
-          <w:rFonts w:ascii="Times New Roman" w:hAnsi="Times New Roman"/>
-          <w:sz w:val="24"/>
-        </w:rPr>
-        <w:t xml:space="preserve"> </w:t>
-      </w:r>
-      <w:r>
-        <w:rPr>
-          <w:rFonts w:ascii="Times New Roman" w:hAnsi="Times New Roman"/>
-          <w:sz w:val="24"/>
-        </w:rPr>
-        <w:t>пти́ці</w:t>
-      </w:r>
-      <w:r>
-        <w:rPr>
-          <w:rFonts w:ascii="Times New Roman" w:hAnsi="Times New Roman"/>
-          <w:sz w:val="24"/>
-        </w:rPr>
-        <w:t xml:space="preserve">;* </w:t>
-      </w:r>
-      <w:r>
-        <w:rPr>
-          <w:rFonts w:ascii="Times New Roman" w:hAnsi="Times New Roman"/>
-          <w:sz w:val="24"/>
-        </w:rPr>
-        <w:t>бу́сли</w:t>
-      </w:r>
-      <w:r>
-        <w:rPr>
-          <w:rFonts w:ascii="Times New Roman" w:hAnsi="Times New Roman"/>
-          <w:sz w:val="24"/>
-        </w:rPr>
-        <w:t xml:space="preserve"> – на </w:t>
-      </w:r>
-      <w:r>
-        <w:rPr>
-          <w:rFonts w:ascii="Times New Roman" w:hAnsi="Times New Roman"/>
-          <w:sz w:val="24"/>
-        </w:rPr>
-        <w:t>кипари́сах</w:t>
-      </w:r>
-      <w:r>
-        <w:rPr>
-          <w:rFonts w:ascii="Times New Roman" w:hAnsi="Times New Roman"/>
-          <w:sz w:val="24"/>
-        </w:rPr>
-        <w:t xml:space="preserve"> </w:t>
-      </w:r>
-      <w:r>
-        <w:rPr>
-          <w:rFonts w:ascii="Times New Roman" w:hAnsi="Times New Roman"/>
-          <w:sz w:val="24"/>
-        </w:rPr>
-        <w:t>ї́хнє</w:t>
-      </w:r>
-      <w:r>
-        <w:rPr>
-          <w:rFonts w:ascii="Times New Roman" w:hAnsi="Times New Roman"/>
-          <w:sz w:val="24"/>
-        </w:rPr>
-        <w:t xml:space="preserve"> житло́.</w:t>
-      </w:r>
-    </w:p>
-    <w:p>
-      <w:pPr>
-        <w:pStyle w:val="a"/>
-        <w:spacing w:after="120"/>
-      </w:pPr>
-      <w:r>
-        <w:rPr>
-          <w:rFonts w:ascii="Times New Roman" w:hAnsi="Times New Roman"/>
-          <w:sz w:val="24"/>
-        </w:rPr>
-        <w:t>Висо́кі</w:t>
-      </w:r>
-      <w:r>
-        <w:rPr>
-          <w:rFonts w:ascii="Times New Roman" w:hAnsi="Times New Roman"/>
-          <w:sz w:val="24"/>
-        </w:rPr>
-        <w:t xml:space="preserve"> </w:t>
-      </w:r>
-      <w:r>
-        <w:rPr>
-          <w:rFonts w:ascii="Times New Roman" w:hAnsi="Times New Roman"/>
-          <w:sz w:val="24"/>
-        </w:rPr>
-        <w:t>го́ри</w:t>
-      </w:r>
-      <w:r>
-        <w:rPr>
-          <w:rFonts w:ascii="Times New Roman" w:hAnsi="Times New Roman"/>
-          <w:sz w:val="24"/>
-        </w:rPr>
-        <w:t xml:space="preserve"> для </w:t>
-      </w:r>
-      <w:r>
-        <w:rPr>
-          <w:rFonts w:ascii="Times New Roman" w:hAnsi="Times New Roman"/>
-          <w:sz w:val="24"/>
-        </w:rPr>
-        <w:t>о́ленів</w:t>
-      </w:r>
-      <w:r>
-        <w:rPr>
-          <w:rFonts w:ascii="Times New Roman" w:hAnsi="Times New Roman"/>
-          <w:sz w:val="24"/>
-        </w:rPr>
-        <w:t xml:space="preserve">,* </w:t>
-      </w:r>
-      <w:r>
-        <w:rPr>
-          <w:rFonts w:ascii="Times New Roman" w:hAnsi="Times New Roman"/>
-          <w:sz w:val="24"/>
-        </w:rPr>
-        <w:t>ске́лі</w:t>
-      </w:r>
-      <w:r>
-        <w:rPr>
-          <w:rFonts w:ascii="Times New Roman" w:hAnsi="Times New Roman"/>
-          <w:sz w:val="24"/>
-        </w:rPr>
-        <w:t xml:space="preserve"> − для </w:t>
-      </w:r>
-      <w:r>
-        <w:rPr>
-          <w:rFonts w:ascii="Times New Roman" w:hAnsi="Times New Roman"/>
-          <w:sz w:val="24"/>
-        </w:rPr>
-        <w:t>за́йців</w:t>
-      </w:r>
-      <w:r>
-        <w:rPr>
-          <w:rFonts w:ascii="Times New Roman" w:hAnsi="Times New Roman"/>
-          <w:sz w:val="24"/>
-        </w:rPr>
-        <w:t xml:space="preserve"> </w:t>
-      </w:r>
-      <w:r>
-        <w:rPr>
-          <w:rFonts w:ascii="Times New Roman" w:hAnsi="Times New Roman"/>
-          <w:sz w:val="24"/>
-        </w:rPr>
-        <w:t>приту́лок</w:t>
-      </w:r>
-      <w:r>
-        <w:rPr>
-          <w:rFonts w:ascii="Times New Roman" w:hAnsi="Times New Roman"/>
-          <w:sz w:val="24"/>
-        </w:rPr>
-        <w:t>.</w:t>
-      </w:r>
-    </w:p>
-    <w:p>
-      <w:pPr>
-        <w:pStyle w:val="a"/>
-        <w:spacing w:after="120"/>
-      </w:pPr>
-      <w:r>
-        <w:rPr>
-          <w:rFonts w:ascii="Times New Roman" w:hAnsi="Times New Roman"/>
-          <w:sz w:val="24"/>
-        </w:rPr>
-        <w:t xml:space="preserve">Ти </w:t>
-      </w:r>
-      <w:r>
-        <w:rPr>
-          <w:rFonts w:ascii="Times New Roman" w:hAnsi="Times New Roman"/>
-          <w:sz w:val="24"/>
-        </w:rPr>
-        <w:t>створи́в</w:t>
-      </w:r>
-      <w:r>
-        <w:rPr>
-          <w:rFonts w:ascii="Times New Roman" w:hAnsi="Times New Roman"/>
-          <w:sz w:val="24"/>
-        </w:rPr>
-        <w:t xml:space="preserve"> </w:t>
-      </w:r>
-      <w:r>
-        <w:rPr>
-          <w:rFonts w:ascii="Times New Roman" w:hAnsi="Times New Roman"/>
-          <w:sz w:val="24"/>
-        </w:rPr>
-        <w:t>мі́сяць</w:t>
-      </w:r>
-      <w:r>
-        <w:rPr>
-          <w:rFonts w:ascii="Times New Roman" w:hAnsi="Times New Roman"/>
-          <w:sz w:val="24"/>
-        </w:rPr>
-        <w:t xml:space="preserve">, щоб </w:t>
-      </w:r>
-      <w:r>
-        <w:rPr>
-          <w:rFonts w:ascii="Times New Roman" w:hAnsi="Times New Roman"/>
-          <w:sz w:val="24"/>
-        </w:rPr>
-        <w:t>значи́ти</w:t>
-      </w:r>
-      <w:r>
-        <w:rPr>
-          <w:rFonts w:ascii="Times New Roman" w:hAnsi="Times New Roman"/>
-          <w:sz w:val="24"/>
-        </w:rPr>
-        <w:t xml:space="preserve"> </w:t>
-      </w:r>
-      <w:r>
-        <w:rPr>
-          <w:rFonts w:ascii="Times New Roman" w:hAnsi="Times New Roman"/>
-          <w:sz w:val="24"/>
-        </w:rPr>
-        <w:t>по́ри</w:t>
-      </w:r>
-      <w:r>
-        <w:rPr>
-          <w:rFonts w:ascii="Times New Roman" w:hAnsi="Times New Roman"/>
-          <w:sz w:val="24"/>
-        </w:rPr>
-        <w:t xml:space="preserve">;* </w:t>
-      </w:r>
-      <w:r>
-        <w:rPr>
-          <w:rFonts w:ascii="Times New Roman" w:hAnsi="Times New Roman"/>
-          <w:sz w:val="24"/>
-        </w:rPr>
-        <w:t>со́нце</w:t>
-      </w:r>
-      <w:r>
-        <w:rPr>
-          <w:rFonts w:ascii="Times New Roman" w:hAnsi="Times New Roman"/>
-          <w:sz w:val="24"/>
-        </w:rPr>
-        <w:t xml:space="preserve"> </w:t>
-      </w:r>
-      <w:r>
-        <w:rPr>
-          <w:rFonts w:ascii="Times New Roman" w:hAnsi="Times New Roman"/>
-          <w:sz w:val="24"/>
-        </w:rPr>
-        <w:t>зна́є</w:t>
-      </w:r>
-      <w:r>
-        <w:rPr>
-          <w:rFonts w:ascii="Times New Roman" w:hAnsi="Times New Roman"/>
-          <w:sz w:val="24"/>
-        </w:rPr>
-        <w:t xml:space="preserve"> свій </w:t>
-      </w:r>
-      <w:r>
-        <w:rPr>
-          <w:rFonts w:ascii="Times New Roman" w:hAnsi="Times New Roman"/>
-          <w:sz w:val="24"/>
-        </w:rPr>
-        <w:t>за́хід</w:t>
-      </w:r>
-      <w:r>
-        <w:rPr>
-          <w:rFonts w:ascii="Times New Roman" w:hAnsi="Times New Roman"/>
-          <w:sz w:val="24"/>
-        </w:rPr>
-        <w:t>.</w:t>
-      </w:r>
-    </w:p>
-    <w:p>
-      <w:pPr>
-        <w:pStyle w:val="a"/>
-        <w:spacing w:after="120"/>
-      </w:pPr>
-      <w:r>
-        <w:rPr>
-          <w:rFonts w:ascii="Times New Roman" w:hAnsi="Times New Roman"/>
-          <w:sz w:val="24"/>
-        </w:rPr>
-        <w:t>Наво́диш</w:t>
-      </w:r>
-      <w:r>
-        <w:rPr>
-          <w:rFonts w:ascii="Times New Roman" w:hAnsi="Times New Roman"/>
-          <w:sz w:val="24"/>
-        </w:rPr>
-        <w:t xml:space="preserve"> </w:t>
-      </w:r>
-      <w:r>
-        <w:rPr>
-          <w:rFonts w:ascii="Times New Roman" w:hAnsi="Times New Roman"/>
-          <w:sz w:val="24"/>
-        </w:rPr>
-        <w:t>те́мряву</w:t>
-      </w:r>
-      <w:r>
-        <w:rPr>
-          <w:rFonts w:ascii="Times New Roman" w:hAnsi="Times New Roman"/>
-          <w:sz w:val="24"/>
-        </w:rPr>
-        <w:t xml:space="preserve">, і ніч </w:t>
-      </w:r>
-      <w:r>
-        <w:rPr>
-          <w:rFonts w:ascii="Times New Roman" w:hAnsi="Times New Roman"/>
-          <w:sz w:val="24"/>
-        </w:rPr>
-        <w:t>надхо́дить</w:t>
-      </w:r>
-      <w:r>
-        <w:rPr>
-          <w:rFonts w:ascii="Times New Roman" w:hAnsi="Times New Roman"/>
-          <w:sz w:val="24"/>
-        </w:rPr>
-        <w:t xml:space="preserve">,* що в ній </w:t>
-      </w:r>
-      <w:r>
-        <w:rPr>
-          <w:rFonts w:ascii="Times New Roman" w:hAnsi="Times New Roman"/>
-          <w:sz w:val="24"/>
-        </w:rPr>
-        <w:t>вору́шаться</w:t>
-      </w:r>
-      <w:r>
-        <w:rPr>
-          <w:rFonts w:ascii="Times New Roman" w:hAnsi="Times New Roman"/>
-          <w:sz w:val="24"/>
-        </w:rPr>
-        <w:t xml:space="preserve"> усі́ </w:t>
-      </w:r>
-      <w:r>
-        <w:rPr>
-          <w:rFonts w:ascii="Times New Roman" w:hAnsi="Times New Roman"/>
-          <w:sz w:val="24"/>
-        </w:rPr>
-        <w:t>зві́рі</w:t>
-      </w:r>
-      <w:r>
-        <w:rPr>
-          <w:rFonts w:ascii="Times New Roman" w:hAnsi="Times New Roman"/>
-          <w:sz w:val="24"/>
-        </w:rPr>
-        <w:t xml:space="preserve"> </w:t>
-      </w:r>
-      <w:r>
-        <w:rPr>
-          <w:rFonts w:ascii="Times New Roman" w:hAnsi="Times New Roman"/>
-          <w:sz w:val="24"/>
-        </w:rPr>
-        <w:t>дібро́вні</w:t>
-      </w:r>
-      <w:r>
-        <w:rPr>
-          <w:rFonts w:ascii="Times New Roman" w:hAnsi="Times New Roman"/>
-          <w:sz w:val="24"/>
-        </w:rPr>
-        <w:t>.</w:t>
-      </w:r>
-    </w:p>
-    <w:p>
-      <w:pPr>
-        <w:pStyle w:val="a"/>
-        <w:spacing w:after="120"/>
-      </w:pPr>
-      <w:r>
-        <w:rPr>
-          <w:rFonts w:ascii="Times New Roman" w:hAnsi="Times New Roman"/>
-          <w:sz w:val="24"/>
-        </w:rPr>
-        <w:t>Левеня́та</w:t>
-      </w:r>
-      <w:r>
-        <w:rPr>
-          <w:rFonts w:ascii="Times New Roman" w:hAnsi="Times New Roman"/>
-          <w:sz w:val="24"/>
-        </w:rPr>
-        <w:t xml:space="preserve"> </w:t>
-      </w:r>
-      <w:r>
-        <w:rPr>
-          <w:rFonts w:ascii="Times New Roman" w:hAnsi="Times New Roman"/>
-          <w:sz w:val="24"/>
-        </w:rPr>
-        <w:t>рика́ють</w:t>
-      </w:r>
-      <w:r>
-        <w:rPr>
-          <w:rFonts w:ascii="Times New Roman" w:hAnsi="Times New Roman"/>
-          <w:sz w:val="24"/>
-        </w:rPr>
-        <w:t xml:space="preserve"> за </w:t>
-      </w:r>
-      <w:r>
-        <w:rPr>
-          <w:rFonts w:ascii="Times New Roman" w:hAnsi="Times New Roman"/>
-          <w:sz w:val="24"/>
-        </w:rPr>
-        <w:t>здо́биччю</w:t>
-      </w:r>
-      <w:r>
-        <w:rPr>
-          <w:rFonts w:ascii="Times New Roman" w:hAnsi="Times New Roman"/>
-          <w:sz w:val="24"/>
-        </w:rPr>
-        <w:t xml:space="preserve"> </w:t>
-      </w:r>
-      <w:r>
-        <w:rPr>
-          <w:rFonts w:ascii="Times New Roman" w:hAnsi="Times New Roman"/>
-          <w:sz w:val="24"/>
-        </w:rPr>
-        <w:t>своє́ю</w:t>
-      </w:r>
-      <w:r>
-        <w:rPr>
-          <w:rFonts w:ascii="Times New Roman" w:hAnsi="Times New Roman"/>
-          <w:sz w:val="24"/>
-        </w:rPr>
-        <w:t xml:space="preserve">,* </w:t>
-      </w:r>
-      <w:r>
-        <w:rPr>
-          <w:rFonts w:ascii="Times New Roman" w:hAnsi="Times New Roman"/>
-          <w:sz w:val="24"/>
-        </w:rPr>
-        <w:t>пожи́ви</w:t>
-      </w:r>
-      <w:r>
-        <w:rPr>
-          <w:rFonts w:ascii="Times New Roman" w:hAnsi="Times New Roman"/>
-          <w:sz w:val="24"/>
-        </w:rPr>
-        <w:t xml:space="preserve"> від </w:t>
-      </w:r>
-      <w:r>
-        <w:rPr>
-          <w:rFonts w:ascii="Times New Roman" w:hAnsi="Times New Roman"/>
-          <w:sz w:val="24"/>
-        </w:rPr>
-        <w:t>Бо́га</w:t>
-      </w:r>
-      <w:r>
-        <w:rPr>
-          <w:rFonts w:ascii="Times New Roman" w:hAnsi="Times New Roman"/>
-          <w:sz w:val="24"/>
-        </w:rPr>
-        <w:t xml:space="preserve"> для </w:t>
-      </w:r>
-      <w:r>
-        <w:rPr>
-          <w:rFonts w:ascii="Times New Roman" w:hAnsi="Times New Roman"/>
-          <w:sz w:val="24"/>
-        </w:rPr>
-        <w:t>се́бе</w:t>
-      </w:r>
-      <w:r>
-        <w:rPr>
-          <w:rFonts w:ascii="Times New Roman" w:hAnsi="Times New Roman"/>
-          <w:sz w:val="24"/>
-        </w:rPr>
-        <w:t xml:space="preserve"> </w:t>
-      </w:r>
-      <w:r>
-        <w:rPr>
-          <w:rFonts w:ascii="Times New Roman" w:hAnsi="Times New Roman"/>
-          <w:sz w:val="24"/>
-        </w:rPr>
-        <w:t>про́сять</w:t>
-      </w:r>
-      <w:r>
-        <w:rPr>
-          <w:rFonts w:ascii="Times New Roman" w:hAnsi="Times New Roman"/>
-          <w:sz w:val="24"/>
-        </w:rPr>
-        <w:t>.</w:t>
-      </w:r>
-    </w:p>
-    <w:p>
-      <w:pPr>
-        <w:pStyle w:val="a"/>
-        <w:spacing w:after="120"/>
-      </w:pPr>
-      <w:r>
-        <w:rPr>
-          <w:rFonts w:ascii="Times New Roman" w:hAnsi="Times New Roman"/>
-          <w:sz w:val="24"/>
-        </w:rPr>
-        <w:t>Хова́ються</w:t>
-      </w:r>
-      <w:r>
-        <w:rPr>
-          <w:rFonts w:ascii="Times New Roman" w:hAnsi="Times New Roman"/>
-          <w:sz w:val="24"/>
-        </w:rPr>
-        <w:t xml:space="preserve">, як </w:t>
-      </w:r>
-      <w:r>
-        <w:rPr>
-          <w:rFonts w:ascii="Times New Roman" w:hAnsi="Times New Roman"/>
-          <w:sz w:val="24"/>
-        </w:rPr>
-        <w:t>ті́льки</w:t>
-      </w:r>
-      <w:r>
-        <w:rPr>
-          <w:rFonts w:ascii="Times New Roman" w:hAnsi="Times New Roman"/>
-          <w:sz w:val="24"/>
-        </w:rPr>
-        <w:t xml:space="preserve"> </w:t>
-      </w:r>
-      <w:r>
-        <w:rPr>
-          <w:rFonts w:ascii="Times New Roman" w:hAnsi="Times New Roman"/>
-          <w:sz w:val="24"/>
-        </w:rPr>
-        <w:t>зі́йде</w:t>
-      </w:r>
-      <w:r>
-        <w:rPr>
-          <w:rFonts w:ascii="Times New Roman" w:hAnsi="Times New Roman"/>
-          <w:sz w:val="24"/>
-        </w:rPr>
-        <w:t xml:space="preserve"> </w:t>
-      </w:r>
-      <w:r>
-        <w:rPr>
-          <w:rFonts w:ascii="Times New Roman" w:hAnsi="Times New Roman"/>
-          <w:sz w:val="24"/>
-        </w:rPr>
-        <w:t>со́нце</w:t>
-      </w:r>
-      <w:r>
-        <w:rPr>
-          <w:rFonts w:ascii="Times New Roman" w:hAnsi="Times New Roman"/>
-          <w:sz w:val="24"/>
-        </w:rPr>
-        <w:t xml:space="preserve">,* </w:t>
-      </w:r>
-      <w:r>
-        <w:rPr>
-          <w:rFonts w:ascii="Times New Roman" w:hAnsi="Times New Roman"/>
-          <w:sz w:val="24"/>
-        </w:rPr>
-        <w:t>ляга́ють</w:t>
-      </w:r>
-      <w:r>
-        <w:rPr>
-          <w:rFonts w:ascii="Times New Roman" w:hAnsi="Times New Roman"/>
-          <w:sz w:val="24"/>
-        </w:rPr>
-        <w:t xml:space="preserve"> у </w:t>
-      </w:r>
-      <w:r>
-        <w:rPr>
-          <w:rFonts w:ascii="Times New Roman" w:hAnsi="Times New Roman"/>
-          <w:sz w:val="24"/>
-        </w:rPr>
-        <w:t>свої́х</w:t>
-      </w:r>
-      <w:r>
-        <w:rPr>
-          <w:rFonts w:ascii="Times New Roman" w:hAnsi="Times New Roman"/>
-          <w:sz w:val="24"/>
-        </w:rPr>
-        <w:t xml:space="preserve"> </w:t>
-      </w:r>
-      <w:r>
-        <w:rPr>
-          <w:rFonts w:ascii="Times New Roman" w:hAnsi="Times New Roman"/>
-          <w:sz w:val="24"/>
-        </w:rPr>
-        <w:t>но́рах</w:t>
-      </w:r>
-      <w:r>
-        <w:rPr>
-          <w:rFonts w:ascii="Times New Roman" w:hAnsi="Times New Roman"/>
-          <w:sz w:val="24"/>
-        </w:rPr>
-        <w:t>.</w:t>
-      </w:r>
-    </w:p>
-    <w:p>
-      <w:pPr>
-        <w:pStyle w:val="a"/>
-        <w:spacing w:after="120"/>
-      </w:pPr>
-      <w:r>
-        <w:rPr>
-          <w:rFonts w:ascii="Times New Roman" w:hAnsi="Times New Roman"/>
-          <w:sz w:val="24"/>
-        </w:rPr>
-        <w:t>Вихо́дить</w:t>
-      </w:r>
-      <w:r>
-        <w:rPr>
-          <w:rFonts w:ascii="Times New Roman" w:hAnsi="Times New Roman"/>
-          <w:sz w:val="24"/>
-        </w:rPr>
-        <w:t xml:space="preserve"> </w:t>
-      </w:r>
-      <w:r>
-        <w:rPr>
-          <w:rFonts w:ascii="Times New Roman" w:hAnsi="Times New Roman"/>
-          <w:sz w:val="24"/>
-        </w:rPr>
-        <w:t>чолові́к</w:t>
-      </w:r>
-      <w:r>
-        <w:rPr>
-          <w:rFonts w:ascii="Times New Roman" w:hAnsi="Times New Roman"/>
-          <w:sz w:val="24"/>
-        </w:rPr>
-        <w:t xml:space="preserve"> до свого́ </w:t>
-      </w:r>
-      <w:r>
-        <w:rPr>
-          <w:rFonts w:ascii="Times New Roman" w:hAnsi="Times New Roman"/>
-          <w:sz w:val="24"/>
-        </w:rPr>
-        <w:t>ді́ла</w:t>
-      </w:r>
-      <w:r>
-        <w:rPr>
-          <w:rFonts w:ascii="Times New Roman" w:hAnsi="Times New Roman"/>
-          <w:sz w:val="24"/>
-        </w:rPr>
-        <w:t xml:space="preserve">,* і до </w:t>
-      </w:r>
-      <w:r>
-        <w:rPr>
-          <w:rFonts w:ascii="Times New Roman" w:hAnsi="Times New Roman"/>
-          <w:sz w:val="24"/>
-        </w:rPr>
-        <w:t>своє́ї</w:t>
-      </w:r>
-      <w:r>
-        <w:rPr>
-          <w:rFonts w:ascii="Times New Roman" w:hAnsi="Times New Roman"/>
-          <w:sz w:val="24"/>
-        </w:rPr>
-        <w:t xml:space="preserve"> </w:t>
-      </w:r>
-      <w:r>
-        <w:rPr>
-          <w:rFonts w:ascii="Times New Roman" w:hAnsi="Times New Roman"/>
-          <w:sz w:val="24"/>
-        </w:rPr>
-        <w:t>пра́ці</w:t>
-      </w:r>
-      <w:r>
-        <w:rPr>
-          <w:rFonts w:ascii="Times New Roman" w:hAnsi="Times New Roman"/>
-          <w:sz w:val="24"/>
-        </w:rPr>
-        <w:t xml:space="preserve"> аж до </w:t>
-      </w:r>
-      <w:r>
-        <w:rPr>
-          <w:rFonts w:ascii="Times New Roman" w:hAnsi="Times New Roman"/>
-          <w:sz w:val="24"/>
-        </w:rPr>
-        <w:t>ве́чора</w:t>
-      </w:r>
-      <w:r>
-        <w:rPr>
-          <w:rFonts w:ascii="Times New Roman" w:hAnsi="Times New Roman"/>
-          <w:sz w:val="24"/>
-        </w:rPr>
-        <w:t>.</w:t>
-      </w:r>
-    </w:p>
-    <w:p>
-      <w:pPr>
-        <w:pStyle w:val="a"/>
-        <w:spacing w:after="120"/>
-      </w:pPr>
-      <w:r>
-        <w:rPr>
-          <w:rFonts w:ascii="Times New Roman" w:hAnsi="Times New Roman"/>
-          <w:sz w:val="24"/>
-        </w:rPr>
-        <w:t xml:space="preserve">Яка́ їх, </w:t>
-      </w:r>
-      <w:r>
-        <w:rPr>
-          <w:rFonts w:ascii="Times New Roman" w:hAnsi="Times New Roman"/>
-          <w:sz w:val="24"/>
-        </w:rPr>
-        <w:t>Твої́х</w:t>
-      </w:r>
-      <w:r>
-        <w:rPr>
-          <w:rFonts w:ascii="Times New Roman" w:hAnsi="Times New Roman"/>
-          <w:sz w:val="24"/>
-        </w:rPr>
-        <w:t xml:space="preserve"> діл, </w:t>
-      </w:r>
-      <w:r>
-        <w:rPr>
-          <w:rFonts w:ascii="Times New Roman" w:hAnsi="Times New Roman"/>
-          <w:sz w:val="24"/>
-        </w:rPr>
-        <w:t>Го́споди</w:t>
-      </w:r>
-      <w:r>
-        <w:rPr>
-          <w:rFonts w:ascii="Times New Roman" w:hAnsi="Times New Roman"/>
-          <w:sz w:val="24"/>
-        </w:rPr>
-        <w:t xml:space="preserve">, </w:t>
-      </w:r>
-      <w:r>
-        <w:rPr>
-          <w:rFonts w:ascii="Times New Roman" w:hAnsi="Times New Roman"/>
-          <w:sz w:val="24"/>
-        </w:rPr>
-        <w:t>си́ла</w:t>
-      </w:r>
-      <w:r>
-        <w:rPr>
-          <w:rFonts w:ascii="Times New Roman" w:hAnsi="Times New Roman"/>
-          <w:sz w:val="24"/>
-        </w:rPr>
-        <w:t xml:space="preserve">!* У </w:t>
-      </w:r>
-      <w:r>
-        <w:rPr>
-          <w:rFonts w:ascii="Times New Roman" w:hAnsi="Times New Roman"/>
-          <w:sz w:val="24"/>
-        </w:rPr>
-        <w:t>му́дрості</w:t>
-      </w:r>
-      <w:r>
-        <w:rPr>
-          <w:rFonts w:ascii="Times New Roman" w:hAnsi="Times New Roman"/>
-          <w:sz w:val="24"/>
-        </w:rPr>
-        <w:t xml:space="preserve"> все Ти </w:t>
-      </w:r>
-      <w:r>
-        <w:rPr>
-          <w:rFonts w:ascii="Times New Roman" w:hAnsi="Times New Roman"/>
-          <w:sz w:val="24"/>
-        </w:rPr>
-        <w:t>створи́в</w:t>
-      </w:r>
-      <w:r>
-        <w:rPr>
-          <w:rFonts w:ascii="Times New Roman" w:hAnsi="Times New Roman"/>
-          <w:sz w:val="24"/>
-        </w:rPr>
-        <w:t xml:space="preserve">, − </w:t>
-      </w:r>
-      <w:r>
-        <w:rPr>
-          <w:rFonts w:ascii="Times New Roman" w:hAnsi="Times New Roman"/>
-          <w:sz w:val="24"/>
-        </w:rPr>
-        <w:t>по́вна</w:t>
-      </w:r>
-      <w:r>
-        <w:rPr>
-          <w:rFonts w:ascii="Times New Roman" w:hAnsi="Times New Roman"/>
-          <w:sz w:val="24"/>
-        </w:rPr>
-        <w:t xml:space="preserve"> земля́ </w:t>
-      </w:r>
-      <w:r>
-        <w:rPr>
-          <w:rFonts w:ascii="Times New Roman" w:hAnsi="Times New Roman"/>
-          <w:sz w:val="24"/>
-        </w:rPr>
-        <w:t>Твої́х</w:t>
-      </w:r>
-      <w:r>
-        <w:rPr>
-          <w:rFonts w:ascii="Times New Roman" w:hAnsi="Times New Roman"/>
-          <w:sz w:val="24"/>
-        </w:rPr>
-        <w:t xml:space="preserve"> </w:t>
-      </w:r>
-      <w:r>
-        <w:rPr>
-          <w:rFonts w:ascii="Times New Roman" w:hAnsi="Times New Roman"/>
-          <w:sz w:val="24"/>
-        </w:rPr>
-        <w:t>створі́нь</w:t>
-      </w:r>
-      <w:r>
-        <w:rPr>
-          <w:rFonts w:ascii="Times New Roman" w:hAnsi="Times New Roman"/>
-          <w:sz w:val="24"/>
-        </w:rPr>
-        <w:t>.</w:t>
-      </w:r>
-    </w:p>
-    <w:p>
-      <w:pPr>
-        <w:pStyle w:val="a"/>
-        <w:spacing w:after="120"/>
-      </w:pPr>
-      <w:r>
-        <w:rPr>
-          <w:rFonts w:ascii="Times New Roman" w:hAnsi="Times New Roman"/>
-          <w:sz w:val="24"/>
-        </w:rPr>
-        <w:t xml:space="preserve">Ось </w:t>
-      </w:r>
-      <w:r>
-        <w:rPr>
-          <w:rFonts w:ascii="Times New Roman" w:hAnsi="Times New Roman"/>
-          <w:sz w:val="24"/>
-        </w:rPr>
-        <w:t>мо́ре</w:t>
-      </w:r>
-      <w:r>
-        <w:rPr>
-          <w:rFonts w:ascii="Times New Roman" w:hAnsi="Times New Roman"/>
-          <w:sz w:val="24"/>
-        </w:rPr>
-        <w:t xml:space="preserve"> </w:t>
-      </w:r>
-      <w:r>
-        <w:rPr>
-          <w:rFonts w:ascii="Times New Roman" w:hAnsi="Times New Roman"/>
-          <w:sz w:val="24"/>
-        </w:rPr>
-        <w:t>вели́ке</w:t>
-      </w:r>
-      <w:r>
-        <w:rPr>
-          <w:rFonts w:ascii="Times New Roman" w:hAnsi="Times New Roman"/>
-          <w:sz w:val="24"/>
-        </w:rPr>
-        <w:t xml:space="preserve">, </w:t>
-      </w:r>
-      <w:r>
-        <w:rPr>
-          <w:rFonts w:ascii="Times New Roman" w:hAnsi="Times New Roman"/>
-          <w:sz w:val="24"/>
-        </w:rPr>
-        <w:t>преширо́ке</w:t>
-      </w:r>
-      <w:r>
-        <w:rPr>
-          <w:rFonts w:ascii="Times New Roman" w:hAnsi="Times New Roman"/>
-          <w:sz w:val="24"/>
-        </w:rPr>
-        <w:t xml:space="preserve">,* у </w:t>
-      </w:r>
-      <w:r>
-        <w:rPr>
-          <w:rFonts w:ascii="Times New Roman" w:hAnsi="Times New Roman"/>
-          <w:sz w:val="24"/>
-        </w:rPr>
-        <w:t>ньо́му</w:t>
-      </w:r>
-      <w:r>
-        <w:rPr>
-          <w:rFonts w:ascii="Times New Roman" w:hAnsi="Times New Roman"/>
-          <w:sz w:val="24"/>
-        </w:rPr>
-        <w:t xml:space="preserve"> </w:t>
-      </w:r>
-      <w:r>
-        <w:rPr>
-          <w:rFonts w:ascii="Times New Roman" w:hAnsi="Times New Roman"/>
-          <w:sz w:val="24"/>
-        </w:rPr>
-        <w:t>плазуні́в</w:t>
-      </w:r>
-      <w:r>
-        <w:rPr>
-          <w:rFonts w:ascii="Times New Roman" w:hAnsi="Times New Roman"/>
-          <w:sz w:val="24"/>
-        </w:rPr>
-        <w:t xml:space="preserve"> без </w:t>
-      </w:r>
-      <w:r>
-        <w:rPr>
-          <w:rFonts w:ascii="Times New Roman" w:hAnsi="Times New Roman"/>
-          <w:sz w:val="24"/>
-        </w:rPr>
-        <w:t>лі́ку</w:t>
-      </w:r>
-      <w:r>
-        <w:rPr>
-          <w:rFonts w:ascii="Times New Roman" w:hAnsi="Times New Roman"/>
-          <w:sz w:val="24"/>
-        </w:rPr>
-        <w:t xml:space="preserve">, </w:t>
-      </w:r>
-      <w:r>
-        <w:rPr>
-          <w:rFonts w:ascii="Times New Roman" w:hAnsi="Times New Roman"/>
-          <w:sz w:val="24"/>
-        </w:rPr>
-        <w:t>зві́рів</w:t>
-      </w:r>
-      <w:r>
-        <w:rPr>
-          <w:rFonts w:ascii="Times New Roman" w:hAnsi="Times New Roman"/>
-          <w:sz w:val="24"/>
-        </w:rPr>
-        <w:t xml:space="preserve"> </w:t>
-      </w:r>
-      <w:r>
-        <w:rPr>
-          <w:rFonts w:ascii="Times New Roman" w:hAnsi="Times New Roman"/>
-          <w:sz w:val="24"/>
-        </w:rPr>
-        <w:t>мали́х</w:t>
-      </w:r>
-      <w:r>
-        <w:rPr>
-          <w:rFonts w:ascii="Times New Roman" w:hAnsi="Times New Roman"/>
-          <w:sz w:val="24"/>
-        </w:rPr>
-        <w:t xml:space="preserve"> і </w:t>
-      </w:r>
-      <w:r>
-        <w:rPr>
-          <w:rFonts w:ascii="Times New Roman" w:hAnsi="Times New Roman"/>
-          <w:sz w:val="24"/>
-        </w:rPr>
-        <w:t>вели́ких</w:t>
-      </w:r>
-      <w:r>
-        <w:rPr>
-          <w:rFonts w:ascii="Times New Roman" w:hAnsi="Times New Roman"/>
-          <w:sz w:val="24"/>
-        </w:rPr>
-        <w:t>.</w:t>
-      </w:r>
-    </w:p>
-    <w:p>
-      <w:pPr>
-        <w:pStyle w:val="a"/>
-        <w:spacing w:after="120"/>
-      </w:pPr>
-      <w:r>
-        <w:rPr>
-          <w:rFonts w:ascii="Times New Roman" w:hAnsi="Times New Roman"/>
-          <w:sz w:val="24"/>
-        </w:rPr>
-        <w:t xml:space="preserve">Там кораблі́ </w:t>
-      </w:r>
-      <w:r>
-        <w:rPr>
-          <w:rFonts w:ascii="Times New Roman" w:hAnsi="Times New Roman"/>
-          <w:sz w:val="24"/>
-        </w:rPr>
-        <w:t>прохо́дять</w:t>
-      </w:r>
-      <w:r>
-        <w:rPr>
-          <w:rFonts w:ascii="Times New Roman" w:hAnsi="Times New Roman"/>
-          <w:sz w:val="24"/>
-        </w:rPr>
-        <w:t xml:space="preserve">,* є і </w:t>
-      </w:r>
-      <w:r>
-        <w:rPr>
-          <w:rFonts w:ascii="Times New Roman" w:hAnsi="Times New Roman"/>
-          <w:sz w:val="24"/>
-        </w:rPr>
-        <w:t>левіята́н</w:t>
-      </w:r>
-      <w:r>
-        <w:rPr>
-          <w:rFonts w:ascii="Times New Roman" w:hAnsi="Times New Roman"/>
-          <w:sz w:val="24"/>
-        </w:rPr>
-        <w:t xml:space="preserve">, </w:t>
-      </w:r>
-      <w:r>
-        <w:rPr>
-          <w:rFonts w:ascii="Times New Roman" w:hAnsi="Times New Roman"/>
-          <w:sz w:val="24"/>
-        </w:rPr>
-        <w:t>яко́го</w:t>
-      </w:r>
-      <w:r>
-        <w:rPr>
-          <w:rFonts w:ascii="Times New Roman" w:hAnsi="Times New Roman"/>
-          <w:sz w:val="24"/>
-        </w:rPr>
-        <w:t xml:space="preserve"> Ти </w:t>
-      </w:r>
-      <w:r>
-        <w:rPr>
-          <w:rFonts w:ascii="Times New Roman" w:hAnsi="Times New Roman"/>
-          <w:sz w:val="24"/>
-        </w:rPr>
-        <w:t>створи́в</w:t>
-      </w:r>
-      <w:r>
-        <w:rPr>
-          <w:rFonts w:ascii="Times New Roman" w:hAnsi="Times New Roman"/>
-          <w:sz w:val="24"/>
-        </w:rPr>
-        <w:t xml:space="preserve">, щоб ним </w:t>
-      </w:r>
-      <w:r>
-        <w:rPr>
-          <w:rFonts w:ascii="Times New Roman" w:hAnsi="Times New Roman"/>
-          <w:sz w:val="24"/>
-        </w:rPr>
-        <w:t>ба́витися</w:t>
-      </w:r>
-      <w:r>
-        <w:rPr>
-          <w:rFonts w:ascii="Times New Roman" w:hAnsi="Times New Roman"/>
-          <w:sz w:val="24"/>
-        </w:rPr>
-        <w:t>.</w:t>
-      </w:r>
-    </w:p>
-    <w:p>
-      <w:pPr>
-        <w:pStyle w:val="a"/>
-        <w:spacing w:after="120"/>
-      </w:pPr>
-      <w:r>
-        <w:rPr>
-          <w:rFonts w:ascii="Times New Roman" w:hAnsi="Times New Roman"/>
-          <w:sz w:val="24"/>
-        </w:rPr>
-        <w:t xml:space="preserve">Усі́ вони́ від </w:t>
-      </w:r>
-      <w:r>
-        <w:rPr>
-          <w:rFonts w:ascii="Times New Roman" w:hAnsi="Times New Roman"/>
-          <w:sz w:val="24"/>
-        </w:rPr>
-        <w:t>Те́бе</w:t>
-      </w:r>
-      <w:r>
-        <w:rPr>
-          <w:rFonts w:ascii="Times New Roman" w:hAnsi="Times New Roman"/>
-          <w:sz w:val="24"/>
-        </w:rPr>
-        <w:t xml:space="preserve"> </w:t>
-      </w:r>
-      <w:r>
-        <w:rPr>
-          <w:rFonts w:ascii="Times New Roman" w:hAnsi="Times New Roman"/>
-          <w:sz w:val="24"/>
-        </w:rPr>
-        <w:t>дожида́ють</w:t>
-      </w:r>
-      <w:r>
-        <w:rPr>
-          <w:rFonts w:ascii="Times New Roman" w:hAnsi="Times New Roman"/>
-          <w:sz w:val="24"/>
-        </w:rPr>
-        <w:t xml:space="preserve">,* щоб дав їм у свій час </w:t>
-      </w:r>
-      <w:r>
-        <w:rPr>
-          <w:rFonts w:ascii="Times New Roman" w:hAnsi="Times New Roman"/>
-          <w:sz w:val="24"/>
-        </w:rPr>
-        <w:t>пожи́ву</w:t>
-      </w:r>
-      <w:r>
-        <w:rPr>
-          <w:rFonts w:ascii="Times New Roman" w:hAnsi="Times New Roman"/>
-          <w:sz w:val="24"/>
-        </w:rPr>
-        <w:t>.</w:t>
-      </w:r>
-    </w:p>
-    <w:p>
-      <w:pPr>
-        <w:pStyle w:val="a"/>
-        <w:spacing w:after="120"/>
-      </w:pPr>
-      <w:r>
-        <w:rPr>
-          <w:rFonts w:ascii="Times New Roman" w:hAnsi="Times New Roman"/>
-          <w:sz w:val="24"/>
-        </w:rPr>
-        <w:t xml:space="preserve">Коли́ </w:t>
-      </w:r>
-      <w:r>
-        <w:rPr>
-          <w:rFonts w:ascii="Times New Roman" w:hAnsi="Times New Roman"/>
-          <w:sz w:val="24"/>
-        </w:rPr>
-        <w:t>дає́ш</w:t>
-      </w:r>
-      <w:r>
-        <w:rPr>
-          <w:rFonts w:ascii="Times New Roman" w:hAnsi="Times New Roman"/>
-          <w:sz w:val="24"/>
-        </w:rPr>
-        <w:t xml:space="preserve"> їм, вони́ її́ </w:t>
-      </w:r>
-      <w:r>
-        <w:rPr>
-          <w:rFonts w:ascii="Times New Roman" w:hAnsi="Times New Roman"/>
-          <w:sz w:val="24"/>
-        </w:rPr>
-        <w:t>збира́ють</w:t>
-      </w:r>
-      <w:r>
-        <w:rPr>
-          <w:rFonts w:ascii="Times New Roman" w:hAnsi="Times New Roman"/>
-          <w:sz w:val="24"/>
-        </w:rPr>
-        <w:t xml:space="preserve">,* як </w:t>
-      </w:r>
-      <w:r>
-        <w:rPr>
-          <w:rFonts w:ascii="Times New Roman" w:hAnsi="Times New Roman"/>
-          <w:sz w:val="24"/>
-        </w:rPr>
-        <w:t>розту́люєш</w:t>
-      </w:r>
-      <w:r>
-        <w:rPr>
-          <w:rFonts w:ascii="Times New Roman" w:hAnsi="Times New Roman"/>
-          <w:sz w:val="24"/>
-        </w:rPr>
-        <w:t xml:space="preserve"> Твою́ </w:t>
-      </w:r>
-      <w:r>
-        <w:rPr>
-          <w:rFonts w:ascii="Times New Roman" w:hAnsi="Times New Roman"/>
-          <w:sz w:val="24"/>
-        </w:rPr>
-        <w:t>ру́ку</w:t>
-      </w:r>
-      <w:r>
-        <w:rPr>
-          <w:rFonts w:ascii="Times New Roman" w:hAnsi="Times New Roman"/>
-          <w:sz w:val="24"/>
-        </w:rPr>
-        <w:t xml:space="preserve">, вони́ </w:t>
-      </w:r>
-      <w:r>
-        <w:rPr>
-          <w:rFonts w:ascii="Times New Roman" w:hAnsi="Times New Roman"/>
-          <w:sz w:val="24"/>
-        </w:rPr>
-        <w:t>наси́чуються</w:t>
-      </w:r>
-      <w:r>
-        <w:rPr>
-          <w:rFonts w:ascii="Times New Roman" w:hAnsi="Times New Roman"/>
-          <w:sz w:val="24"/>
-        </w:rPr>
-        <w:t xml:space="preserve"> </w:t>
-      </w:r>
-      <w:r>
-        <w:rPr>
-          <w:rFonts w:ascii="Times New Roman" w:hAnsi="Times New Roman"/>
-          <w:sz w:val="24"/>
-        </w:rPr>
-        <w:t>бла́гом</w:t>
-      </w:r>
-      <w:r>
-        <w:rPr>
-          <w:rFonts w:ascii="Times New Roman" w:hAnsi="Times New Roman"/>
-          <w:sz w:val="24"/>
-        </w:rPr>
-        <w:t>.</w:t>
-      </w:r>
-    </w:p>
-    <w:p>
-      <w:pPr>
-        <w:pStyle w:val="a"/>
-        <w:spacing w:after="120"/>
-      </w:pPr>
-      <w:r>
-        <w:rPr>
-          <w:rFonts w:ascii="Times New Roman" w:hAnsi="Times New Roman"/>
-          <w:sz w:val="24"/>
-        </w:rPr>
-        <w:t xml:space="preserve">Вони́ </w:t>
-      </w:r>
-      <w:r>
-        <w:rPr>
-          <w:rFonts w:ascii="Times New Roman" w:hAnsi="Times New Roman"/>
-          <w:sz w:val="24"/>
-        </w:rPr>
-        <w:t>бенте́жаться</w:t>
-      </w:r>
-      <w:r>
-        <w:rPr>
-          <w:rFonts w:ascii="Times New Roman" w:hAnsi="Times New Roman"/>
-          <w:sz w:val="24"/>
-        </w:rPr>
-        <w:t xml:space="preserve">, коли́ </w:t>
-      </w:r>
-      <w:r>
-        <w:rPr>
-          <w:rFonts w:ascii="Times New Roman" w:hAnsi="Times New Roman"/>
-          <w:sz w:val="24"/>
-        </w:rPr>
-        <w:t>хова́єш</w:t>
-      </w:r>
-      <w:r>
-        <w:rPr>
-          <w:rFonts w:ascii="Times New Roman" w:hAnsi="Times New Roman"/>
-          <w:sz w:val="24"/>
-        </w:rPr>
-        <w:t xml:space="preserve"> вид Свій;* як </w:t>
-      </w:r>
-      <w:r>
-        <w:rPr>
-          <w:rFonts w:ascii="Times New Roman" w:hAnsi="Times New Roman"/>
-          <w:sz w:val="24"/>
-        </w:rPr>
-        <w:t>забира́єш</w:t>
-      </w:r>
-      <w:r>
-        <w:rPr>
-          <w:rFonts w:ascii="Times New Roman" w:hAnsi="Times New Roman"/>
-          <w:sz w:val="24"/>
-        </w:rPr>
-        <w:t xml:space="preserve"> дух у них, вони́ </w:t>
-      </w:r>
-      <w:r>
-        <w:rPr>
-          <w:rFonts w:ascii="Times New Roman" w:hAnsi="Times New Roman"/>
-          <w:sz w:val="24"/>
-        </w:rPr>
-        <w:t>ги́нуть</w:t>
-      </w:r>
-      <w:r>
-        <w:rPr>
-          <w:rFonts w:ascii="Times New Roman" w:hAnsi="Times New Roman"/>
-          <w:sz w:val="24"/>
-        </w:rPr>
-        <w:t xml:space="preserve"> і </w:t>
-      </w:r>
-      <w:r>
-        <w:rPr>
-          <w:rFonts w:ascii="Times New Roman" w:hAnsi="Times New Roman"/>
-          <w:sz w:val="24"/>
-        </w:rPr>
-        <w:t>поверта́ються</w:t>
-      </w:r>
-      <w:r>
-        <w:rPr>
-          <w:rFonts w:ascii="Times New Roman" w:hAnsi="Times New Roman"/>
-          <w:sz w:val="24"/>
-        </w:rPr>
-        <w:t xml:space="preserve"> у свій </w:t>
-      </w:r>
-      <w:r>
-        <w:rPr>
-          <w:rFonts w:ascii="Times New Roman" w:hAnsi="Times New Roman"/>
-          <w:sz w:val="24"/>
-        </w:rPr>
-        <w:t>по́рох</w:t>
-      </w:r>
-      <w:r>
-        <w:rPr>
-          <w:rFonts w:ascii="Times New Roman" w:hAnsi="Times New Roman"/>
-          <w:sz w:val="24"/>
-        </w:rPr>
-        <w:t>.</w:t>
-      </w:r>
-    </w:p>
-    <w:p>
-      <w:pPr>
-        <w:pStyle w:val="a"/>
-        <w:spacing w:after="120"/>
-      </w:pPr>
-      <w:r>
-        <w:rPr>
-          <w:rFonts w:ascii="Times New Roman" w:hAnsi="Times New Roman"/>
-          <w:sz w:val="24"/>
-        </w:rPr>
-        <w:t>Зішле́ш</w:t>
-      </w:r>
-      <w:r>
-        <w:rPr>
-          <w:rFonts w:ascii="Times New Roman" w:hAnsi="Times New Roman"/>
-          <w:sz w:val="24"/>
-        </w:rPr>
-        <w:t xml:space="preserve"> Свій дух, – вони́ </w:t>
-      </w:r>
-      <w:r>
-        <w:rPr>
-          <w:rFonts w:ascii="Times New Roman" w:hAnsi="Times New Roman"/>
-          <w:sz w:val="24"/>
-        </w:rPr>
-        <w:t>ожива́ють</w:t>
-      </w:r>
-      <w:r>
-        <w:rPr>
-          <w:rFonts w:ascii="Times New Roman" w:hAnsi="Times New Roman"/>
-          <w:sz w:val="24"/>
-        </w:rPr>
-        <w:t xml:space="preserve">,* і Ти </w:t>
-      </w:r>
-      <w:r>
-        <w:rPr>
-          <w:rFonts w:ascii="Times New Roman" w:hAnsi="Times New Roman"/>
-          <w:sz w:val="24"/>
-        </w:rPr>
-        <w:t>відно́влюєш</w:t>
-      </w:r>
-      <w:r>
-        <w:rPr>
-          <w:rFonts w:ascii="Times New Roman" w:hAnsi="Times New Roman"/>
-          <w:sz w:val="24"/>
-        </w:rPr>
-        <w:t xml:space="preserve"> лице́ землі́.</w:t>
-      </w:r>
-    </w:p>
-    <w:p>
-      <w:pPr>
-        <w:pStyle w:val="a"/>
-        <w:spacing w:after="120"/>
-      </w:pPr>
-      <w:r>
-        <w:rPr>
-          <w:rFonts w:ascii="Times New Roman" w:hAnsi="Times New Roman"/>
-          <w:sz w:val="24"/>
-        </w:rPr>
-        <w:t>Неха́й</w:t>
-      </w:r>
-      <w:r>
-        <w:rPr>
-          <w:rFonts w:ascii="Times New Roman" w:hAnsi="Times New Roman"/>
-          <w:sz w:val="24"/>
-        </w:rPr>
-        <w:t xml:space="preserve"> </w:t>
-      </w:r>
-      <w:r>
-        <w:rPr>
-          <w:rFonts w:ascii="Times New Roman" w:hAnsi="Times New Roman"/>
-          <w:sz w:val="24"/>
-        </w:rPr>
-        <w:t>сла́ва</w:t>
-      </w:r>
-      <w:r>
-        <w:rPr>
-          <w:rFonts w:ascii="Times New Roman" w:hAnsi="Times New Roman"/>
-          <w:sz w:val="24"/>
-        </w:rPr>
-        <w:t xml:space="preserve"> </w:t>
-      </w:r>
-      <w:r>
-        <w:rPr>
-          <w:rFonts w:ascii="Times New Roman" w:hAnsi="Times New Roman"/>
-          <w:sz w:val="24"/>
-        </w:rPr>
-        <w:t>Госпо́дня</w:t>
-      </w:r>
-      <w:r>
-        <w:rPr>
-          <w:rFonts w:ascii="Times New Roman" w:hAnsi="Times New Roman"/>
-          <w:sz w:val="24"/>
-        </w:rPr>
-        <w:t xml:space="preserve"> </w:t>
-      </w:r>
-      <w:r>
-        <w:rPr>
-          <w:rFonts w:ascii="Times New Roman" w:hAnsi="Times New Roman"/>
-          <w:sz w:val="24"/>
-        </w:rPr>
-        <w:t>бу́де</w:t>
-      </w:r>
-      <w:r>
-        <w:rPr>
-          <w:rFonts w:ascii="Times New Roman" w:hAnsi="Times New Roman"/>
-          <w:sz w:val="24"/>
-        </w:rPr>
-        <w:t xml:space="preserve"> </w:t>
-      </w:r>
-      <w:r>
-        <w:rPr>
-          <w:rFonts w:ascii="Times New Roman" w:hAnsi="Times New Roman"/>
-          <w:sz w:val="24"/>
-        </w:rPr>
-        <w:t>пові́ки</w:t>
-      </w:r>
-      <w:r>
-        <w:rPr>
-          <w:rFonts w:ascii="Times New Roman" w:hAnsi="Times New Roman"/>
-          <w:sz w:val="24"/>
-        </w:rPr>
-        <w:t xml:space="preserve">,* </w:t>
-      </w:r>
-      <w:r>
-        <w:rPr>
-          <w:rFonts w:ascii="Times New Roman" w:hAnsi="Times New Roman"/>
-          <w:sz w:val="24"/>
-        </w:rPr>
-        <w:t>неха́й</w:t>
-      </w:r>
-      <w:r>
-        <w:rPr>
-          <w:rFonts w:ascii="Times New Roman" w:hAnsi="Times New Roman"/>
-          <w:sz w:val="24"/>
-        </w:rPr>
-        <w:t xml:space="preserve"> </w:t>
-      </w:r>
-      <w:r>
-        <w:rPr>
-          <w:rFonts w:ascii="Times New Roman" w:hAnsi="Times New Roman"/>
-          <w:sz w:val="24"/>
-        </w:rPr>
-        <w:t>Госпо́дь</w:t>
-      </w:r>
-      <w:r>
-        <w:rPr>
-          <w:rFonts w:ascii="Times New Roman" w:hAnsi="Times New Roman"/>
-          <w:sz w:val="24"/>
-        </w:rPr>
-        <w:t xml:space="preserve"> </w:t>
-      </w:r>
-      <w:r>
-        <w:rPr>
-          <w:rFonts w:ascii="Times New Roman" w:hAnsi="Times New Roman"/>
-          <w:sz w:val="24"/>
-        </w:rPr>
-        <w:t>раді́є</w:t>
-      </w:r>
-      <w:r>
-        <w:rPr>
-          <w:rFonts w:ascii="Times New Roman" w:hAnsi="Times New Roman"/>
-          <w:sz w:val="24"/>
-        </w:rPr>
-        <w:t xml:space="preserve"> </w:t>
-      </w:r>
-      <w:r>
-        <w:rPr>
-          <w:rFonts w:ascii="Times New Roman" w:hAnsi="Times New Roman"/>
-          <w:sz w:val="24"/>
-        </w:rPr>
-        <w:t>тво́рами</w:t>
-      </w:r>
-      <w:r>
-        <w:rPr>
-          <w:rFonts w:ascii="Times New Roman" w:hAnsi="Times New Roman"/>
-          <w:sz w:val="24"/>
-        </w:rPr>
-        <w:t xml:space="preserve"> </w:t>
-      </w:r>
-      <w:r>
-        <w:rPr>
-          <w:rFonts w:ascii="Times New Roman" w:hAnsi="Times New Roman"/>
-          <w:sz w:val="24"/>
-        </w:rPr>
-        <w:t>Свої́ми</w:t>
-      </w:r>
-      <w:r>
-        <w:rPr>
-          <w:rFonts w:ascii="Times New Roman" w:hAnsi="Times New Roman"/>
-          <w:sz w:val="24"/>
-        </w:rPr>
-        <w:t>.</w:t>
-      </w:r>
-    </w:p>
-    <w:p>
-      <w:pPr>
-        <w:pStyle w:val="a"/>
-        <w:spacing w:after="120"/>
-      </w:pPr>
-      <w:r>
-        <w:rPr>
-          <w:rFonts w:ascii="Times New Roman" w:hAnsi="Times New Roman"/>
-          <w:sz w:val="24"/>
-        </w:rPr>
-        <w:t>Спогля́не</w:t>
-      </w:r>
-      <w:r>
-        <w:rPr>
-          <w:rFonts w:ascii="Times New Roman" w:hAnsi="Times New Roman"/>
-          <w:sz w:val="24"/>
-        </w:rPr>
-        <w:t xml:space="preserve"> Він на </w:t>
-      </w:r>
-      <w:r>
-        <w:rPr>
-          <w:rFonts w:ascii="Times New Roman" w:hAnsi="Times New Roman"/>
-          <w:sz w:val="24"/>
-        </w:rPr>
-        <w:t>зе́млю</w:t>
-      </w:r>
-      <w:r>
-        <w:rPr>
-          <w:rFonts w:ascii="Times New Roman" w:hAnsi="Times New Roman"/>
-          <w:sz w:val="24"/>
-        </w:rPr>
-        <w:t xml:space="preserve">, і вона́ </w:t>
-      </w:r>
-      <w:r>
-        <w:rPr>
-          <w:rFonts w:ascii="Times New Roman" w:hAnsi="Times New Roman"/>
-          <w:sz w:val="24"/>
-        </w:rPr>
-        <w:t>стряса́ється</w:t>
-      </w:r>
-      <w:r>
-        <w:rPr>
-          <w:rFonts w:ascii="Times New Roman" w:hAnsi="Times New Roman"/>
-          <w:sz w:val="24"/>
-        </w:rPr>
-        <w:t xml:space="preserve">,* </w:t>
-      </w:r>
-      <w:r>
-        <w:rPr>
-          <w:rFonts w:ascii="Times New Roman" w:hAnsi="Times New Roman"/>
-          <w:sz w:val="24"/>
-        </w:rPr>
-        <w:t>торкне́ться</w:t>
-      </w:r>
-      <w:r>
-        <w:rPr>
-          <w:rFonts w:ascii="Times New Roman" w:hAnsi="Times New Roman"/>
-          <w:sz w:val="24"/>
-        </w:rPr>
-        <w:t xml:space="preserve"> гір, вони́ </w:t>
-      </w:r>
-      <w:r>
-        <w:rPr>
-          <w:rFonts w:ascii="Times New Roman" w:hAnsi="Times New Roman"/>
-          <w:sz w:val="24"/>
-        </w:rPr>
-        <w:t>диму́ють</w:t>
-      </w:r>
-      <w:r>
-        <w:rPr>
-          <w:rFonts w:ascii="Times New Roman" w:hAnsi="Times New Roman"/>
-          <w:sz w:val="24"/>
-        </w:rPr>
-        <w:t>.</w:t>
-      </w:r>
-    </w:p>
-    <w:p>
-      <w:pPr>
-        <w:pStyle w:val="a"/>
-        <w:spacing w:after="120"/>
-      </w:pPr>
-      <w:r>
-        <w:rPr>
-          <w:rFonts w:ascii="Times New Roman" w:hAnsi="Times New Roman"/>
-          <w:sz w:val="24"/>
-        </w:rPr>
-        <w:t xml:space="preserve">Я </w:t>
-      </w:r>
-      <w:r>
-        <w:rPr>
-          <w:rFonts w:ascii="Times New Roman" w:hAnsi="Times New Roman"/>
-          <w:sz w:val="24"/>
-        </w:rPr>
-        <w:t>бу́ду</w:t>
-      </w:r>
-      <w:r>
-        <w:rPr>
-          <w:rFonts w:ascii="Times New Roman" w:hAnsi="Times New Roman"/>
-          <w:sz w:val="24"/>
-        </w:rPr>
-        <w:t xml:space="preserve"> </w:t>
-      </w:r>
-      <w:r>
-        <w:rPr>
-          <w:rFonts w:ascii="Times New Roman" w:hAnsi="Times New Roman"/>
-          <w:sz w:val="24"/>
-        </w:rPr>
-        <w:t>Го́сподеві</w:t>
-      </w:r>
-      <w:r>
-        <w:rPr>
-          <w:rFonts w:ascii="Times New Roman" w:hAnsi="Times New Roman"/>
-          <w:sz w:val="24"/>
-        </w:rPr>
-        <w:t xml:space="preserve"> </w:t>
-      </w:r>
-      <w:r>
-        <w:rPr>
-          <w:rFonts w:ascii="Times New Roman" w:hAnsi="Times New Roman"/>
-          <w:sz w:val="24"/>
-        </w:rPr>
-        <w:t>спі́вати</w:t>
-      </w:r>
-      <w:r>
-        <w:rPr>
-          <w:rFonts w:ascii="Times New Roman" w:hAnsi="Times New Roman"/>
-          <w:sz w:val="24"/>
-        </w:rPr>
-        <w:t xml:space="preserve"> </w:t>
-      </w:r>
-      <w:r>
-        <w:rPr>
-          <w:rFonts w:ascii="Times New Roman" w:hAnsi="Times New Roman"/>
-          <w:sz w:val="24"/>
-        </w:rPr>
-        <w:t>по́ки</w:t>
-      </w:r>
-      <w:r>
-        <w:rPr>
-          <w:rFonts w:ascii="Times New Roman" w:hAnsi="Times New Roman"/>
-          <w:sz w:val="24"/>
-        </w:rPr>
-        <w:t xml:space="preserve"> життя́ мого́,* псалми́ </w:t>
-      </w:r>
-      <w:r>
-        <w:rPr>
-          <w:rFonts w:ascii="Times New Roman" w:hAnsi="Times New Roman"/>
-          <w:sz w:val="24"/>
-        </w:rPr>
-        <w:t>співа́тиму</w:t>
-      </w:r>
-      <w:r>
-        <w:rPr>
-          <w:rFonts w:ascii="Times New Roman" w:hAnsi="Times New Roman"/>
-          <w:sz w:val="24"/>
-        </w:rPr>
-        <w:t xml:space="preserve">, </w:t>
-      </w:r>
-      <w:r>
-        <w:rPr>
-          <w:rFonts w:ascii="Times New Roman" w:hAnsi="Times New Roman"/>
-          <w:sz w:val="24"/>
-        </w:rPr>
-        <w:t>по́ки</w:t>
-      </w:r>
-      <w:r>
-        <w:rPr>
-          <w:rFonts w:ascii="Times New Roman" w:hAnsi="Times New Roman"/>
-          <w:sz w:val="24"/>
-        </w:rPr>
-        <w:t xml:space="preserve"> </w:t>
-      </w:r>
-      <w:r>
-        <w:rPr>
-          <w:rFonts w:ascii="Times New Roman" w:hAnsi="Times New Roman"/>
-          <w:sz w:val="24"/>
-        </w:rPr>
-        <w:t>бу́ду</w:t>
-      </w:r>
-      <w:r>
-        <w:rPr>
-          <w:rFonts w:ascii="Times New Roman" w:hAnsi="Times New Roman"/>
-          <w:sz w:val="24"/>
-        </w:rPr>
-        <w:t xml:space="preserve"> </w:t>
-      </w:r>
-      <w:r>
-        <w:rPr>
-          <w:rFonts w:ascii="Times New Roman" w:hAnsi="Times New Roman"/>
-          <w:sz w:val="24"/>
-        </w:rPr>
-        <w:t>жи́ти</w:t>
-      </w:r>
-      <w:r>
-        <w:rPr>
-          <w:rFonts w:ascii="Times New Roman" w:hAnsi="Times New Roman"/>
-          <w:sz w:val="24"/>
-        </w:rPr>
-        <w:t>.</w:t>
-      </w:r>
-    </w:p>
-    <w:p>
-      <w:pPr>
-        <w:pStyle w:val="a"/>
-        <w:spacing w:after="120"/>
-      </w:pPr>
-      <w:r>
-        <w:rPr>
-          <w:rFonts w:ascii="Times New Roman" w:hAnsi="Times New Roman"/>
-          <w:sz w:val="24"/>
-        </w:rPr>
-        <w:t>Неха́й</w:t>
-      </w:r>
-      <w:r>
-        <w:rPr>
-          <w:rFonts w:ascii="Times New Roman" w:hAnsi="Times New Roman"/>
-          <w:sz w:val="24"/>
-        </w:rPr>
-        <w:t xml:space="preserve"> </w:t>
-      </w:r>
-      <w:r>
-        <w:rPr>
-          <w:rFonts w:ascii="Times New Roman" w:hAnsi="Times New Roman"/>
-          <w:sz w:val="24"/>
-        </w:rPr>
-        <w:t>бу́де</w:t>
-      </w:r>
-      <w:r>
-        <w:rPr>
-          <w:rFonts w:ascii="Times New Roman" w:hAnsi="Times New Roman"/>
-          <w:sz w:val="24"/>
-        </w:rPr>
-        <w:t xml:space="preserve"> </w:t>
-      </w:r>
-      <w:r>
-        <w:rPr>
-          <w:rFonts w:ascii="Times New Roman" w:hAnsi="Times New Roman"/>
-          <w:sz w:val="24"/>
-        </w:rPr>
-        <w:t>приє́мна</w:t>
-      </w:r>
-      <w:r>
-        <w:rPr>
-          <w:rFonts w:ascii="Times New Roman" w:hAnsi="Times New Roman"/>
-          <w:sz w:val="24"/>
-        </w:rPr>
-        <w:t xml:space="preserve"> Йому́ моя́ </w:t>
-      </w:r>
-      <w:r>
-        <w:rPr>
-          <w:rFonts w:ascii="Times New Roman" w:hAnsi="Times New Roman"/>
-          <w:sz w:val="24"/>
-        </w:rPr>
-        <w:t>пі́сня</w:t>
-      </w:r>
-      <w:r>
-        <w:rPr>
-          <w:rFonts w:ascii="Times New Roman" w:hAnsi="Times New Roman"/>
-          <w:sz w:val="24"/>
-        </w:rPr>
-        <w:t xml:space="preserve">;* у </w:t>
-      </w:r>
-      <w:r>
-        <w:rPr>
-          <w:rFonts w:ascii="Times New Roman" w:hAnsi="Times New Roman"/>
-          <w:sz w:val="24"/>
-        </w:rPr>
-        <w:t>Го́споді</w:t>
-      </w:r>
-      <w:r>
-        <w:rPr>
-          <w:rFonts w:ascii="Times New Roman" w:hAnsi="Times New Roman"/>
-          <w:sz w:val="24"/>
-        </w:rPr>
-        <w:t xml:space="preserve"> я </w:t>
-      </w:r>
-      <w:r>
-        <w:rPr>
-          <w:rFonts w:ascii="Times New Roman" w:hAnsi="Times New Roman"/>
-          <w:sz w:val="24"/>
-        </w:rPr>
-        <w:t>весели́тимусь</w:t>
-      </w:r>
-      <w:r>
-        <w:rPr>
-          <w:rFonts w:ascii="Times New Roman" w:hAnsi="Times New Roman"/>
-          <w:sz w:val="24"/>
-        </w:rPr>
-        <w:t>.</w:t>
-      </w:r>
-    </w:p>
-    <w:p>
-      <w:pPr>
-        <w:pStyle w:val="a"/>
-        <w:spacing w:after="120"/>
-      </w:pPr>
-      <w:r>
-        <w:rPr>
-          <w:rFonts w:ascii="Times New Roman" w:hAnsi="Times New Roman"/>
-          <w:sz w:val="24"/>
-        </w:rPr>
-        <w:t>Неха́й</w:t>
-      </w:r>
-      <w:r>
-        <w:rPr>
-          <w:rFonts w:ascii="Times New Roman" w:hAnsi="Times New Roman"/>
-          <w:sz w:val="24"/>
-        </w:rPr>
-        <w:t xml:space="preserve"> </w:t>
-      </w:r>
-      <w:r>
-        <w:rPr>
-          <w:rFonts w:ascii="Times New Roman" w:hAnsi="Times New Roman"/>
-          <w:sz w:val="24"/>
-        </w:rPr>
-        <w:t>грі́шники</w:t>
-      </w:r>
-      <w:r>
-        <w:rPr>
-          <w:rFonts w:ascii="Times New Roman" w:hAnsi="Times New Roman"/>
-          <w:sz w:val="24"/>
-        </w:rPr>
-        <w:t xml:space="preserve"> з землі </w:t>
-      </w:r>
-      <w:r>
-        <w:rPr>
-          <w:rFonts w:ascii="Times New Roman" w:hAnsi="Times New Roman"/>
-          <w:sz w:val="24"/>
-        </w:rPr>
-        <w:t>ще́знуть</w:t>
-      </w:r>
-      <w:r>
-        <w:rPr>
-          <w:rFonts w:ascii="Times New Roman" w:hAnsi="Times New Roman"/>
-          <w:sz w:val="24"/>
-        </w:rPr>
-        <w:t xml:space="preserve">, і </w:t>
-      </w:r>
-      <w:r>
-        <w:rPr>
-          <w:rFonts w:ascii="Times New Roman" w:hAnsi="Times New Roman"/>
-          <w:sz w:val="24"/>
-        </w:rPr>
-        <w:t>беззако́нних</w:t>
-      </w:r>
-      <w:r>
-        <w:rPr>
-          <w:rFonts w:ascii="Times New Roman" w:hAnsi="Times New Roman"/>
-          <w:sz w:val="24"/>
-        </w:rPr>
-        <w:t xml:space="preserve"> </w:t>
-      </w:r>
-      <w:r>
-        <w:rPr>
-          <w:rFonts w:ascii="Times New Roman" w:hAnsi="Times New Roman"/>
-          <w:sz w:val="24"/>
-        </w:rPr>
-        <w:t>бі́льше</w:t>
-      </w:r>
-      <w:r>
-        <w:rPr>
-          <w:rFonts w:ascii="Times New Roman" w:hAnsi="Times New Roman"/>
-          <w:sz w:val="24"/>
-        </w:rPr>
-        <w:t xml:space="preserve"> </w:t>
-      </w:r>
-      <w:r>
-        <w:rPr>
-          <w:rFonts w:ascii="Times New Roman" w:hAnsi="Times New Roman"/>
-          <w:sz w:val="24"/>
-        </w:rPr>
-        <w:t>неха́й</w:t>
-      </w:r>
-      <w:r>
-        <w:rPr>
-          <w:rFonts w:ascii="Times New Roman" w:hAnsi="Times New Roman"/>
-          <w:sz w:val="24"/>
-        </w:rPr>
-        <w:t xml:space="preserve"> не бу́де.* Благослови́, душе́ моя́, </w:t>
-      </w:r>
-      <w:r>
-        <w:rPr>
-          <w:rFonts w:ascii="Times New Roman" w:hAnsi="Times New Roman"/>
-          <w:sz w:val="24"/>
-        </w:rPr>
-        <w:t>Го́спода</w:t>
-      </w:r>
-      <w:r>
-        <w:rPr>
-          <w:rFonts w:ascii="Times New Roman" w:hAnsi="Times New Roman"/>
-          <w:sz w:val="24"/>
-        </w:rPr>
-        <w:t>.</w:t>
-      </w:r>
-    </w:p>
-    <w:p>
-      <w:pPr>
-        <w:pStyle w:val="a"/>
-        <w:spacing w:after="120"/>
-      </w:pPr>
-      <w:r>
-        <w:rPr>
-          <w:rFonts w:ascii="Times New Roman" w:hAnsi="Times New Roman"/>
-          <w:sz w:val="24"/>
-        </w:rPr>
-        <w:t>Со́нце</w:t>
-      </w:r>
-      <w:r>
-        <w:rPr>
-          <w:rFonts w:ascii="Times New Roman" w:hAnsi="Times New Roman"/>
-          <w:sz w:val="24"/>
-        </w:rPr>
-        <w:t xml:space="preserve"> </w:t>
-      </w:r>
-      <w:r>
-        <w:rPr>
-          <w:rFonts w:ascii="Times New Roman" w:hAnsi="Times New Roman"/>
-          <w:sz w:val="24"/>
-        </w:rPr>
-        <w:t>зна́є</w:t>
-      </w:r>
-      <w:r>
-        <w:rPr>
-          <w:rFonts w:ascii="Times New Roman" w:hAnsi="Times New Roman"/>
-          <w:sz w:val="24"/>
-        </w:rPr>
-        <w:t xml:space="preserve"> свій </w:t>
-      </w:r>
-      <w:r>
-        <w:rPr>
-          <w:rFonts w:ascii="Times New Roman" w:hAnsi="Times New Roman"/>
-          <w:sz w:val="24"/>
-        </w:rPr>
-        <w:t>за́хід</w:t>
-      </w:r>
-      <w:r>
-        <w:rPr>
-          <w:rFonts w:ascii="Times New Roman" w:hAnsi="Times New Roman"/>
-          <w:sz w:val="24"/>
-        </w:rPr>
-        <w:t xml:space="preserve">,* </w:t>
-      </w:r>
-      <w:r>
-        <w:rPr>
-          <w:rFonts w:ascii="Times New Roman" w:hAnsi="Times New Roman"/>
-          <w:sz w:val="24"/>
-        </w:rPr>
-        <w:t>наво́диш</w:t>
-      </w:r>
-      <w:r>
-        <w:rPr>
-          <w:rFonts w:ascii="Times New Roman" w:hAnsi="Times New Roman"/>
-          <w:sz w:val="24"/>
-        </w:rPr>
-        <w:t xml:space="preserve"> </w:t>
-      </w:r>
-      <w:r>
-        <w:rPr>
-          <w:rFonts w:ascii="Times New Roman" w:hAnsi="Times New Roman"/>
-          <w:sz w:val="24"/>
-        </w:rPr>
-        <w:t>те́мряву</w:t>
-      </w:r>
-      <w:r>
-        <w:rPr>
-          <w:rFonts w:ascii="Times New Roman" w:hAnsi="Times New Roman"/>
-          <w:sz w:val="24"/>
-        </w:rPr>
-        <w:t xml:space="preserve">, і ніч </w:t>
-      </w:r>
-      <w:r>
-        <w:rPr>
-          <w:rFonts w:ascii="Times New Roman" w:hAnsi="Times New Roman"/>
-          <w:sz w:val="24"/>
-        </w:rPr>
-        <w:t>надхо́дить</w:t>
-      </w:r>
-      <w:r>
-        <w:rPr>
-          <w:rFonts w:ascii="Times New Roman" w:hAnsi="Times New Roman"/>
-          <w:sz w:val="24"/>
-        </w:rPr>
-        <w:t>.</w:t>
-      </w:r>
-    </w:p>
-    <w:p>
-      <w:pPr>
-        <w:pStyle w:val="a"/>
-        <w:spacing w:after="120"/>
-      </w:pPr>
-      <w:r>
-        <w:rPr>
-          <w:rFonts w:ascii="Times New Roman" w:hAnsi="Times New Roman"/>
-          <w:sz w:val="24"/>
-        </w:rPr>
-        <w:t xml:space="preserve">Яка́ їх, </w:t>
-      </w:r>
-      <w:r>
-        <w:rPr>
-          <w:rFonts w:ascii="Times New Roman" w:hAnsi="Times New Roman"/>
-          <w:sz w:val="24"/>
-        </w:rPr>
-        <w:t>Твої́х</w:t>
-      </w:r>
-      <w:r>
-        <w:rPr>
-          <w:rFonts w:ascii="Times New Roman" w:hAnsi="Times New Roman"/>
-          <w:sz w:val="24"/>
-        </w:rPr>
-        <w:t xml:space="preserve"> діл, </w:t>
-      </w:r>
-      <w:r>
-        <w:rPr>
-          <w:rFonts w:ascii="Times New Roman" w:hAnsi="Times New Roman"/>
-          <w:sz w:val="24"/>
-        </w:rPr>
-        <w:t>Го́споди</w:t>
-      </w:r>
-      <w:r>
-        <w:rPr>
-          <w:rFonts w:ascii="Times New Roman" w:hAnsi="Times New Roman"/>
-          <w:sz w:val="24"/>
-        </w:rPr>
-        <w:t xml:space="preserve">, </w:t>
-      </w:r>
-      <w:r>
-        <w:rPr>
-          <w:rFonts w:ascii="Times New Roman" w:hAnsi="Times New Roman"/>
-          <w:sz w:val="24"/>
-        </w:rPr>
-        <w:t>си́ла</w:t>
-      </w:r>
-      <w:r>
-        <w:rPr>
-          <w:rFonts w:ascii="Times New Roman" w:hAnsi="Times New Roman"/>
-          <w:sz w:val="24"/>
-        </w:rPr>
-        <w:t xml:space="preserve">!* У </w:t>
-      </w:r>
-      <w:r>
-        <w:rPr>
-          <w:rFonts w:ascii="Times New Roman" w:hAnsi="Times New Roman"/>
-          <w:sz w:val="24"/>
-        </w:rPr>
-        <w:t>му́дрості</w:t>
-      </w:r>
-      <w:r>
-        <w:rPr>
-          <w:rFonts w:ascii="Times New Roman" w:hAnsi="Times New Roman"/>
-          <w:sz w:val="24"/>
-        </w:rPr>
-        <w:t xml:space="preserve"> все Ти </w:t>
-      </w:r>
-      <w:r>
-        <w:rPr>
-          <w:rFonts w:ascii="Times New Roman" w:hAnsi="Times New Roman"/>
-          <w:sz w:val="24"/>
-        </w:rPr>
-        <w:t>створи́в</w:t>
-      </w:r>
-      <w:r>
-        <w:rPr>
-          <w:rFonts w:ascii="Times New Roman" w:hAnsi="Times New Roman"/>
-          <w:sz w:val="24"/>
-        </w:rPr>
-        <w:t>.</w:t>
-      </w:r>
-    </w:p>
-    <w:p>
-      <w:pPr>
-        <w:pStyle w:val="a"/>
-        <w:spacing w:after="120"/>
-      </w:pPr>
-      <w:r>
-        <w:rPr>
-          <w:rFonts w:ascii="Times New Roman" w:hAnsi="Times New Roman"/>
-          <w:sz w:val="24"/>
-        </w:rPr>
-        <w:t>Сла́ва</w:t>
-      </w:r>
-      <w:r>
-        <w:rPr>
-          <w:rFonts w:ascii="Times New Roman" w:hAnsi="Times New Roman"/>
-          <w:sz w:val="24"/>
-        </w:rPr>
-        <w:t xml:space="preserve"> Отцю́, і </w:t>
-      </w:r>
-      <w:r>
-        <w:rPr>
-          <w:rFonts w:ascii="Times New Roman" w:hAnsi="Times New Roman"/>
-          <w:sz w:val="24"/>
-        </w:rPr>
-        <w:t>Си́ну</w:t>
-      </w:r>
-      <w:r>
-        <w:rPr>
-          <w:rFonts w:ascii="Times New Roman" w:hAnsi="Times New Roman"/>
-          <w:sz w:val="24"/>
-        </w:rPr>
-        <w:t xml:space="preserve">, і </w:t>
-      </w:r>
-      <w:r>
-        <w:rPr>
-          <w:rFonts w:ascii="Times New Roman" w:hAnsi="Times New Roman"/>
-          <w:sz w:val="24"/>
-        </w:rPr>
-        <w:t>Свято́му</w:t>
-      </w:r>
-      <w:r>
-        <w:rPr>
-          <w:rFonts w:ascii="Times New Roman" w:hAnsi="Times New Roman"/>
-          <w:sz w:val="24"/>
-        </w:rPr>
-        <w:t xml:space="preserve"> </w:t>
-      </w:r>
-      <w:r>
-        <w:rPr>
-          <w:rFonts w:ascii="Times New Roman" w:hAnsi="Times New Roman"/>
-          <w:sz w:val="24"/>
-        </w:rPr>
-        <w:t>Ду́хові</w:t>
-      </w:r>
-      <w:r>
-        <w:rPr>
-          <w:rFonts w:ascii="Times New Roman" w:hAnsi="Times New Roman"/>
-          <w:sz w:val="24"/>
-        </w:rPr>
-        <w:t xml:space="preserve">,* І </w:t>
-      </w:r>
-      <w:r>
-        <w:rPr>
-          <w:rFonts w:ascii="Times New Roman" w:hAnsi="Times New Roman"/>
-          <w:sz w:val="24"/>
-        </w:rPr>
-        <w:t>ни́ні</w:t>
-      </w:r>
-      <w:r>
-        <w:rPr>
-          <w:rFonts w:ascii="Times New Roman" w:hAnsi="Times New Roman"/>
-          <w:sz w:val="24"/>
-        </w:rPr>
-        <w:t xml:space="preserve">, і </w:t>
-      </w:r>
-      <w:r>
-        <w:rPr>
-          <w:rFonts w:ascii="Times New Roman" w:hAnsi="Times New Roman"/>
-          <w:sz w:val="24"/>
-        </w:rPr>
-        <w:t>повсякча́с</w:t>
-      </w:r>
-      <w:r>
-        <w:rPr>
-          <w:rFonts w:ascii="Times New Roman" w:hAnsi="Times New Roman"/>
-          <w:sz w:val="24"/>
-        </w:rPr>
-        <w:t xml:space="preserve">, і на </w:t>
-      </w:r>
-      <w:r>
-        <w:rPr>
-          <w:rFonts w:ascii="Times New Roman" w:hAnsi="Times New Roman"/>
-          <w:sz w:val="24"/>
-        </w:rPr>
-        <w:t>ві́ки</w:t>
-      </w:r>
-      <w:r>
-        <w:rPr>
-          <w:rFonts w:ascii="Times New Roman" w:hAnsi="Times New Roman"/>
-          <w:sz w:val="24"/>
-        </w:rPr>
-        <w:t xml:space="preserve"> </w:t>
-      </w:r>
-      <w:r>
-        <w:rPr>
-          <w:rFonts w:ascii="Times New Roman" w:hAnsi="Times New Roman"/>
-          <w:sz w:val="24"/>
-        </w:rPr>
-        <w:t>вікі́в</w:t>
-      </w:r>
-      <w:r>
-        <w:rPr>
-          <w:rFonts w:ascii="Times New Roman" w:hAnsi="Times New Roman"/>
-          <w:sz w:val="24"/>
-        </w:rPr>
-        <w:t xml:space="preserve">. </w:t>
-      </w:r>
-      <w:r>
-        <w:rPr>
-          <w:rFonts w:ascii="Times New Roman" w:hAnsi="Times New Roman"/>
-          <w:sz w:val="24"/>
-        </w:rPr>
-        <w:t>Амі́нь</w:t>
-      </w:r>
-      <w:r>
-        <w:rPr>
-          <w:rFonts w:ascii="Times New Roman" w:hAnsi="Times New Roman"/>
-          <w:sz w:val="24"/>
-        </w:rPr>
-        <w:t>.</w:t>
-      </w:r>
-    </w:p>
-    <w:p>
-      <w:pPr>
-        <w:pStyle w:val="a"/>
-        <w:spacing w:after="120"/>
-      </w:pPr>
-      <w:r>
-        <w:rPr>
-          <w:rFonts w:ascii="Times New Roman" w:hAnsi="Times New Roman"/>
-          <w:sz w:val="24"/>
-        </w:rPr>
-        <w:t>Алилу́я</w:t>
-      </w:r>
-      <w:r>
-        <w:rPr>
-          <w:rFonts w:ascii="Times New Roman" w:hAnsi="Times New Roman"/>
-          <w:sz w:val="24"/>
-        </w:rPr>
-        <w:t xml:space="preserve">, </w:t>
-      </w:r>
-      <w:r>
-        <w:rPr>
-          <w:rFonts w:ascii="Times New Roman" w:hAnsi="Times New Roman"/>
-          <w:sz w:val="24"/>
-        </w:rPr>
-        <w:t>алилу́я</w:t>
-      </w:r>
-      <w:r>
-        <w:rPr>
-          <w:rFonts w:ascii="Times New Roman" w:hAnsi="Times New Roman"/>
-          <w:sz w:val="24"/>
-        </w:rPr>
-        <w:t xml:space="preserve">, </w:t>
-      </w:r>
-      <w:r>
-        <w:rPr>
-          <w:rFonts w:ascii="Times New Roman" w:hAnsi="Times New Roman"/>
-          <w:sz w:val="24"/>
-        </w:rPr>
-        <w:t>алилу́я</w:t>
-      </w:r>
-      <w:r>
-        <w:rPr>
-          <w:rFonts w:ascii="Times New Roman" w:hAnsi="Times New Roman"/>
-          <w:sz w:val="24"/>
-        </w:rPr>
-        <w:t xml:space="preserve">, </w:t>
-      </w:r>
-      <w:r>
-        <w:rPr>
-          <w:rFonts w:ascii="Times New Roman" w:hAnsi="Times New Roman"/>
-          <w:sz w:val="24"/>
-        </w:rPr>
-        <w:t>сла́ва</w:t>
-      </w:r>
-      <w:r>
-        <w:rPr>
-          <w:rFonts w:ascii="Times New Roman" w:hAnsi="Times New Roman"/>
-          <w:sz w:val="24"/>
-        </w:rPr>
-        <w:t xml:space="preserve"> Тобі́, </w:t>
-      </w:r>
-      <w:r>
-        <w:rPr>
-          <w:rFonts w:ascii="Times New Roman" w:hAnsi="Times New Roman"/>
-          <w:sz w:val="24"/>
-        </w:rPr>
-        <w:t>Бо́же</w:t>
-      </w:r>
-      <w:r>
-        <w:rPr>
-          <w:rFonts w:ascii="Times New Roman" w:hAnsi="Times New Roman"/>
-          <w:sz w:val="24"/>
-        </w:rPr>
-        <w:t xml:space="preserve">. </w:t>
+        <w:spacing w:after="120"/>
+      </w:pPr>
+      <w:r>
+        <w:rPr>
+          <w:rFonts w:ascii="Times New Roman" w:hAnsi="Times New Roman"/>
+          <w:sz w:val="24"/>
+          <w:lang w:val="ru-MD"/>
+        </w:rPr>
+        <w:t xml:space="preserve">Благослови́, душе́ моя́, Го́спода!* </w:t>
+      </w:r>
+      <w:r>
+        <w:rPr>
+          <w:rFonts w:ascii="Times New Roman" w:hAnsi="Times New Roman"/>
+          <w:sz w:val="24"/>
+        </w:rPr>
+        <w:t>Го́споди, Бо́же мій, Ти ве́льми вели́кий!</w:t>
+      </w:r>
+    </w:p>
+    <w:p>
+      <w:pPr>
+        <w:spacing w:after="120"/>
+      </w:pPr>
+      <w:r>
+        <w:rPr>
+          <w:rFonts w:ascii="Times New Roman" w:hAnsi="Times New Roman"/>
+          <w:sz w:val="24"/>
+        </w:rPr>
+        <w:t>Ти одягну́вся ве́личчю і красо́ю,* Ти сві́тлом, на́че ри́зою, покри́вся.</w:t>
+      </w:r>
+    </w:p>
+    <w:p>
+      <w:pPr>
+        <w:spacing w:after="120"/>
+      </w:pPr>
+      <w:r>
+        <w:rPr>
+          <w:rFonts w:ascii="Times New Roman" w:hAnsi="Times New Roman"/>
+          <w:sz w:val="24"/>
+        </w:rPr>
+        <w:t>Ти розіп’я́в, нена́че наме́т, не́бо,* Ти збудува́в Твої́ го́рниці у во́дах.</w:t>
+      </w:r>
+    </w:p>
+    <w:p>
+      <w:pPr>
+        <w:spacing w:after="120"/>
+      </w:pPr>
+      <w:r>
+        <w:rPr>
+          <w:rFonts w:ascii="Times New Roman" w:hAnsi="Times New Roman"/>
+          <w:sz w:val="24"/>
+        </w:rPr>
+        <w:t>Із хмар собі́ ро́биш колісни́цю,* хо́диш на кри́лах ві́тру.</w:t>
+      </w:r>
+    </w:p>
+    <w:p>
+      <w:pPr>
+        <w:spacing w:after="120"/>
+      </w:pPr>
+      <w:r>
+        <w:rPr>
+          <w:rFonts w:ascii="Times New Roman" w:hAnsi="Times New Roman"/>
+          <w:sz w:val="24"/>
+        </w:rPr>
+        <w:t>Вітри́ Свої́ми посланця́ми учиня́єш,* по́лум’я вогне́нне − слу́гами Свої́ми.</w:t>
+      </w:r>
+    </w:p>
+    <w:p>
+      <w:pPr>
+        <w:spacing w:after="120"/>
+        <w:rPr>
+          <w:lang w:val="ru-MD"/>
+        </w:rPr>
+      </w:pPr>
+      <w:r>
+        <w:rPr>
+          <w:rFonts w:ascii="Times New Roman" w:hAnsi="Times New Roman"/>
+          <w:sz w:val="24"/>
+          <w:lang w:val="ru-MD"/>
+        </w:rPr>
+        <w:t>Ти заснува́в зе́млю на її́ підва́линах,* не захита́ється по ві́ки вікі́в.</w:t>
+      </w:r>
+    </w:p>
+    <w:p>
+      <w:pPr>
+        <w:spacing w:after="120"/>
+        <w:rPr>
+          <w:lang w:val="ru-MD"/>
+        </w:rPr>
+      </w:pPr>
+      <w:r>
+        <w:rPr>
+          <w:rFonts w:ascii="Times New Roman" w:hAnsi="Times New Roman"/>
+          <w:sz w:val="24"/>
+          <w:lang w:val="ru-MD"/>
+        </w:rPr>
+        <w:t>Безо́днею, немо́в оде́жею, покри́в її́,* по́н</w:t>
+      </w:r>
+      <w:r>
+        <w:rPr>
+          <w:rFonts w:ascii="Times New Roman" w:hAnsi="Times New Roman"/>
+          <w:sz w:val="24"/>
+          <w:lang w:val="ru-MD"/>
+        </w:rPr>
+        <w:t>ад го́рами ста́ли во́ди.</w:t>
+      </w:r>
+    </w:p>
+    <w:p>
+      <w:pPr>
+        <w:spacing w:after="120"/>
+      </w:pPr>
+      <w:r>
+        <w:rPr>
+          <w:rFonts w:ascii="Times New Roman" w:hAnsi="Times New Roman"/>
+          <w:sz w:val="24"/>
+        </w:rPr>
+        <w:t>Пе́ред погро́зою Твоє́ю вони́ тіка́ли,* пе́ред го́лосом гро́му Твого́ тремті́ли.</w:t>
+      </w:r>
+    </w:p>
+    <w:p>
+      <w:pPr>
+        <w:spacing w:after="120"/>
+      </w:pPr>
+      <w:r>
+        <w:rPr>
+          <w:rFonts w:ascii="Times New Roman" w:hAnsi="Times New Roman"/>
+          <w:sz w:val="24"/>
+        </w:rPr>
+        <w:t>Підвели́ся го́ри, зійшли́ доли́ни до мі́сця,* що Ти їм призна́чив.</w:t>
+      </w:r>
+    </w:p>
+    <w:p>
+      <w:pPr>
+        <w:spacing w:after="120"/>
+      </w:pPr>
+      <w:r>
+        <w:rPr>
+          <w:rFonts w:ascii="Times New Roman" w:hAnsi="Times New Roman"/>
+          <w:sz w:val="24"/>
+        </w:rPr>
+        <w:t>Поста́вив їм грани́цю, яко́ї не пере́йдуть,* щоб зно́ву покри́ти зе́млю.</w:t>
+      </w:r>
+    </w:p>
+    <w:p>
+      <w:pPr>
+        <w:spacing w:after="120"/>
+      </w:pPr>
+      <w:r>
+        <w:rPr>
+          <w:rFonts w:ascii="Times New Roman" w:hAnsi="Times New Roman"/>
+          <w:sz w:val="24"/>
+        </w:rPr>
+        <w:t>Джере́ла п</w:t>
+      </w:r>
+      <w:r>
+        <w:rPr>
+          <w:rFonts w:ascii="Times New Roman" w:hAnsi="Times New Roman"/>
+          <w:sz w:val="24"/>
+        </w:rPr>
+        <w:t>осила́єш у рі́ки,* які́ течу́ть по́між го́рами.</w:t>
+      </w:r>
+    </w:p>
+    <w:p>
+      <w:pPr>
+        <w:spacing w:after="120"/>
+      </w:pPr>
+      <w:r>
+        <w:rPr>
+          <w:rFonts w:ascii="Times New Roman" w:hAnsi="Times New Roman"/>
+          <w:sz w:val="24"/>
+        </w:rPr>
+        <w:lastRenderedPageBreak/>
+        <w:t>Усю́ звірину́, що в по́лі, вони́ напува́ють,* ди́кі осли́ там га́сять свою́ спра́гу.</w:t>
+      </w:r>
+    </w:p>
+    <w:p>
+      <w:pPr>
+        <w:spacing w:after="120"/>
+      </w:pPr>
+      <w:r>
+        <w:rPr>
+          <w:rFonts w:ascii="Times New Roman" w:hAnsi="Times New Roman"/>
+          <w:sz w:val="24"/>
+        </w:rPr>
+        <w:t>Над ни́ми ку́блиться небе́сне пта́ство,* з-по́між гілля́к дає́ свій го́лос.</w:t>
+      </w:r>
+    </w:p>
+    <w:p>
+      <w:pPr>
+        <w:spacing w:after="120"/>
+      </w:pPr>
+      <w:r>
+        <w:rPr>
+          <w:rFonts w:ascii="Times New Roman" w:hAnsi="Times New Roman"/>
+          <w:sz w:val="24"/>
+        </w:rPr>
+        <w:t>Ти напува́єш го́ри з Твої́х го́рниць,* земля́ н</w:t>
+      </w:r>
+      <w:r>
+        <w:rPr>
+          <w:rFonts w:ascii="Times New Roman" w:hAnsi="Times New Roman"/>
+          <w:sz w:val="24"/>
+        </w:rPr>
+        <w:t>аси́чується пло́дом діл Твої́х.</w:t>
+      </w:r>
+    </w:p>
+    <w:p>
+      <w:pPr>
+        <w:spacing w:after="120"/>
+      </w:pPr>
+      <w:r>
+        <w:rPr>
+          <w:rFonts w:ascii="Times New Roman" w:hAnsi="Times New Roman"/>
+          <w:sz w:val="24"/>
+        </w:rPr>
+        <w:t>Виро́щуєш траву́ для ско́ту, зе́ла – на вжи́ток лю́дям,* щоб хліб із землі́ добува́ли:</w:t>
+      </w:r>
+    </w:p>
+    <w:p>
+      <w:pPr>
+        <w:spacing w:after="120"/>
+      </w:pPr>
+      <w:r>
+        <w:rPr>
+          <w:rFonts w:ascii="Times New Roman" w:hAnsi="Times New Roman"/>
+          <w:sz w:val="24"/>
+        </w:rPr>
+        <w:t>Вино́, що се́рце лю́дське звеселя́є, олі́ю, щоб від не́ї ясні́ло обли́ччя,* і хліб, що скрі́плює се́рце лю́дське.</w:t>
+      </w:r>
+    </w:p>
+    <w:p>
+      <w:pPr>
+        <w:spacing w:after="120"/>
+      </w:pPr>
+      <w:r>
+        <w:rPr>
+          <w:rFonts w:ascii="Times New Roman" w:hAnsi="Times New Roman"/>
+          <w:sz w:val="24"/>
+        </w:rPr>
+        <w:t>Наси́чуються дере́ва Го</w:t>
+      </w:r>
+      <w:r>
+        <w:rPr>
+          <w:rFonts w:ascii="Times New Roman" w:hAnsi="Times New Roman"/>
+          <w:sz w:val="24"/>
+        </w:rPr>
+        <w:t>спо́дні,* ке́дри лива́нські, що посади́в їх.</w:t>
+      </w:r>
+    </w:p>
+    <w:p>
+      <w:pPr>
+        <w:spacing w:after="120"/>
+        <w:rPr>
+          <w:lang w:val="ru-MD"/>
+        </w:rPr>
+      </w:pPr>
+      <w:r>
+        <w:rPr>
+          <w:rFonts w:ascii="Times New Roman" w:hAnsi="Times New Roman"/>
+          <w:sz w:val="24"/>
+          <w:lang w:val="ru-MD"/>
+        </w:rPr>
+        <w:t>На них гніздя́ться пти́ці;* бу́сли – на кипари́сах ї́хнє житло́.</w:t>
+      </w:r>
+    </w:p>
+    <w:p>
+      <w:pPr>
+        <w:spacing w:after="120"/>
+        <w:rPr>
+          <w:lang w:val="ru-MD"/>
+        </w:rPr>
+      </w:pPr>
+      <w:r>
+        <w:rPr>
+          <w:rFonts w:ascii="Times New Roman" w:hAnsi="Times New Roman"/>
+          <w:sz w:val="24"/>
+          <w:lang w:val="ru-MD"/>
+        </w:rPr>
+        <w:t>Висо́кі го́ри для о́ленів,* ске́лі − для за́йців приту́лок.</w:t>
+      </w:r>
+    </w:p>
+    <w:p>
+      <w:pPr>
+        <w:spacing w:after="120"/>
+        <w:rPr>
+          <w:lang w:val="ru-MD"/>
+        </w:rPr>
+      </w:pPr>
+      <w:r>
+        <w:rPr>
+          <w:rFonts w:ascii="Times New Roman" w:hAnsi="Times New Roman"/>
+          <w:sz w:val="24"/>
+          <w:lang w:val="ru-MD"/>
+        </w:rPr>
+        <w:t>Ти створи́в мі́сяць, щоб значи́ти по́ри;* со́нце зна́є свій за́хід.</w:t>
+      </w:r>
+    </w:p>
+    <w:p>
+      <w:pPr>
+        <w:spacing w:after="120"/>
+        <w:rPr>
+          <w:lang w:val="ru-MD"/>
+        </w:rPr>
+      </w:pPr>
+      <w:r>
+        <w:rPr>
+          <w:rFonts w:ascii="Times New Roman" w:hAnsi="Times New Roman"/>
+          <w:sz w:val="24"/>
+          <w:lang w:val="ru-MD"/>
+        </w:rPr>
+        <w:t>Наво́диш те́мряву,</w:t>
+      </w:r>
+      <w:r>
+        <w:rPr>
+          <w:rFonts w:ascii="Times New Roman" w:hAnsi="Times New Roman"/>
+          <w:sz w:val="24"/>
+          <w:lang w:val="ru-MD"/>
+        </w:rPr>
+        <w:t xml:space="preserve"> і ніч надхо́дить,* що в ній вору́шаться усі́ зві́рі дібро́вні.</w:t>
+      </w:r>
+    </w:p>
+    <w:p>
+      <w:pPr>
+        <w:spacing w:after="120"/>
+        <w:rPr>
+          <w:lang w:val="ru-MD"/>
+        </w:rPr>
+      </w:pPr>
+      <w:r>
+        <w:rPr>
+          <w:rFonts w:ascii="Times New Roman" w:hAnsi="Times New Roman"/>
+          <w:sz w:val="24"/>
+          <w:lang w:val="ru-MD"/>
+        </w:rPr>
+        <w:t>Левеня́та рика́ють за здо́биччю своє́ю,* пожи́ви від Бо́га для се́бе про́сять.</w:t>
+      </w:r>
+    </w:p>
+    <w:p>
+      <w:pPr>
+        <w:spacing w:after="120"/>
+        <w:rPr>
+          <w:lang w:val="ru-MD"/>
+        </w:rPr>
+      </w:pPr>
+      <w:r>
+        <w:rPr>
+          <w:rFonts w:ascii="Times New Roman" w:hAnsi="Times New Roman"/>
+          <w:sz w:val="24"/>
+          <w:lang w:val="ru-MD"/>
+        </w:rPr>
+        <w:t>Хова́ються, як ті́льки зі́йде со́нце,* ляга́ють у свої́х но́рах.</w:t>
+      </w:r>
+    </w:p>
+    <w:p>
+      <w:pPr>
+        <w:spacing w:after="120"/>
+        <w:rPr>
+          <w:lang w:val="ru-MD"/>
+        </w:rPr>
+      </w:pPr>
+      <w:r>
+        <w:rPr>
+          <w:rFonts w:ascii="Times New Roman" w:hAnsi="Times New Roman"/>
+          <w:sz w:val="24"/>
+          <w:lang w:val="ru-MD"/>
+        </w:rPr>
+        <w:t>Вихо́дить чолові́к до свого́ ді́ла,* і до своє́ї</w:t>
+      </w:r>
+      <w:r>
+        <w:rPr>
+          <w:rFonts w:ascii="Times New Roman" w:hAnsi="Times New Roman"/>
+          <w:sz w:val="24"/>
+          <w:lang w:val="ru-MD"/>
+        </w:rPr>
+        <w:t xml:space="preserve"> пра́ці аж до ве́чора.</w:t>
+      </w:r>
+    </w:p>
+    <w:p>
+      <w:pPr>
+        <w:spacing w:after="120"/>
+      </w:pPr>
+      <w:r>
+        <w:rPr>
+          <w:rFonts w:ascii="Times New Roman" w:hAnsi="Times New Roman"/>
+          <w:sz w:val="24"/>
+          <w:lang w:val="ru-MD"/>
+        </w:rPr>
+        <w:t xml:space="preserve">Яка́ їх, Твої́х діл, Го́споди, си́ла!* </w:t>
+      </w:r>
+      <w:r>
+        <w:rPr>
+          <w:rFonts w:ascii="Times New Roman" w:hAnsi="Times New Roman"/>
+          <w:sz w:val="24"/>
+        </w:rPr>
+        <w:t>У му́дрості все Ти створи́в, − по́вна земля́ Твої́х створі́нь.</w:t>
+      </w:r>
+    </w:p>
+    <w:p>
+      <w:pPr>
+        <w:spacing w:after="120"/>
+      </w:pPr>
+      <w:r>
+        <w:rPr>
+          <w:rFonts w:ascii="Times New Roman" w:hAnsi="Times New Roman"/>
+          <w:sz w:val="24"/>
+        </w:rPr>
+        <w:t>Ось мо́ре вели́ке, преширо́ке,* у ньо́му плазуні́в без лі́ку, зві́рів мали́х і вели́ких.</w:t>
+      </w:r>
+    </w:p>
+    <w:p>
+      <w:pPr>
+        <w:spacing w:after="120"/>
+      </w:pPr>
+      <w:r>
+        <w:rPr>
+          <w:rFonts w:ascii="Times New Roman" w:hAnsi="Times New Roman"/>
+          <w:sz w:val="24"/>
+        </w:rPr>
+        <w:t xml:space="preserve">Там кораблі́ прохо́дять,* є і </w:t>
+      </w:r>
+      <w:r>
+        <w:rPr>
+          <w:rFonts w:ascii="Times New Roman" w:hAnsi="Times New Roman"/>
+          <w:sz w:val="24"/>
+        </w:rPr>
+        <w:t>левіята́н, яко́го Ти створи́в, щоб ним ба́витися.</w:t>
+      </w:r>
+    </w:p>
+    <w:p>
+      <w:pPr>
+        <w:spacing w:after="120"/>
+      </w:pPr>
+      <w:r>
+        <w:rPr>
+          <w:rFonts w:ascii="Times New Roman" w:hAnsi="Times New Roman"/>
+          <w:sz w:val="24"/>
+        </w:rPr>
+        <w:t>Усі́ вони́ від Те́бе дожида́ють,* щоб дав їм у свій час пожи́ву.</w:t>
+      </w:r>
+    </w:p>
+    <w:p>
+      <w:pPr>
+        <w:spacing w:after="120"/>
+      </w:pPr>
+      <w:r>
+        <w:rPr>
+          <w:rFonts w:ascii="Times New Roman" w:hAnsi="Times New Roman"/>
+          <w:sz w:val="24"/>
+        </w:rPr>
+        <w:t>Коли́ дає́ш їм, вони́ її́ збира́ють,* як розту́люєш Твою́ ру́ку, вони́ наси́чуються бла́гом.</w:t>
+      </w:r>
+    </w:p>
+    <w:p>
+      <w:pPr>
+        <w:spacing w:after="120"/>
+      </w:pPr>
+      <w:r>
+        <w:rPr>
+          <w:rFonts w:ascii="Times New Roman" w:hAnsi="Times New Roman"/>
+          <w:sz w:val="24"/>
+        </w:rPr>
+        <w:t xml:space="preserve">Вони́ бенте́жаться, коли́ хова́єш вид Свій;* як </w:t>
+      </w:r>
+      <w:r>
+        <w:rPr>
+          <w:rFonts w:ascii="Times New Roman" w:hAnsi="Times New Roman"/>
+          <w:sz w:val="24"/>
+        </w:rPr>
+        <w:t>забира́єш дух у них, вони́ ги́нуть і поверта́ються у свій по́рох.</w:t>
+      </w:r>
+    </w:p>
+    <w:p>
+      <w:pPr>
+        <w:spacing w:after="120"/>
+      </w:pPr>
+      <w:r>
+        <w:rPr>
+          <w:rFonts w:ascii="Times New Roman" w:hAnsi="Times New Roman"/>
+          <w:sz w:val="24"/>
+        </w:rPr>
+        <w:t>Зішле́ш Свій дух, – вони́ ожива́ють,* і Ти відно́влюєш лице́ землі́.</w:t>
+      </w:r>
+    </w:p>
+    <w:p>
+      <w:pPr>
+        <w:spacing w:after="120"/>
+      </w:pPr>
+      <w:r>
+        <w:rPr>
+          <w:rFonts w:ascii="Times New Roman" w:hAnsi="Times New Roman"/>
+          <w:sz w:val="24"/>
+        </w:rPr>
+        <w:t>Неха́й сла́ва Госпо́дня бу́де пові́ки,* неха́й Госпо́дь раді́є тво́рами Свої́ми.</w:t>
+      </w:r>
+    </w:p>
+    <w:p>
+      <w:pPr>
+        <w:spacing w:after="120"/>
+      </w:pPr>
+      <w:r>
+        <w:rPr>
+          <w:rFonts w:ascii="Times New Roman" w:hAnsi="Times New Roman"/>
+          <w:sz w:val="24"/>
+        </w:rPr>
+        <w:t>Спогля́не Він на зе́млю, і вона́ стряса́</w:t>
+      </w:r>
+      <w:r>
+        <w:rPr>
+          <w:rFonts w:ascii="Times New Roman" w:hAnsi="Times New Roman"/>
+          <w:sz w:val="24"/>
+        </w:rPr>
+        <w:t>ється,* торкне́ться гір, вони́ диму́ють.</w:t>
+      </w:r>
+    </w:p>
+    <w:p>
+      <w:pPr>
+        <w:spacing w:after="120"/>
+      </w:pPr>
+      <w:r>
+        <w:rPr>
+          <w:rFonts w:ascii="Times New Roman" w:hAnsi="Times New Roman"/>
+          <w:sz w:val="24"/>
+        </w:rPr>
+        <w:t>Я бу́ду Го́сподеві спі́вати по́ки життя́ мого́,* псалми́ співа́тиму, по́ки бу́ду жи́ти.</w:t>
+      </w:r>
+    </w:p>
+    <w:p>
+      <w:pPr>
+        <w:spacing w:after="120"/>
+      </w:pPr>
+      <w:r>
+        <w:rPr>
+          <w:rFonts w:ascii="Times New Roman" w:hAnsi="Times New Roman"/>
+          <w:sz w:val="24"/>
+        </w:rPr>
+        <w:t>Неха́й бу́де приє́мна Йому́ моя́ пі́сня;* у Го́споді я весели́тимусь.</w:t>
+      </w:r>
+    </w:p>
+    <w:p>
+      <w:pPr>
+        <w:spacing w:after="120"/>
+      </w:pPr>
+      <w:r>
+        <w:rPr>
+          <w:rFonts w:ascii="Times New Roman" w:hAnsi="Times New Roman"/>
+          <w:sz w:val="24"/>
+        </w:rPr>
+        <w:t>Неха́й грі́шники з землі ще́знуть, і беззако́нних бі́льше</w:t>
+      </w:r>
+      <w:r>
+        <w:rPr>
+          <w:rFonts w:ascii="Times New Roman" w:hAnsi="Times New Roman"/>
+          <w:sz w:val="24"/>
+        </w:rPr>
+        <w:t xml:space="preserve"> неха́й не бу́де.* Благослови́, душе́ моя́, Го́спода.</w:t>
+      </w:r>
+    </w:p>
+    <w:p>
+      <w:pPr>
+        <w:spacing w:after="120"/>
+      </w:pPr>
+      <w:r>
+        <w:rPr>
+          <w:rFonts w:ascii="Times New Roman" w:hAnsi="Times New Roman"/>
+          <w:sz w:val="24"/>
+        </w:rPr>
+        <w:t>Со́нце зна́є свій за́хід,* наво́диш те́мряву, і ніч надхо́дить.</w:t>
+      </w:r>
+    </w:p>
+    <w:p>
+      <w:pPr>
+        <w:spacing w:after="120"/>
+      </w:pPr>
+      <w:r>
+        <w:rPr>
+          <w:rFonts w:ascii="Times New Roman" w:hAnsi="Times New Roman"/>
+          <w:sz w:val="24"/>
+        </w:rPr>
+        <w:t>Яка́ їх, Твої́х діл, Го́споди, си́ла!* У му́дрості все Ти створи́в.</w:t>
+      </w:r>
+    </w:p>
+    <w:p>
+      <w:pPr>
+        <w:spacing w:after="120"/>
+      </w:pPr>
+      <w:r>
+        <w:rPr>
+          <w:rFonts w:ascii="Times New Roman" w:hAnsi="Times New Roman"/>
+          <w:sz w:val="24"/>
+        </w:rPr>
+        <w:t>Сла́ва Отцю́, і Си́ну, і Свято́му Ду́хові,* І ни́ні, і повсякча́с, і н</w:t>
+      </w:r>
+      <w:r>
+        <w:rPr>
+          <w:rFonts w:ascii="Times New Roman" w:hAnsi="Times New Roman"/>
+          <w:sz w:val="24"/>
+        </w:rPr>
+        <w:t>а ві́ки вікі́в. Амі́нь.</w:t>
+      </w:r>
+    </w:p>
+    <w:p>
+      <w:pPr>
+        <w:spacing w:after="120"/>
+      </w:pPr>
+      <w:r>
+        <w:rPr>
+          <w:rFonts w:ascii="Times New Roman" w:hAnsi="Times New Roman"/>
+          <w:sz w:val="24"/>
+        </w:rPr>
+        <w:t xml:space="preserve">Алилу́я, алилу́я, алилу́я, сла́ва Тобі́, Бо́же. </w:t>
       </w:r>
       <w:r>
         <w:rPr>
@@ -4690,7 +1311,17 @@
           <w:szCs w:val="24"/>
           <w:lang w:val="uk-UA"/>
         </w:rPr>
-        <w:t> Господи щедрий і милосердний, довготерпеливий і многомилостивий! Вислухай молитви наші і зверни увагу на голос моління нашого і яви нам знак милости твоєї, наведи нас на дорогу твою, щоб ходили ми в твоїй правді. Звесели серця наші, щоб ми боялись імення твого святого, бо ти великий і твориш чуда; ти Бог єдиний і немає подібного тобі між богами, Господи. Ти сильний у милості і добрий у силі, аби допомагати й утішати, і спасати всіх, хто на ім'я твоє святе уповає. Бо тобі належить усяка слава, честь і поклоніння: Отцю, Сину, і Святому Духові, нині і повсякчас, і на віки віків. Амінь.</w:t>
+        <w:t xml:space="preserve"> Господи щедрий і милосердний, довготерпеливий і многомилостивий! Вислухай молитви наші і зверни увагу на голос моління нашого і яви нам знак милости твоєї, наведи нас на </w:t>
+      </w:r>
+      <w:r>
+        <w:rPr>
+          <w:rFonts w:ascii="Times New Roman" w:hAnsi="Times New Roman"/>
+          <w:sz w:val="24"/>
+          <w:szCs w:val="24"/>
+          <w:lang w:val="uk-UA"/>
+        </w:rPr>
+        <w:lastRenderedPageBreak/>
+        <w:t>дорогу твою, щоб ходили ми в твоїй правді. Звесели серця наші, щоб ми боялись імення твого святого, бо ти великий і твориш чуда; ти Бог єдиний і немає подібного тобі між богами, Господи. Ти сильний у милості і добрий у силі, аби допомагати й утішати, і спасати всіх, хто на ім'я твоє святе уповає. Бо тобі належить усяка слава, честь і поклоніння: Отцю, Сину, і Святому Духові, нині і повсякчас, і на віки віків. Амінь.</w:t>
       </w:r>
     </w:p>
     <w:p>
@@ -4845,7 +1476,7 @@
           <w:szCs w:val="24"/>
           <w:lang w:val="uk-UA"/>
         </w:rPr>
-        <w:t xml:space="preserve"> Господи, Господи, що пречистою твоєю долонею все утримуєш, що довго терпиш нам усім, і жалієшся задля нашої злоби! Згадай твої милості і ласки, відвідай нас у твоїй доброті і дай нам пройти й останок нинішнього дня вільним від різних затій лукавого, і збережи наше життя без напастувань, благодаттю Святого твого Духа, − милістю, щедротами і людинолюб'ям єдинородного Сина твого, з яким і ти є благословенний, з пресвятим, добрим і животворящим твоїм Духом, нині і повсякчас, і на віки віків. Амінь.</w:t>
+        <w:t> Господи, Господи, що пречистою твоєю долонею все утримуєш, що довго терпиш нам усім, і жалієшся задля нашої злоби! Згадай твої милості і ласки, відвідай нас у твоїй доброті і дай нам пройти й останок нинішнього дня вільним від різних затій лукавого, і збережи наше життя без напастувань, благодаттю Святого твого Духа, − милістю, щедротами і людинолюб'ям єдинородного Сина твого, з яким і ти є благословенний, з пресвятим, добрим і животворящим твоїм Духом, нині і повсякчас, і на віки віків. Амінь.</w:t>
       </w:r>
     </w:p>
     <w:p>
@@ -4876,7 +1507,7 @@
           <w:szCs w:val="24"/>
           <w:lang w:val="uk-UA"/>
         </w:rPr>
-        <w:t xml:space="preserve"> Боже великий і дивний, що несказанною добрістю і багатим промислом усім управляєш, і дав нам земні добра й запевнив нам обіцяне царство уділеними ласками впродовж цього дня, остерігши нас від усякого лиха! Дай нам і решту непорочно докінчити перед святою твоєю славою і величати тебе одного і доброго, і людинолюбного Бога нашого. Бо ти Бог наш і тобі славу віддаємо: Отцю, і Сину, і Святому Духові, нині і повсякчас, і на віки віків. Амінь.</w:t>
+        <w:t> Боже великий і дивний, що несказанною добрістю і багатим промислом усім управляєш, і дав нам земні добра й запевнив нам обіцяне царство уділеними ласками впродовж цього дня, остерігши нас від усякого лиха! Дай нам і решту непорочно докінчити перед святою твоєю славою і величати тебе одного і доброго, і людинолюбного Бога нашого. Бо ти Бог наш і тобі славу віддаємо: Отцю, і Сину, і Святому Духові, нині і повсякчас, і на віки віків. Амінь.</w:t>
       </w:r>
     </w:p>
     <w:p>
@@ -4907,7 +1538,17 @@
           <w:szCs w:val="24"/>
           <w:lang w:val="uk-UA"/>
         </w:rPr>
-        <w:t> Боже великий і вишній, в тебе одного є безсмертність і в світлі живеш недоступнім. Ти все створіння мудро створив, відокремив світло від темряви і сонце поклав, щоб правити днем, а місяць і зорі, щоб володіли ніччю, нас же грішних вчинив достойними і в теперішню годину стати перед твоїм обличчям, щоб тебе визнавати і принести тобі вечірнє славослов'я. Направ, Людинолюбче, молитву нашу, немов кадило, перед тобою і прийми її, як благовонний запах. Дай нам мирний цей вечір і близьку вже ніч; зодягни нас у броню світла; визволь нас від нічного страху і всякої речі, що в темряві з'являється, і дай сон, що його ти дарував на відпочинок нашій немічності, вільний від усякого маріння диявольського. Владико, давче добра, хай і на нашій постелі, бувши тобі милими, згадуємо вночі твоє ім'я і, просвічувані навчанням твоїх заповідей, встанемо в душевній радості до звеличування твоєї доброти, приносячи твоєму милосердю молитви і моління, за наші і всіх твоїх людей провини. Відвідай їх задля молитов святої Богородиці. Бо ти є добрий і людинолюбний Бог, і тобі віддаємо славу: Отцю, і Сину, і Святому Духові, нині і повсякчас, і на віки віків. Амінь.</w:t>
+        <w:t xml:space="preserve"> Боже великий і вишній, в тебе одного є безсмертність і в світлі живеш недоступнім. Ти все створіння мудро створив, відокремив світло від темряви і сонце поклав, щоб правити днем, а місяць і зорі, щоб володіли ніччю, нас же грішних вчинив достойними і в теперішню годину стати перед твоїм обличчям, щоб тебе визнавати і принести тобі вечірнє славослов'я. Направ, Людинолюбче, молитву нашу, немов кадило, перед тобою і прийми її, як благовонний запах. Дай нам мирний цей вечір і близьку вже ніч; зодягни нас у броню світла; визволь нас від нічного страху і всякої речі, що в темряві з'являється, і дай сон, що його ти дарував на відпочинок нашій немічності, вільний від усякого маріння диявольського. Владико, давче добра, хай і на нашій постелі, бувши тобі милими, згадуємо вночі твоє ім'я і, просвічувані навчанням твоїх заповідей, встанемо в душевній радості до звеличування </w:t>
+      </w:r>
+      <w:r>
+        <w:rPr>
+          <w:rFonts w:ascii="Times New Roman" w:hAnsi="Times New Roman"/>
+          <w:sz w:val="24"/>
+          <w:szCs w:val="24"/>
+          <w:lang w:val="uk-UA"/>
+        </w:rPr>
+        <w:lastRenderedPageBreak/>
+        <w:t>твоєї доброти, приносячи твоєму милосердю молитви і моління, за наші і всіх твоїх людей провини. Відвідай їх задля молитов святої Богородиці. Бо ти є добрий і людинолюбний Бог, і тобі віддаємо славу: Отцю, і Сину, і Святому Духові, нині і повсякчас, і на віки віків. Амінь.</w:t>
       </w:r>
     </w:p>
     <w:p>
@@ -5751,7 +2392,18 @@
           <w:u w:val="single"/>
           <w:lang w:val="uk-UA"/>
         </w:rPr>
-        <w:t>[Господи щедрий і милосердний, довготерпеливий і многомилостивий! Вислухай молитви наші і зверни увагу на голос моління нашого і яви нам знак милости твоєї, наведи нас на дорогу твою, щоб ходили ми в твоїй правді. Звесели серця наші, щоб ми боялись імення твого святого, бо ти великий і твориш чуда; ти Бог єдиний і немає подібного тобі між богами, Господи. Ти сильний у милості і добрий у силі, аби допомагати й утішати, і спасати всіх, хто на ім'я твоє святе уповає.]</w:t>
+        <w:t xml:space="preserve">[Господи щедрий і милосердний, довготерпеливий і многомилостивий! Вислухай молитви наші і зверни увагу на голос моління нашого і яви нам знак милости твоєї, наведи нас на </w:t>
+      </w:r>
+      <w:r>
+        <w:rPr>
+          <w:rFonts w:ascii="Times New Roman" w:hAnsi="Times New Roman"/>
+          <w:sz w:val="24"/>
+          <w:szCs w:val="24"/>
+          <w:u w:val="single"/>
+          <w:lang w:val="uk-UA"/>
+        </w:rPr>
+        <w:lastRenderedPageBreak/>
+        <w:t>дорогу твою, щоб ходили ми в твоїй правді. Звесели серця наші, щоб ми боялись імення твого святого, бо ти великий і твориш чуда; ти Бог єдиний і немає подібного тобі між богами, Господи. Ти сильний у милості і добрий у силі, аби допомагати й утішати, і спасати всіх, хто на ім'я твоє святе уповає.]</w:t>
       </w:r>
     </w:p>
     <w:p>
@@ -7085,147 +3737,26 @@
     </w:p>
     <w:p>
       <w:pPr>
-        <w:pStyle w:val="a"/>
-        <w:spacing w:after="120"/>
-      </w:pPr>
-      <w:r>
-        <w:rPr>
-          <w:rFonts w:ascii="Times New Roman" w:hAnsi="Times New Roman"/>
-          <w:sz w:val="24"/>
-        </w:rPr>
-        <w:t>Ви́веди</w:t>
-      </w:r>
-      <w:r>
-        <w:rPr>
-          <w:rFonts w:ascii="Times New Roman" w:hAnsi="Times New Roman"/>
-          <w:sz w:val="24"/>
-        </w:rPr>
-        <w:t xml:space="preserve"> з </w:t>
-      </w:r>
-      <w:r>
-        <w:rPr>
-          <w:rFonts w:ascii="Times New Roman" w:hAnsi="Times New Roman"/>
-          <w:sz w:val="24"/>
-        </w:rPr>
-        <w:t>в’язни́ці</w:t>
-      </w:r>
-      <w:r>
-        <w:rPr>
-          <w:rFonts w:ascii="Times New Roman" w:hAnsi="Times New Roman"/>
-          <w:sz w:val="24"/>
-        </w:rPr>
-        <w:t xml:space="preserve"> мою́ </w:t>
-      </w:r>
-      <w:r>
-        <w:rPr>
-          <w:rFonts w:ascii="Times New Roman" w:hAnsi="Times New Roman"/>
-          <w:sz w:val="24"/>
-        </w:rPr>
-        <w:t>ду́шу</w:t>
-      </w:r>
-      <w:r>
-        <w:rPr>
-          <w:rFonts w:ascii="Times New Roman" w:hAnsi="Times New Roman"/>
-          <w:sz w:val="24"/>
-        </w:rPr>
-        <w:t xml:space="preserve">,* щоб </w:t>
-      </w:r>
-      <w:r>
-        <w:rPr>
-          <w:rFonts w:ascii="Times New Roman" w:hAnsi="Times New Roman"/>
-          <w:sz w:val="24"/>
-        </w:rPr>
-        <w:t>дя́кувати</w:t>
-      </w:r>
-      <w:r>
-        <w:rPr>
-          <w:rFonts w:ascii="Times New Roman" w:hAnsi="Times New Roman"/>
-          <w:sz w:val="24"/>
-        </w:rPr>
-        <w:t xml:space="preserve"> </w:t>
-      </w:r>
-      <w:r>
-        <w:rPr>
-          <w:rFonts w:ascii="Times New Roman" w:hAnsi="Times New Roman"/>
-          <w:sz w:val="24"/>
-        </w:rPr>
-        <w:t>І́мені</w:t>
-      </w:r>
-      <w:r>
-        <w:rPr>
-          <w:rFonts w:ascii="Times New Roman" w:hAnsi="Times New Roman"/>
-          <w:sz w:val="24"/>
-        </w:rPr>
-        <w:t xml:space="preserve"> </w:t>
-      </w:r>
-      <w:r>
-        <w:rPr>
-          <w:rFonts w:ascii="Times New Roman" w:hAnsi="Times New Roman"/>
-          <w:sz w:val="24"/>
-        </w:rPr>
-        <w:t>Твоє́му</w:t>
-      </w:r>
-      <w:r>
-        <w:rPr>
-          <w:rFonts w:ascii="Times New Roman" w:hAnsi="Times New Roman"/>
-          <w:sz w:val="24"/>
-        </w:rPr>
-        <w:t>.</w:t>
-      </w:r>
-    </w:p>
-    <w:p>
-      <w:pPr>
-        <w:pStyle w:val="a"/>
-        <w:spacing w:after="120"/>
-      </w:pPr>
-      <w:r>
-        <w:rPr>
-          <w:rFonts w:ascii="Times New Roman" w:hAnsi="Times New Roman"/>
-          <w:sz w:val="24"/>
-        </w:rPr>
-        <w:t xml:space="preserve">Мене́ </w:t>
-      </w:r>
-      <w:r>
-        <w:rPr>
-          <w:rFonts w:ascii="Times New Roman" w:hAnsi="Times New Roman"/>
-          <w:sz w:val="24"/>
-        </w:rPr>
-        <w:t>обсту́плять</w:t>
-      </w:r>
-      <w:r>
-        <w:rPr>
-          <w:rFonts w:ascii="Times New Roman" w:hAnsi="Times New Roman"/>
-          <w:sz w:val="24"/>
-        </w:rPr>
-        <w:t xml:space="preserve"> </w:t>
-      </w:r>
-      <w:r>
-        <w:rPr>
-          <w:rFonts w:ascii="Times New Roman" w:hAnsi="Times New Roman"/>
-          <w:sz w:val="24"/>
-        </w:rPr>
-        <w:t>пра́ведники</w:t>
-      </w:r>
-      <w:r>
-        <w:rPr>
-          <w:rFonts w:ascii="Times New Roman" w:hAnsi="Times New Roman"/>
-          <w:sz w:val="24"/>
-        </w:rPr>
-        <w:t xml:space="preserve">,* бо Ти добро́ мені́ </w:t>
-      </w:r>
-      <w:r>
-        <w:rPr>
-          <w:rFonts w:ascii="Times New Roman" w:hAnsi="Times New Roman"/>
-          <w:sz w:val="24"/>
-        </w:rPr>
-        <w:t>вчи́ниш</w:t>
-      </w:r>
-      <w:r>
-        <w:rPr>
-          <w:rFonts w:ascii="Times New Roman" w:hAnsi="Times New Roman"/>
-          <w:sz w:val="24"/>
-        </w:rPr>
-        <w:t>.</w:t>
+        <w:spacing w:after="120"/>
+      </w:pPr>
+      <w:r>
+        <w:rPr>
+          <w:rFonts w:ascii="Times New Roman" w:hAnsi="Times New Roman"/>
+          <w:sz w:val="24"/>
+        </w:rPr>
+        <w:t>Ви́веди з в’язни́ці мою́ ду́шу,* щоб дя́кувати І́мені Твоє́му.</w:t>
+      </w:r>
+    </w:p>
+    <w:p>
+      <w:pPr>
+        <w:spacing w:after="120"/>
+      </w:pPr>
+      <w:r>
+        <w:rPr>
+          <w:rFonts w:ascii="Times New Roman" w:hAnsi="Times New Roman"/>
+          <w:sz w:val="24"/>
+        </w:rPr>
+        <w:t>Мене́ обсту́плять пра́ведники,* бо Ти добро́ мені́ вчи́ниш.</w:t>
       </w:r>
     </w:p>
     <w:p>
@@ -7257,203 +3788,34 @@
     </w:p>
     <w:p>
       <w:pPr>
-        <w:pStyle w:val="a"/>
-        <w:spacing w:after="120"/>
-      </w:pPr>
-      <w:r>
-        <w:rPr>
-          <w:rFonts w:ascii="Times New Roman" w:hAnsi="Times New Roman"/>
-          <w:sz w:val="24"/>
-        </w:rPr>
-        <w:t xml:space="preserve">З </w:t>
-      </w:r>
-      <w:r>
-        <w:rPr>
-          <w:rFonts w:ascii="Times New Roman" w:hAnsi="Times New Roman"/>
-          <w:sz w:val="24"/>
-        </w:rPr>
-        <w:t>глиби́н</w:t>
-      </w:r>
-      <w:r>
-        <w:rPr>
-          <w:rFonts w:ascii="Times New Roman" w:hAnsi="Times New Roman"/>
-          <w:sz w:val="24"/>
-        </w:rPr>
-        <w:t xml:space="preserve"> </w:t>
-      </w:r>
-      <w:r>
-        <w:rPr>
-          <w:rFonts w:ascii="Times New Roman" w:hAnsi="Times New Roman"/>
-          <w:sz w:val="24"/>
-        </w:rPr>
-        <w:t>взива́ю</w:t>
-      </w:r>
-      <w:r>
-        <w:rPr>
-          <w:rFonts w:ascii="Times New Roman" w:hAnsi="Times New Roman"/>
-          <w:sz w:val="24"/>
-        </w:rPr>
-        <w:t xml:space="preserve"> до </w:t>
-      </w:r>
-      <w:r>
-        <w:rPr>
-          <w:rFonts w:ascii="Times New Roman" w:hAnsi="Times New Roman"/>
-          <w:sz w:val="24"/>
-        </w:rPr>
-        <w:t>Те́бе</w:t>
-      </w:r>
-      <w:r>
-        <w:rPr>
-          <w:rFonts w:ascii="Times New Roman" w:hAnsi="Times New Roman"/>
-          <w:sz w:val="24"/>
-        </w:rPr>
-        <w:t xml:space="preserve">, </w:t>
-      </w:r>
-      <w:r>
-        <w:rPr>
-          <w:rFonts w:ascii="Times New Roman" w:hAnsi="Times New Roman"/>
-          <w:sz w:val="24"/>
-        </w:rPr>
-        <w:t>Го́споди</w:t>
-      </w:r>
-      <w:r>
-        <w:rPr>
-          <w:rFonts w:ascii="Times New Roman" w:hAnsi="Times New Roman"/>
-          <w:sz w:val="24"/>
-        </w:rPr>
-        <w:t xml:space="preserve">,* </w:t>
-      </w:r>
-      <w:r>
-        <w:rPr>
-          <w:rFonts w:ascii="Times New Roman" w:hAnsi="Times New Roman"/>
-          <w:sz w:val="24"/>
-        </w:rPr>
-        <w:t>Го́споди</w:t>
-      </w:r>
-      <w:r>
-        <w:rPr>
-          <w:rFonts w:ascii="Times New Roman" w:hAnsi="Times New Roman"/>
-          <w:sz w:val="24"/>
-        </w:rPr>
-        <w:t xml:space="preserve">, </w:t>
-      </w:r>
-      <w:r>
-        <w:rPr>
-          <w:rFonts w:ascii="Times New Roman" w:hAnsi="Times New Roman"/>
-          <w:sz w:val="24"/>
-        </w:rPr>
-        <w:t>почу́й</w:t>
-      </w:r>
-      <w:r>
-        <w:rPr>
-          <w:rFonts w:ascii="Times New Roman" w:hAnsi="Times New Roman"/>
-          <w:sz w:val="24"/>
-        </w:rPr>
-        <w:t xml:space="preserve"> мій </w:t>
-      </w:r>
-      <w:r>
-        <w:rPr>
-          <w:rFonts w:ascii="Times New Roman" w:hAnsi="Times New Roman"/>
-          <w:sz w:val="24"/>
-        </w:rPr>
-        <w:t>го́лос</w:t>
-      </w:r>
-      <w:r>
-        <w:rPr>
-          <w:rFonts w:ascii="Times New Roman" w:hAnsi="Times New Roman"/>
-          <w:sz w:val="24"/>
-        </w:rPr>
-        <w:t>.</w:t>
-      </w:r>
-    </w:p>
-    <w:p>
-      <w:pPr>
-        <w:pStyle w:val="a"/>
-        <w:spacing w:after="120"/>
-      </w:pPr>
-      <w:r>
-        <w:rPr>
-          <w:rFonts w:ascii="Times New Roman" w:hAnsi="Times New Roman"/>
-          <w:sz w:val="24"/>
-        </w:rPr>
-        <w:t>Неха́й</w:t>
-      </w:r>
-      <w:r>
-        <w:rPr>
-          <w:rFonts w:ascii="Times New Roman" w:hAnsi="Times New Roman"/>
-          <w:sz w:val="24"/>
-        </w:rPr>
-        <w:t xml:space="preserve"> </w:t>
-      </w:r>
-      <w:r>
-        <w:rPr>
-          <w:rFonts w:ascii="Times New Roman" w:hAnsi="Times New Roman"/>
-          <w:sz w:val="24"/>
-        </w:rPr>
-        <w:t>бу́дуть</w:t>
-      </w:r>
-      <w:r>
-        <w:rPr>
-          <w:rFonts w:ascii="Times New Roman" w:hAnsi="Times New Roman"/>
-          <w:sz w:val="24"/>
-        </w:rPr>
-        <w:t xml:space="preserve"> Твої́ </w:t>
-      </w:r>
-      <w:r>
-        <w:rPr>
-          <w:rFonts w:ascii="Times New Roman" w:hAnsi="Times New Roman"/>
-          <w:sz w:val="24"/>
-        </w:rPr>
-        <w:t>ву́ха</w:t>
-      </w:r>
-      <w:r>
-        <w:rPr>
-          <w:rFonts w:ascii="Times New Roman" w:hAnsi="Times New Roman"/>
-          <w:sz w:val="24"/>
-        </w:rPr>
-        <w:t xml:space="preserve"> </w:t>
-      </w:r>
-      <w:r>
-        <w:rPr>
-          <w:rFonts w:ascii="Times New Roman" w:hAnsi="Times New Roman"/>
-          <w:sz w:val="24"/>
-        </w:rPr>
-        <w:t>ува́жні</w:t>
-      </w:r>
-      <w:r>
-        <w:rPr>
-          <w:rFonts w:ascii="Times New Roman" w:hAnsi="Times New Roman"/>
-          <w:sz w:val="24"/>
-        </w:rPr>
-        <w:t xml:space="preserve">,* до </w:t>
-      </w:r>
-      <w:r>
-        <w:rPr>
-          <w:rFonts w:ascii="Times New Roman" w:hAnsi="Times New Roman"/>
-          <w:sz w:val="24"/>
-        </w:rPr>
-        <w:t>го́лосу</w:t>
-      </w:r>
-      <w:r>
-        <w:rPr>
-          <w:rFonts w:ascii="Times New Roman" w:hAnsi="Times New Roman"/>
-          <w:sz w:val="24"/>
-        </w:rPr>
-        <w:t xml:space="preserve"> </w:t>
-      </w:r>
-      <w:r>
-        <w:rPr>
-          <w:rFonts w:ascii="Times New Roman" w:hAnsi="Times New Roman"/>
-          <w:sz w:val="24"/>
-        </w:rPr>
-        <w:t>бла́гання</w:t>
-      </w:r>
-      <w:r>
-        <w:rPr>
-          <w:rFonts w:ascii="Times New Roman" w:hAnsi="Times New Roman"/>
-          <w:sz w:val="24"/>
-        </w:rPr>
-        <w:t xml:space="preserve"> мого́.</w:t>
+        <w:spacing w:after="120"/>
+      </w:pPr>
+      <w:r>
+        <w:rPr>
+          <w:rFonts w:ascii="Times New Roman" w:hAnsi="Times New Roman"/>
+          <w:sz w:val="24"/>
+        </w:rPr>
+        <w:lastRenderedPageBreak/>
+        <w:t xml:space="preserve">З глиби́н взива́ю до Те́бе, Го́споди,* Го́споди, </w:t>
+      </w:r>
+      <w:r>
+        <w:rPr>
+          <w:rFonts w:ascii="Times New Roman" w:hAnsi="Times New Roman"/>
+          <w:sz w:val="24"/>
+        </w:rPr>
+        <w:t>почу́й мій го́лос.</w:t>
+      </w:r>
+    </w:p>
+    <w:p>
+      <w:pPr>
+        <w:spacing w:after="120"/>
+      </w:pPr>
+      <w:r>
+        <w:rPr>
+          <w:rFonts w:ascii="Times New Roman" w:hAnsi="Times New Roman"/>
+          <w:sz w:val="24"/>
+        </w:rPr>
+        <w:t>Неха́й бу́дуть Твої́ ву́ха ува́жні,* до го́лосу бла́гання мого́.</w:t>
       </w:r>
     </w:p>
     <w:p>
@@ -7481,15 +3843,23 @@
     </w:p>
     <w:p>
       <w:pPr>
-        <w:pStyle w:val="a"/>
-        <w:spacing w:after="120"/>
-      </w:pPr>
-      <w:r>
-        <w:rPr>
-          <w:rFonts w:ascii="Times New Roman" w:hAnsi="Times New Roman"/>
-          <w:i/>
-          <w:color w:val="FF0000"/>
-          <w:sz w:val="24"/>
+        <w:spacing w:after="120"/>
+        <w:jc w:val="both"/>
+        <w:rPr>
+          <w:rFonts w:ascii="Times New Roman" w:hAnsi="Times New Roman"/>
+          <w:sz w:val="24"/>
+          <w:szCs w:val="24"/>
+          <w:u w:val="single"/>
+        </w:rPr>
+      </w:pPr>
+      <w:r>
+        <w:rPr>
+          <w:rFonts w:ascii="Times New Roman" w:hAnsi="Times New Roman"/>
+          <w:i/>
+          <w:color w:val="FF0000"/>
+          <w:sz w:val="24"/>
+          <w:szCs w:val="24"/>
+          <w:lang w:val="ru-MD"/>
         </w:rPr>
         <w:t>Стих:</w:t>
       </w:r>
@@ -7498,6 +3868,8 @@
           <w:rFonts w:ascii="Times New Roman" w:hAnsi="Times New Roman"/>
           <w:i/>
           <w:sz w:val="24"/>
+          <w:szCs w:val="24"/>
+          <w:lang w:val="ru-MD"/>
         </w:rPr>
         <w:t xml:space="preserve"> </w:t>
       </w:r>
@@ -7505,299 +3877,100 @@
         <w:rPr>
           <w:rFonts w:ascii="Times New Roman" w:hAnsi="Times New Roman"/>
           <w:sz w:val="24"/>
+          <w:szCs w:val="24"/>
           <w:u w:val="single"/>
-        </w:rPr>
-        <w:t>Ви́веди</w:t>
-      </w:r>
-      <w:r>
-        <w:rPr>
-          <w:rFonts w:ascii="Times New Roman" w:hAnsi="Times New Roman"/>
-          <w:sz w:val="24"/>
+          <w:lang w:val="ru-MD"/>
+        </w:rPr>
+        <w:t xml:space="preserve">Коли́ Ти, Го́споди, зважа́тимеш на беззако́ння, то хто всто́їться, Го́споди.* </w:t>
+      </w:r>
+      <w:r>
+        <w:rPr>
+          <w:rFonts w:ascii="Times New Roman" w:hAnsi="Times New Roman"/>
+          <w:sz w:val="24"/>
+          <w:szCs w:val="24"/>
           <w:u w:val="single"/>
         </w:rPr>
-        <w:t xml:space="preserve"> з </w:t>
-      </w:r>
-      <w:r>
-        <w:rPr>
-          <w:rFonts w:ascii="Times New Roman" w:hAnsi="Times New Roman"/>
-          <w:sz w:val="24"/>
+        <w:t>Та в Те́бе є проще́ння</w:t>
+      </w:r>
+      <w:r>
+        <w:rPr>
+          <w:rFonts w:ascii="Times New Roman" w:hAnsi="Times New Roman"/>
+          <w:sz w:val="24"/>
+          <w:szCs w:val="24"/>
           <w:u w:val="single"/>
         </w:rPr>
-        <w:t>в’язни́ці</w:t>
+        <w:t>.</w:t>
+      </w:r>
+    </w:p>
+    <w:p>
+      <w:pPr>
+        <w:spacing w:after="120"/>
+        <w:jc w:val="both"/>
+        <w:rPr>
+          <w:rFonts w:ascii="Times New Roman" w:hAnsi="Times New Roman"/>
+          <w:bCs/>
+          <w:sz w:val="24"/>
+          <w:szCs w:val="24"/>
+          <w:lang w:val="uk-UA"/>
+        </w:rPr>
+      </w:pPr>
+      <w:r>
+        <w:rPr>
+          <w:rFonts w:ascii="Times New Roman" w:hAnsi="Times New Roman"/>
+          <w:i/>
+          <w:color w:val="FF0000"/>
+          <w:sz w:val="24"/>
+          <w:szCs w:val="24"/>
+          <w:highlight w:val="white"/>
+          <w:lang w:val="uk-UA"/>
+        </w:rPr>
+        <w:t xml:space="preserve">(г. 8, подібний: О, преславне чудо): </w:t>
+      </w:r>
+      <w:r>
+        <w:rPr>
+          <w:rFonts w:ascii="Times New Roman" w:hAnsi="Times New Roman"/>
+          <w:bCs/>
+          <w:sz w:val="24"/>
+          <w:szCs w:val="24"/>
+          <w:lang w:val="uk-UA"/>
+        </w:rPr>
+        <w:t>Стефа́не, сві́дків первостра́днику, * служи́телів осно́во, * апо́столів обра́нцю, * нас, що сві́тло тво́римо твоє́ світлоно́сне торжество́, * сві́тлом незахі́днім, му́ченику, озори́, * гріхі́в розві́юючи пітьму́, * благода́ть і ми́лість подаючи́ раба́м твої́м * і до життя́ вічнотрива́лого * настановля́ючи моли́твами твої́ми.</w:t>
+      </w:r>
+    </w:p>
+    <w:p>
+      <w:pPr>
+        <w:spacing w:after="120"/>
+        <w:rPr>
+          <w:lang w:val="uk-UA"/>
+        </w:rPr>
+      </w:pPr>
+      <w:r>
+        <w:rPr>
+          <w:rFonts w:ascii="Times New Roman" w:hAnsi="Times New Roman"/>
+          <w:i/>
+          <w:color w:val="FF0000"/>
+          <w:sz w:val="24"/>
+          <w:lang w:val="uk-UA"/>
+        </w:rPr>
+        <w:t>Стих:</w:t>
+      </w:r>
+      <w:r>
+        <w:rPr>
+          <w:rFonts w:ascii="Times New Roman" w:hAnsi="Times New Roman"/>
+          <w:i/>
+          <w:sz w:val="24"/>
+          <w:lang w:val="uk-UA"/>
+        </w:rPr>
+        <w:t xml:space="preserve"> </w:t>
       </w:r>
       <w:r>
         <w:rPr>
           <w:rFonts w:ascii="Times New Roman" w:hAnsi="Times New Roman"/>
           <w:sz w:val="24"/>
           <w:u w:val="single"/>
-        </w:rPr>
-        <w:t xml:space="preserve"> мою́ </w:t>
-      </w:r>
-      <w:r>
-        <w:rPr>
-          <w:rFonts w:ascii="Times New Roman" w:hAnsi="Times New Roman"/>
-          <w:sz w:val="24"/>
-          <w:u w:val="single"/>
-        </w:rPr>
-        <w:t>ду́шу</w:t>
-      </w:r>
-      <w:r>
-        <w:rPr>
-          <w:rFonts w:ascii="Times New Roman" w:hAnsi="Times New Roman"/>
-          <w:sz w:val="24"/>
-          <w:u w:val="single"/>
-        </w:rPr>
-        <w:t xml:space="preserve">,* щоб </w:t>
-      </w:r>
-      <w:r>
-        <w:rPr>
-          <w:rFonts w:ascii="Times New Roman" w:hAnsi="Times New Roman"/>
-          <w:sz w:val="24"/>
-          <w:u w:val="single"/>
-        </w:rPr>
-        <w:t>дя́кувати</w:t>
-      </w:r>
-      <w:r>
-        <w:rPr>
-          <w:rFonts w:ascii="Times New Roman" w:hAnsi="Times New Roman"/>
-          <w:sz w:val="24"/>
-          <w:u w:val="single"/>
-        </w:rPr>
-        <w:t xml:space="preserve"> </w:t>
-      </w:r>
-      <w:r>
-        <w:rPr>
-          <w:rFonts w:ascii="Times New Roman" w:hAnsi="Times New Roman"/>
-          <w:sz w:val="24"/>
-          <w:u w:val="single"/>
-        </w:rPr>
-        <w:t>І́мені</w:t>
-      </w:r>
-      <w:r>
-        <w:rPr>
-          <w:rFonts w:ascii="Times New Roman" w:hAnsi="Times New Roman"/>
-          <w:sz w:val="24"/>
-          <w:u w:val="single"/>
-        </w:rPr>
-        <w:t xml:space="preserve"> </w:t>
-      </w:r>
-      <w:r>
-        <w:rPr>
-          <w:rFonts w:ascii="Times New Roman" w:hAnsi="Times New Roman"/>
-          <w:sz w:val="24"/>
-          <w:u w:val="single"/>
-        </w:rPr>
-        <w:t>Твоє́му</w:t>
-      </w:r>
-      <w:r>
-        <w:rPr>
-          <w:rFonts w:ascii="Times New Roman" w:hAnsi="Times New Roman"/>
-          <w:sz w:val="24"/>
-          <w:u w:val="single"/>
-        </w:rPr>
-        <w:t>.</w:t>
-      </w:r>
-    </w:p>
-    <w:p>
-      <w:pPr>
-        <w:spacing w:after="120"/>
-        <w:jc w:val="both"/>
-        <w:rPr>
-          <w:rFonts w:ascii="Times New Roman" w:hAnsi="Times New Roman"/>
-          <w:bCs/>
-          <w:sz w:val="24"/>
-          <w:szCs w:val="24"/>
-          <w:lang w:val="uk-UA"/>
-        </w:rPr>
-      </w:pPr>
-      <w:r>
-        <w:rPr>
-          <w:rFonts w:ascii="Times New Roman" w:hAnsi="Times New Roman"/>
-          <w:i/>
-          <w:color w:val="FF0000"/>
-          <w:sz w:val="24"/>
-          <w:szCs w:val="24"/>
-          <w:highlight w:val="white"/>
-          <w:lang w:val="uk-UA"/>
-        </w:rPr>
-        <w:t xml:space="preserve">(г. 8, подібний: О, преславне чудо): </w:t>
-      </w:r>
-      <w:r>
-        <w:rPr>
-          <w:rFonts w:ascii="Times New Roman" w:hAnsi="Times New Roman"/>
-          <w:bCs/>
-          <w:sz w:val="24"/>
-          <w:szCs w:val="24"/>
-          <w:lang w:val="uk-UA"/>
-        </w:rPr>
-        <w:t>Стефа́не, сві́дків первостра́днику, * служи́телів осно́во, * апо́столів обра́нцю, * нас, що сві́тло тво́римо твоє́ світлоно́сне торжество́, * сві́тлом незахі́днім, му́ченику, озори́, * гріхі́в розві́юючи пітьму́, * благода́ть і ми́лість подаючи́ раба́м твої́м * і до життя́ вічнотрива́лого * настановля́ючи моли́твами твої́ми.</w:t>
-      </w:r>
-    </w:p>
-    <w:p>
-      <w:pPr>
-        <w:pStyle w:val="a"/>
-        <w:spacing w:after="120"/>
-      </w:pPr>
-      <w:r>
-        <w:rPr>
-          <w:rFonts w:ascii="Times New Roman" w:hAnsi="Times New Roman"/>
-          <w:i/>
-          <w:color w:val="FF0000"/>
-          <w:sz w:val="24"/>
-        </w:rPr>
-        <w:t>Стих:</w:t>
-      </w:r>
-      <w:r>
-        <w:rPr>
-          <w:rFonts w:ascii="Times New Roman" w:hAnsi="Times New Roman"/>
-          <w:i/>
-          <w:sz w:val="24"/>
-        </w:rPr>
-        <w:t xml:space="preserve"> </w:t>
-      </w:r>
-      <w:r>
-        <w:rPr>
-          <w:rFonts w:ascii="Times New Roman" w:hAnsi="Times New Roman"/>
-          <w:sz w:val="24"/>
-          <w:u w:val="single"/>
-        </w:rPr>
-        <w:t>За́для</w:t>
-      </w:r>
-      <w:r>
-        <w:rPr>
-          <w:rFonts w:ascii="Times New Roman" w:hAnsi="Times New Roman"/>
-          <w:sz w:val="24"/>
-          <w:u w:val="single"/>
-        </w:rPr>
-        <w:t xml:space="preserve"> </w:t>
-      </w:r>
-      <w:r>
-        <w:rPr>
-          <w:rFonts w:ascii="Times New Roman" w:hAnsi="Times New Roman"/>
-          <w:sz w:val="24"/>
-          <w:u w:val="single"/>
-        </w:rPr>
-        <w:t>І́мени</w:t>
-      </w:r>
-      <w:r>
-        <w:rPr>
-          <w:rFonts w:ascii="Times New Roman" w:hAnsi="Times New Roman"/>
-          <w:sz w:val="24"/>
-          <w:u w:val="single"/>
-        </w:rPr>
-        <w:t xml:space="preserve"> Твого́ </w:t>
-      </w:r>
-      <w:r>
-        <w:rPr>
-          <w:rFonts w:ascii="Times New Roman" w:hAnsi="Times New Roman"/>
-          <w:sz w:val="24"/>
-          <w:u w:val="single"/>
-        </w:rPr>
-        <w:t>наді́юсь</w:t>
-      </w:r>
-      <w:r>
-        <w:rPr>
-          <w:rFonts w:ascii="Times New Roman" w:hAnsi="Times New Roman"/>
-          <w:sz w:val="24"/>
-          <w:u w:val="single"/>
-        </w:rPr>
-        <w:t xml:space="preserve"> на </w:t>
-      </w:r>
-      <w:r>
-        <w:rPr>
-          <w:rFonts w:ascii="Times New Roman" w:hAnsi="Times New Roman"/>
-          <w:sz w:val="24"/>
-          <w:u w:val="single"/>
-        </w:rPr>
-        <w:t>Те́бе</w:t>
-      </w:r>
-      <w:r>
-        <w:rPr>
-          <w:rFonts w:ascii="Times New Roman" w:hAnsi="Times New Roman"/>
-          <w:sz w:val="24"/>
-          <w:u w:val="single"/>
-        </w:rPr>
-        <w:t xml:space="preserve">, </w:t>
-      </w:r>
-      <w:r>
-        <w:rPr>
-          <w:rFonts w:ascii="Times New Roman" w:hAnsi="Times New Roman"/>
-          <w:sz w:val="24"/>
-          <w:u w:val="single"/>
-        </w:rPr>
-        <w:t>Го́споди</w:t>
-      </w:r>
-      <w:r>
-        <w:rPr>
-          <w:rFonts w:ascii="Times New Roman" w:hAnsi="Times New Roman"/>
-          <w:sz w:val="24"/>
-          <w:u w:val="single"/>
-        </w:rPr>
-        <w:t xml:space="preserve">, </w:t>
-      </w:r>
-      <w:r>
-        <w:rPr>
-          <w:rFonts w:ascii="Times New Roman" w:hAnsi="Times New Roman"/>
-          <w:sz w:val="24"/>
-          <w:u w:val="single"/>
-        </w:rPr>
-        <w:t>наді́ється</w:t>
-      </w:r>
-      <w:r>
-        <w:rPr>
-          <w:rFonts w:ascii="Times New Roman" w:hAnsi="Times New Roman"/>
-          <w:sz w:val="24"/>
-          <w:u w:val="single"/>
-        </w:rPr>
-        <w:t xml:space="preserve"> душа́ моя́ на </w:t>
-      </w:r>
-      <w:r>
-        <w:rPr>
-          <w:rFonts w:ascii="Times New Roman" w:hAnsi="Times New Roman"/>
-          <w:sz w:val="24"/>
-          <w:u w:val="single"/>
-        </w:rPr>
-        <w:t>сло́во</w:t>
-      </w:r>
-      <w:r>
-        <w:rPr>
-          <w:rFonts w:ascii="Times New Roman" w:hAnsi="Times New Roman"/>
-          <w:sz w:val="24"/>
-          <w:u w:val="single"/>
-        </w:rPr>
-        <w:t xml:space="preserve"> Твоє́;* </w:t>
-      </w:r>
-      <w:r>
-        <w:rPr>
-          <w:rFonts w:ascii="Times New Roman" w:hAnsi="Times New Roman"/>
-          <w:sz w:val="24"/>
-          <w:u w:val="single"/>
-        </w:rPr>
-        <w:t>наді́ється</w:t>
-      </w:r>
-      <w:r>
-        <w:rPr>
-          <w:rFonts w:ascii="Times New Roman" w:hAnsi="Times New Roman"/>
-          <w:sz w:val="24"/>
-          <w:u w:val="single"/>
-        </w:rPr>
-        <w:t xml:space="preserve"> душа́ моя́ на </w:t>
-      </w:r>
-      <w:r>
-        <w:rPr>
-          <w:rFonts w:ascii="Times New Roman" w:hAnsi="Times New Roman"/>
-          <w:sz w:val="24"/>
-          <w:u w:val="single"/>
-        </w:rPr>
-        <w:t>Го́спода</w:t>
-      </w:r>
-      <w:r>
-        <w:rPr>
-          <w:rFonts w:ascii="Times New Roman" w:hAnsi="Times New Roman"/>
-          <w:sz w:val="24"/>
-          <w:u w:val="single"/>
-        </w:rPr>
-        <w:t>.</w:t>
+          <w:lang w:val="uk-UA"/>
+        </w:rPr>
+        <w:t>За́для І́мени Твого́ наді́юсь на Те́бе, Го́споди, наді́ється душа́ моя́ на сло́во Твоє́;* наді́ється душа́ моя́ на Го́спода.</w:t>
       </w:r>
     </w:p>
     <w:p>
@@ -7827,15 +4000,18 @@
     </w:p>
     <w:p>
       <w:pPr>
-        <w:pStyle w:val="a"/>
-        <w:spacing w:after="120"/>
-      </w:pPr>
-      <w:r>
-        <w:rPr>
-          <w:rFonts w:ascii="Times New Roman" w:hAnsi="Times New Roman"/>
-          <w:i/>
-          <w:color w:val="FF0000"/>
-          <w:sz w:val="24"/>
+        <w:spacing w:after="120"/>
+        <w:rPr>
+          <w:lang w:val="uk-UA"/>
+        </w:rPr>
+      </w:pPr>
+      <w:r>
+        <w:rPr>
+          <w:rFonts w:ascii="Times New Roman" w:hAnsi="Times New Roman"/>
+          <w:i/>
+          <w:color w:val="FF0000"/>
+          <w:sz w:val="24"/>
+          <w:lang w:val="uk-UA"/>
         </w:rPr>
         <w:t>Стих:</w:t>
       </w:r>
@@ -7844,6 +4020,7 @@
           <w:rFonts w:ascii="Times New Roman" w:hAnsi="Times New Roman"/>
           <w:i/>
           <w:sz w:val="24"/>
+          <w:lang w:val="uk-UA"/>
         </w:rPr>
         <w:t xml:space="preserve"> </w:t>
       </w:r>
@@ -7852,350 +4029,77 @@
           <w:rFonts w:ascii="Times New Roman" w:hAnsi="Times New Roman"/>
           <w:sz w:val="24"/>
           <w:u w:val="single"/>
-        </w:rPr>
-        <w:t xml:space="preserve">Від </w:t>
+          <w:lang w:val="uk-UA"/>
+        </w:rPr>
+        <w:t xml:space="preserve">Від ра́нньої сторо́жі до но́чі від ра́нньої </w:t>
       </w:r>
       <w:r>
         <w:rPr>
           <w:rFonts w:ascii="Times New Roman" w:hAnsi="Times New Roman"/>
           <w:sz w:val="24"/>
           <w:u w:val="single"/>
-        </w:rPr>
-        <w:t>ра́нньої</w:t>
+          <w:lang w:val="uk-UA"/>
+        </w:rPr>
+        <w:t>сторо́жі* неха́й упова́є Ізра́їль на Го́спода.</w:t>
+      </w:r>
+    </w:p>
+    <w:p>
+      <w:pPr>
+        <w:spacing w:after="120"/>
+        <w:jc w:val="both"/>
+        <w:rPr>
+          <w:rFonts w:ascii="Times New Roman" w:hAnsi="Times New Roman"/>
+          <w:bCs/>
+          <w:sz w:val="24"/>
+          <w:szCs w:val="24"/>
+          <w:lang w:val="uk-UA"/>
+        </w:rPr>
+      </w:pPr>
+      <w:r>
+        <w:rPr>
+          <w:rFonts w:ascii="Times New Roman" w:hAnsi="Times New Roman"/>
+          <w:bCs/>
+          <w:sz w:val="24"/>
+          <w:szCs w:val="24"/>
+          <w:lang w:val="uk-UA"/>
+        </w:rPr>
+        <w:t>Як ці́нний віне́ць Су́щому Царе́ві і Бо́гові * прині́с ти себе́, апо́столе, каменува́нням, * розу́мний і многоці́нний * бі́льше від зо́лота і камі́ння кошто́вного, * уві́нчаний сла́вою і благода́ттю * Стефа́не всесвяще́нний, * сві́дків первостра́днику, * соло́дке і ді́ло, і ім’я́, * пом’яни́ всіх нас!</w:t>
+      </w:r>
+    </w:p>
+    <w:p>
+      <w:pPr>
+        <w:spacing w:after="120"/>
+        <w:rPr>
+          <w:lang w:val="uk-UA"/>
+        </w:rPr>
+      </w:pPr>
+      <w:r>
+        <w:rPr>
+          <w:rFonts w:ascii="Times New Roman" w:hAnsi="Times New Roman"/>
+          <w:i/>
+          <w:color w:val="FF0000"/>
+          <w:sz w:val="24"/>
+          <w:lang w:val="uk-UA"/>
+        </w:rPr>
+        <w:t>Стих:</w:t>
+      </w:r>
+      <w:r>
+        <w:rPr>
+          <w:rFonts w:ascii="Times New Roman" w:hAnsi="Times New Roman"/>
+          <w:i/>
+          <w:sz w:val="24"/>
+          <w:lang w:val="uk-UA"/>
+        </w:rPr>
+        <w:t xml:space="preserve"> </w:t>
       </w:r>
       <w:r>
         <w:rPr>
           <w:rFonts w:ascii="Times New Roman" w:hAnsi="Times New Roman"/>
           <w:sz w:val="24"/>
           <w:u w:val="single"/>
-        </w:rPr>
-        <w:t xml:space="preserve"> </w:t>
-      </w:r>
-      <w:r>
-        <w:rPr>
-          <w:rFonts w:ascii="Times New Roman" w:hAnsi="Times New Roman"/>
-          <w:sz w:val="24"/>
-          <w:u w:val="single"/>
-        </w:rPr>
-        <w:t>сторо́жі</w:t>
-      </w:r>
-      <w:r>
-        <w:rPr>
-          <w:rFonts w:ascii="Times New Roman" w:hAnsi="Times New Roman"/>
-          <w:sz w:val="24"/>
-          <w:u w:val="single"/>
-        </w:rPr>
-        <w:t xml:space="preserve"> до </w:t>
-      </w:r>
-      <w:r>
-        <w:rPr>
-          <w:rFonts w:ascii="Times New Roman" w:hAnsi="Times New Roman"/>
-          <w:sz w:val="24"/>
-          <w:u w:val="single"/>
-        </w:rPr>
-        <w:t>но́чі</w:t>
-      </w:r>
-      <w:r>
-        <w:rPr>
-          <w:rFonts w:ascii="Times New Roman" w:hAnsi="Times New Roman"/>
-          <w:sz w:val="24"/>
-          <w:u w:val="single"/>
-        </w:rPr>
-        <w:t xml:space="preserve"> від </w:t>
-      </w:r>
-      <w:r>
-        <w:rPr>
-          <w:rFonts w:ascii="Times New Roman" w:hAnsi="Times New Roman"/>
-          <w:sz w:val="24"/>
-          <w:u w:val="single"/>
-        </w:rPr>
-        <w:t>ра́нньої</w:t>
-      </w:r>
-      <w:r>
-        <w:rPr>
-          <w:rFonts w:ascii="Times New Roman" w:hAnsi="Times New Roman"/>
-          <w:sz w:val="24"/>
-          <w:u w:val="single"/>
-        </w:rPr>
-        <w:t xml:space="preserve"> </w:t>
-      </w:r>
-      <w:r>
-        <w:rPr>
-          <w:rFonts w:ascii="Times New Roman" w:hAnsi="Times New Roman"/>
-          <w:sz w:val="24"/>
-          <w:u w:val="single"/>
-        </w:rPr>
-        <w:t>сторо́жі</w:t>
-      </w:r>
-      <w:r>
-        <w:rPr>
-          <w:rFonts w:ascii="Times New Roman" w:hAnsi="Times New Roman"/>
-          <w:sz w:val="24"/>
-          <w:u w:val="single"/>
-        </w:rPr>
-        <w:t xml:space="preserve">* </w:t>
-      </w:r>
-      <w:r>
-        <w:rPr>
-          <w:rFonts w:ascii="Times New Roman" w:hAnsi="Times New Roman"/>
-          <w:sz w:val="24"/>
-          <w:u w:val="single"/>
-        </w:rPr>
-        <w:t>неха́й</w:t>
-      </w:r>
-      <w:r>
-        <w:rPr>
-          <w:rFonts w:ascii="Times New Roman" w:hAnsi="Times New Roman"/>
-          <w:sz w:val="24"/>
-          <w:u w:val="single"/>
-        </w:rPr>
-        <w:t xml:space="preserve"> </w:t>
-      </w:r>
-      <w:r>
-        <w:rPr>
-          <w:rFonts w:ascii="Times New Roman" w:hAnsi="Times New Roman"/>
-          <w:sz w:val="24"/>
-          <w:u w:val="single"/>
-        </w:rPr>
-        <w:t>упова́є</w:t>
-      </w:r>
-      <w:r>
-        <w:rPr>
-          <w:rFonts w:ascii="Times New Roman" w:hAnsi="Times New Roman"/>
-          <w:sz w:val="24"/>
-          <w:u w:val="single"/>
-        </w:rPr>
-        <w:t xml:space="preserve"> </w:t>
-      </w:r>
-      <w:r>
-        <w:rPr>
-          <w:rFonts w:ascii="Times New Roman" w:hAnsi="Times New Roman"/>
-          <w:sz w:val="24"/>
-          <w:u w:val="single"/>
-        </w:rPr>
-        <w:t>Ізра́їль</w:t>
-      </w:r>
-      <w:r>
-        <w:rPr>
-          <w:rFonts w:ascii="Times New Roman" w:hAnsi="Times New Roman"/>
-          <w:sz w:val="24"/>
-          <w:u w:val="single"/>
-        </w:rPr>
-        <w:t xml:space="preserve"> на </w:t>
-      </w:r>
-      <w:r>
-        <w:rPr>
-          <w:rFonts w:ascii="Times New Roman" w:hAnsi="Times New Roman"/>
-          <w:sz w:val="24"/>
-          <w:u w:val="single"/>
-        </w:rPr>
-        <w:t>Го́спода</w:t>
-      </w:r>
-      <w:r>
-        <w:rPr>
-          <w:rFonts w:ascii="Times New Roman" w:hAnsi="Times New Roman"/>
-          <w:sz w:val="24"/>
-          <w:u w:val="single"/>
-        </w:rPr>
-        <w:t>.</w:t>
-      </w:r>
-    </w:p>
-    <w:p>
-      <w:pPr>
-        <w:spacing w:after="120"/>
-        <w:jc w:val="both"/>
-        <w:rPr>
-          <w:rFonts w:ascii="Times New Roman" w:hAnsi="Times New Roman"/>
-          <w:bCs/>
-          <w:sz w:val="24"/>
-          <w:szCs w:val="24"/>
-          <w:lang w:val="uk-UA"/>
-        </w:rPr>
-      </w:pPr>
-      <w:r>
-        <w:rPr>
-          <w:rFonts w:ascii="Times New Roman" w:hAnsi="Times New Roman"/>
-          <w:bCs/>
-          <w:sz w:val="24"/>
-          <w:szCs w:val="24"/>
-          <w:lang w:val="uk-UA"/>
-        </w:rPr>
-        <w:t>Як ці́нний віне́ць Су́щому Царе́ві і Бо́гові * прині́с ти себе́, апо́столе, каменува́нням, * розу́мний і многоці́нний * бі́льше від зо́лота і камі́ння кошто́вного, * уві́нчаний сла́вою і благода́ттю * Стефа́не всесвяще́нний, * сві́дків первостра́днику, * соло́дке і ді́ло, і ім’я́, * пом’яни́ всіх нас!</w:t>
-      </w:r>
-    </w:p>
-    <w:p>
-      <w:pPr>
-        <w:pStyle w:val="a"/>
-        <w:spacing w:after="120"/>
-      </w:pPr>
-      <w:r>
-        <w:rPr>
-          <w:rFonts w:ascii="Times New Roman" w:hAnsi="Times New Roman"/>
-          <w:i/>
-          <w:color w:val="FF0000"/>
-          <w:sz w:val="24"/>
-        </w:rPr>
-        <w:t>Стих:</w:t>
-      </w:r>
-      <w:r>
-        <w:rPr>
-          <w:rFonts w:ascii="Times New Roman" w:hAnsi="Times New Roman"/>
-          <w:i/>
-          <w:sz w:val="24"/>
-        </w:rPr>
-        <w:t xml:space="preserve"> </w:t>
-      </w:r>
-      <w:r>
-        <w:rPr>
-          <w:rFonts w:ascii="Times New Roman" w:hAnsi="Times New Roman"/>
-          <w:sz w:val="24"/>
-          <w:u w:val="single"/>
-        </w:rPr>
-        <w:t xml:space="preserve">Бо в </w:t>
-      </w:r>
-      <w:r>
-        <w:rPr>
-          <w:rFonts w:ascii="Times New Roman" w:hAnsi="Times New Roman"/>
-          <w:sz w:val="24"/>
-          <w:u w:val="single"/>
-        </w:rPr>
-        <w:t>Го́спода</w:t>
-      </w:r>
-      <w:r>
-        <w:rPr>
-          <w:rFonts w:ascii="Times New Roman" w:hAnsi="Times New Roman"/>
-          <w:sz w:val="24"/>
-          <w:u w:val="single"/>
-        </w:rPr>
-        <w:t xml:space="preserve"> </w:t>
-      </w:r>
-      <w:r>
-        <w:rPr>
-          <w:rFonts w:ascii="Times New Roman" w:hAnsi="Times New Roman"/>
-          <w:sz w:val="24"/>
-          <w:u w:val="single"/>
-        </w:rPr>
-        <w:t>ми́лість</w:t>
-      </w:r>
-      <w:r>
-        <w:rPr>
-          <w:rFonts w:ascii="Times New Roman" w:hAnsi="Times New Roman"/>
-          <w:sz w:val="24"/>
-          <w:u w:val="single"/>
-        </w:rPr>
-        <w:t xml:space="preserve"> і </w:t>
-      </w:r>
-      <w:r>
-        <w:rPr>
-          <w:rFonts w:ascii="Times New Roman" w:hAnsi="Times New Roman"/>
-          <w:sz w:val="24"/>
-          <w:u w:val="single"/>
-        </w:rPr>
-        <w:t>відку́плення</w:t>
-      </w:r>
-      <w:r>
-        <w:rPr>
-          <w:rFonts w:ascii="Times New Roman" w:hAnsi="Times New Roman"/>
-          <w:sz w:val="24"/>
-          <w:u w:val="single"/>
-        </w:rPr>
-        <w:t xml:space="preserve"> </w:t>
-      </w:r>
-      <w:r>
-        <w:rPr>
-          <w:rFonts w:ascii="Times New Roman" w:hAnsi="Times New Roman"/>
-          <w:sz w:val="24"/>
-          <w:u w:val="single"/>
-        </w:rPr>
-        <w:t>вели́ке</w:t>
-      </w:r>
-      <w:r>
-        <w:rPr>
-          <w:rFonts w:ascii="Times New Roman" w:hAnsi="Times New Roman"/>
-          <w:sz w:val="24"/>
-          <w:u w:val="single"/>
-        </w:rPr>
-        <w:t xml:space="preserve"> в </w:t>
-      </w:r>
-      <w:r>
-        <w:rPr>
-          <w:rFonts w:ascii="Times New Roman" w:hAnsi="Times New Roman"/>
-          <w:sz w:val="24"/>
-          <w:u w:val="single"/>
-        </w:rPr>
-        <w:t>Ньо́го</w:t>
-      </w:r>
-      <w:r>
-        <w:rPr>
-          <w:rFonts w:ascii="Times New Roman" w:hAnsi="Times New Roman"/>
-          <w:sz w:val="24"/>
-          <w:u w:val="single"/>
-        </w:rPr>
-        <w:t xml:space="preserve">;* Він </w:t>
-      </w:r>
-      <w:r>
-        <w:rPr>
-          <w:rFonts w:ascii="Times New Roman" w:hAnsi="Times New Roman"/>
-          <w:sz w:val="24"/>
-          <w:u w:val="single"/>
-        </w:rPr>
-        <w:t>ви́зволить</w:t>
-      </w:r>
-      <w:r>
-        <w:rPr>
-          <w:rFonts w:ascii="Times New Roman" w:hAnsi="Times New Roman"/>
-          <w:sz w:val="24"/>
-          <w:u w:val="single"/>
-        </w:rPr>
-        <w:t xml:space="preserve"> </w:t>
-      </w:r>
-      <w:r>
-        <w:rPr>
-          <w:rFonts w:ascii="Times New Roman" w:hAnsi="Times New Roman"/>
-          <w:sz w:val="24"/>
-          <w:u w:val="single"/>
-        </w:rPr>
-        <w:t>Ізра́їля</w:t>
-      </w:r>
-      <w:r>
-        <w:rPr>
-          <w:rFonts w:ascii="Times New Roman" w:hAnsi="Times New Roman"/>
-          <w:sz w:val="24"/>
-          <w:u w:val="single"/>
-        </w:rPr>
-        <w:t xml:space="preserve"> від </w:t>
-      </w:r>
-      <w:r>
-        <w:rPr>
-          <w:rFonts w:ascii="Times New Roman" w:hAnsi="Times New Roman"/>
-          <w:sz w:val="24"/>
-          <w:u w:val="single"/>
-        </w:rPr>
-        <w:t>усьо́го</w:t>
-      </w:r>
-      <w:r>
-        <w:rPr>
-          <w:rFonts w:ascii="Times New Roman" w:hAnsi="Times New Roman"/>
-          <w:sz w:val="24"/>
-          <w:u w:val="single"/>
-        </w:rPr>
-        <w:t xml:space="preserve"> </w:t>
-      </w:r>
-      <w:r>
-        <w:rPr>
-          <w:rFonts w:ascii="Times New Roman" w:hAnsi="Times New Roman"/>
-          <w:sz w:val="24"/>
-          <w:u w:val="single"/>
-        </w:rPr>
-        <w:t>беззако́ння</w:t>
-      </w:r>
-      <w:r>
-        <w:rPr>
-          <w:rFonts w:ascii="Times New Roman" w:hAnsi="Times New Roman"/>
-          <w:sz w:val="24"/>
-          <w:u w:val="single"/>
-        </w:rPr>
-        <w:t xml:space="preserve"> його́.</w:t>
+          <w:lang w:val="uk-UA"/>
+        </w:rPr>
+        <w:t>Бо в Го́спода ми́лість і відку́плення вели́ке в Ньо́го;* Він ви́зволить Ізра́їля від усьо́го беззако́ння його́.</w:t>
       </w:r>
     </w:p>
     <w:p>
@@ -8263,7 +4167,6 @@
     </w:p>
     <w:p>
       <w:pPr>
-        <w:pStyle w:val="a"/>
         <w:spacing w:after="120"/>
       </w:pPr>
       <w:r>
@@ -8289,79 +4192,7 @@
           <w:sz w:val="24"/>
           <w:u w:val="single"/>
         </w:rPr>
-        <w:t>Хвалі́те</w:t>
-      </w:r>
-      <w:r>
-        <w:rPr>
-          <w:rFonts w:ascii="Times New Roman" w:hAnsi="Times New Roman"/>
-          <w:sz w:val="24"/>
-          <w:u w:val="single"/>
-        </w:rPr>
-        <w:t xml:space="preserve"> </w:t>
-      </w:r>
-      <w:r>
-        <w:rPr>
-          <w:rFonts w:ascii="Times New Roman" w:hAnsi="Times New Roman"/>
-          <w:sz w:val="24"/>
-          <w:u w:val="single"/>
-        </w:rPr>
-        <w:t>Го́спода</w:t>
-      </w:r>
-      <w:r>
-        <w:rPr>
-          <w:rFonts w:ascii="Times New Roman" w:hAnsi="Times New Roman"/>
-          <w:sz w:val="24"/>
-          <w:u w:val="single"/>
-        </w:rPr>
-        <w:t xml:space="preserve"> всі </w:t>
-      </w:r>
-      <w:r>
-        <w:rPr>
-          <w:rFonts w:ascii="Times New Roman" w:hAnsi="Times New Roman"/>
-          <w:sz w:val="24"/>
-          <w:u w:val="single"/>
-        </w:rPr>
-        <w:t>наро́ди</w:t>
-      </w:r>
-      <w:r>
-        <w:rPr>
-          <w:rFonts w:ascii="Times New Roman" w:hAnsi="Times New Roman"/>
-          <w:sz w:val="24"/>
-          <w:u w:val="single"/>
-        </w:rPr>
-        <w:t xml:space="preserve">!* </w:t>
-      </w:r>
-      <w:r>
-        <w:rPr>
-          <w:rFonts w:ascii="Times New Roman" w:hAnsi="Times New Roman"/>
-          <w:sz w:val="24"/>
-          <w:u w:val="single"/>
-        </w:rPr>
-        <w:t>Прославля́йте</w:t>
-      </w:r>
-      <w:r>
-        <w:rPr>
-          <w:rFonts w:ascii="Times New Roman" w:hAnsi="Times New Roman"/>
-          <w:sz w:val="24"/>
-          <w:u w:val="single"/>
-        </w:rPr>
-        <w:t xml:space="preserve"> Його́ всі </w:t>
-      </w:r>
-      <w:r>
-        <w:rPr>
-          <w:rFonts w:ascii="Times New Roman" w:hAnsi="Times New Roman"/>
-          <w:sz w:val="24"/>
-          <w:u w:val="single"/>
-        </w:rPr>
-        <w:t>лю́ди</w:t>
-      </w:r>
-      <w:r>
-        <w:rPr>
-          <w:rFonts w:ascii="Times New Roman" w:hAnsi="Times New Roman"/>
-          <w:sz w:val="24"/>
-          <w:u w:val="single"/>
-        </w:rPr>
-        <w:t>!</w:t>
+        <w:t>Хвалі́те Го́спода всі наро́ди!* Прославля́йте Його́ всі лю́ди!</w:t>
       </w:r>
     </w:p>
     <w:p>
@@ -8389,7 +4220,6 @@
     </w:p>
     <w:p>
       <w:pPr>
-        <w:pStyle w:val="a"/>
         <w:spacing w:after="120"/>
       </w:pPr>
       <w:r>
@@ -8415,7 +4245,7 @@
           <w:sz w:val="24"/>
           <w:u w:val="single"/>
         </w:rPr>
-        <w:t>Вели́ке</w:t>
+        <w:t xml:space="preserve">Вели́ке </w:t>
       </w:r>
       <w:r>
         <w:rPr>
@@ -8423,71 +4253,7 @@
           <w:sz w:val="24"/>
           <w:u w:val="single"/>
         </w:rPr>
-        <w:t xml:space="preserve"> бо до нас Його́ </w:t>
-      </w:r>
-      <w:r>
-        <w:rPr>
-          <w:rFonts w:ascii="Times New Roman" w:hAnsi="Times New Roman"/>
-          <w:sz w:val="24"/>
-          <w:u w:val="single"/>
-        </w:rPr>
-        <w:t>милосе́рдя</w:t>
-      </w:r>
-      <w:r>
-        <w:rPr>
-          <w:rFonts w:ascii="Times New Roman" w:hAnsi="Times New Roman"/>
-          <w:sz w:val="24"/>
-          <w:u w:val="single"/>
-        </w:rPr>
-        <w:t xml:space="preserve">,* і </w:t>
-      </w:r>
-      <w:r>
-        <w:rPr>
-          <w:rFonts w:ascii="Times New Roman" w:hAnsi="Times New Roman"/>
-          <w:sz w:val="24"/>
-          <w:u w:val="single"/>
-        </w:rPr>
-        <w:t>ві́рність</w:t>
-      </w:r>
-      <w:r>
-        <w:rPr>
-          <w:rFonts w:ascii="Times New Roman" w:hAnsi="Times New Roman"/>
-          <w:sz w:val="24"/>
-          <w:u w:val="single"/>
-        </w:rPr>
-        <w:t xml:space="preserve"> </w:t>
-      </w:r>
-      <w:r>
-        <w:rPr>
-          <w:rFonts w:ascii="Times New Roman" w:hAnsi="Times New Roman"/>
-          <w:sz w:val="24"/>
-          <w:u w:val="single"/>
-        </w:rPr>
-        <w:t>Го́спода</w:t>
-      </w:r>
-      <w:r>
-        <w:rPr>
-          <w:rFonts w:ascii="Times New Roman" w:hAnsi="Times New Roman"/>
-          <w:sz w:val="24"/>
-          <w:u w:val="single"/>
-        </w:rPr>
-        <w:t xml:space="preserve"> </w:t>
-      </w:r>
-      <w:r>
-        <w:rPr>
-          <w:rFonts w:ascii="Times New Roman" w:hAnsi="Times New Roman"/>
-          <w:sz w:val="24"/>
-          <w:u w:val="single"/>
-        </w:rPr>
-        <w:t>пові́ки</w:t>
-      </w:r>
-      <w:r>
-        <w:rPr>
-          <w:rFonts w:ascii="Times New Roman" w:hAnsi="Times New Roman"/>
-          <w:sz w:val="24"/>
-          <w:u w:val="single"/>
-        </w:rPr>
-        <w:t>.</w:t>
+        <w:t>бо до нас Його́ милосе́рдя,* і ві́рність Го́спода пові́ки.</w:t>
       </w:r>
     </w:p>
     <w:p>
@@ -8764,7 +4530,6 @@
     </w:p>
     <w:p>
       <w:pPr>
-        <w:pStyle w:val="a"/>
         <w:spacing w:after="120"/>
       </w:pPr>
       <w:r>
@@ -8789,448 +4554,22 @@
           <w:rFonts w:ascii="Times New Roman" w:hAnsi="Times New Roman"/>
           <w:sz w:val="24"/>
         </w:rPr>
-        <w:t>Сві́тло</w:t>
-      </w:r>
-      <w:r>
-        <w:rPr>
-          <w:rFonts w:ascii="Times New Roman" w:hAnsi="Times New Roman"/>
-          <w:sz w:val="24"/>
-        </w:rPr>
-        <w:t xml:space="preserve"> </w:t>
-      </w:r>
-      <w:r>
-        <w:rPr>
-          <w:rFonts w:ascii="Times New Roman" w:hAnsi="Times New Roman"/>
-          <w:sz w:val="24"/>
-        </w:rPr>
-        <w:t>ти́хе</w:t>
-      </w:r>
-      <w:r>
-        <w:rPr>
-          <w:rFonts w:ascii="Times New Roman" w:hAnsi="Times New Roman"/>
-          <w:sz w:val="24"/>
-        </w:rPr>
-        <w:t xml:space="preserve"> </w:t>
-      </w:r>
-      <w:r>
-        <w:rPr>
-          <w:rFonts w:ascii="Times New Roman" w:hAnsi="Times New Roman"/>
-          <w:sz w:val="24"/>
-        </w:rPr>
-        <w:t>свято́ї</w:t>
-      </w:r>
-      <w:r>
-        <w:rPr>
-          <w:rFonts w:ascii="Times New Roman" w:hAnsi="Times New Roman"/>
-          <w:sz w:val="24"/>
-        </w:rPr>
-        <w:t xml:space="preserve"> </w:t>
-      </w:r>
-      <w:r>
-        <w:rPr>
-          <w:rFonts w:ascii="Times New Roman" w:hAnsi="Times New Roman"/>
-          <w:sz w:val="24"/>
-        </w:rPr>
-        <w:t>сла́ви</w:t>
-      </w:r>
-      <w:r>
-        <w:rPr>
-          <w:rFonts w:ascii="Times New Roman" w:hAnsi="Times New Roman"/>
-          <w:sz w:val="24"/>
-        </w:rPr>
-        <w:t xml:space="preserve"> </w:t>
-      </w:r>
-      <w:r>
-        <w:rPr>
-          <w:rFonts w:ascii="Times New Roman" w:hAnsi="Times New Roman"/>
-          <w:sz w:val="24"/>
-        </w:rPr>
-        <w:t>безсме́ртного</w:t>
-      </w:r>
-      <w:r>
-        <w:rPr>
-          <w:rFonts w:ascii="Times New Roman" w:hAnsi="Times New Roman"/>
-          <w:sz w:val="24"/>
-        </w:rPr>
-        <w:t xml:space="preserve"> Отця́ </w:t>
-      </w:r>
-      <w:r>
-        <w:rPr>
-          <w:rFonts w:ascii="Times New Roman" w:hAnsi="Times New Roman"/>
-          <w:sz w:val="24"/>
-        </w:rPr>
-        <w:t>небе́сного</w:t>
-      </w:r>
-      <w:r>
-        <w:rPr>
-          <w:rFonts w:ascii="Times New Roman" w:hAnsi="Times New Roman"/>
-          <w:sz w:val="24"/>
-        </w:rPr>
-        <w:t xml:space="preserve">, </w:t>
-      </w:r>
-      <w:r>
-        <w:rPr>
-          <w:rFonts w:ascii="Times New Roman" w:hAnsi="Times New Roman"/>
-          <w:sz w:val="24"/>
-        </w:rPr>
-        <w:t>свято́го</w:t>
-      </w:r>
-      <w:r>
-        <w:rPr>
-          <w:rFonts w:ascii="Times New Roman" w:hAnsi="Times New Roman"/>
-          <w:sz w:val="24"/>
-        </w:rPr>
-        <w:t xml:space="preserve">, </w:t>
-      </w:r>
-      <w:r>
-        <w:rPr>
-          <w:rFonts w:ascii="Times New Roman" w:hAnsi="Times New Roman"/>
-          <w:sz w:val="24"/>
-        </w:rPr>
-        <w:t>блаже́нного</w:t>
-      </w:r>
-      <w:r>
-        <w:rPr>
-          <w:rFonts w:ascii="Times New Roman" w:hAnsi="Times New Roman"/>
-          <w:sz w:val="24"/>
-        </w:rPr>
-        <w:t xml:space="preserve">, </w:t>
-      </w:r>
-      <w:r>
-        <w:rPr>
-          <w:rFonts w:ascii="Times New Roman" w:hAnsi="Times New Roman"/>
-          <w:sz w:val="24"/>
-        </w:rPr>
-        <w:t>Ісу́се</w:t>
-      </w:r>
-      <w:r>
-        <w:rPr>
-          <w:rFonts w:ascii="Times New Roman" w:hAnsi="Times New Roman"/>
-          <w:sz w:val="24"/>
-        </w:rPr>
-        <w:t xml:space="preserve"> </w:t>
-      </w:r>
-      <w:r>
-        <w:rPr>
-          <w:rFonts w:ascii="Times New Roman" w:hAnsi="Times New Roman"/>
-          <w:sz w:val="24"/>
-        </w:rPr>
-        <w:t>Хри́сте</w:t>
-      </w:r>
-      <w:r>
-        <w:rPr>
-          <w:rFonts w:ascii="Times New Roman" w:hAnsi="Times New Roman"/>
-          <w:sz w:val="24"/>
-        </w:rPr>
-        <w:t xml:space="preserve">, </w:t>
-      </w:r>
-      <w:r>
-        <w:rPr>
-          <w:rFonts w:ascii="Times New Roman" w:hAnsi="Times New Roman"/>
-          <w:sz w:val="24"/>
-        </w:rPr>
-        <w:t>дожи́вши</w:t>
-      </w:r>
-      <w:r>
-        <w:rPr>
-          <w:rFonts w:ascii="Times New Roman" w:hAnsi="Times New Roman"/>
-          <w:sz w:val="24"/>
-        </w:rPr>
-        <w:t xml:space="preserve"> до </w:t>
-      </w:r>
-      <w:r>
-        <w:rPr>
-          <w:rFonts w:ascii="Times New Roman" w:hAnsi="Times New Roman"/>
-          <w:sz w:val="24"/>
-        </w:rPr>
-        <w:t>за́ходу</w:t>
-      </w:r>
-      <w:r>
-        <w:rPr>
-          <w:rFonts w:ascii="Times New Roman" w:hAnsi="Times New Roman"/>
-          <w:sz w:val="24"/>
-        </w:rPr>
-        <w:t xml:space="preserve"> </w:t>
-      </w:r>
-      <w:r>
-        <w:rPr>
-          <w:rFonts w:ascii="Times New Roman" w:hAnsi="Times New Roman"/>
-          <w:sz w:val="24"/>
-        </w:rPr>
-        <w:t>со́нця</w:t>
-      </w:r>
-      <w:r>
-        <w:rPr>
-          <w:rFonts w:ascii="Times New Roman" w:hAnsi="Times New Roman"/>
-          <w:sz w:val="24"/>
-        </w:rPr>
-        <w:t xml:space="preserve">, </w:t>
-      </w:r>
-      <w:r>
-        <w:rPr>
-          <w:rFonts w:ascii="Times New Roman" w:hAnsi="Times New Roman"/>
-          <w:sz w:val="24"/>
-        </w:rPr>
-        <w:t>поба́чивши</w:t>
-      </w:r>
-      <w:r>
-        <w:rPr>
-          <w:rFonts w:ascii="Times New Roman" w:hAnsi="Times New Roman"/>
-          <w:sz w:val="24"/>
-        </w:rPr>
-        <w:t xml:space="preserve"> </w:t>
-      </w:r>
-      <w:r>
-        <w:rPr>
-          <w:rFonts w:ascii="Times New Roman" w:hAnsi="Times New Roman"/>
-          <w:sz w:val="24"/>
-        </w:rPr>
-        <w:t>сві́тло</w:t>
-      </w:r>
-      <w:r>
-        <w:rPr>
-          <w:rFonts w:ascii="Times New Roman" w:hAnsi="Times New Roman"/>
-          <w:sz w:val="24"/>
-        </w:rPr>
-        <w:t xml:space="preserve"> </w:t>
-      </w:r>
-      <w:r>
-        <w:rPr>
-          <w:rFonts w:ascii="Times New Roman" w:hAnsi="Times New Roman"/>
-          <w:sz w:val="24"/>
-        </w:rPr>
-        <w:t>вечі́рнє</w:t>
-      </w:r>
-      <w:r>
-        <w:rPr>
-          <w:rFonts w:ascii="Times New Roman" w:hAnsi="Times New Roman"/>
-          <w:sz w:val="24"/>
-        </w:rPr>
-        <w:t xml:space="preserve">, </w:t>
-      </w:r>
-      <w:r>
-        <w:rPr>
-          <w:rFonts w:ascii="Times New Roman" w:hAnsi="Times New Roman"/>
-          <w:sz w:val="24"/>
-        </w:rPr>
-        <w:t>сла́вимо</w:t>
-      </w:r>
-      <w:r>
-        <w:rPr>
-          <w:rFonts w:ascii="Times New Roman" w:hAnsi="Times New Roman"/>
-          <w:sz w:val="24"/>
-        </w:rPr>
-        <w:t xml:space="preserve"> Отця́, і </w:t>
-      </w:r>
-      <w:r>
-        <w:rPr>
-          <w:rFonts w:ascii="Times New Roman" w:hAnsi="Times New Roman"/>
-          <w:sz w:val="24"/>
-        </w:rPr>
-        <w:t>Си́на</w:t>
-      </w:r>
-      <w:r>
-        <w:rPr>
-          <w:rFonts w:ascii="Times New Roman" w:hAnsi="Times New Roman"/>
-          <w:sz w:val="24"/>
-        </w:rPr>
-        <w:t xml:space="preserve">, і </w:t>
-      </w:r>
-      <w:r>
-        <w:rPr>
-          <w:rFonts w:ascii="Times New Roman" w:hAnsi="Times New Roman"/>
-          <w:sz w:val="24"/>
-        </w:rPr>
-        <w:t>Свято́го</w:t>
-      </w:r>
-      <w:r>
-        <w:rPr>
-          <w:rFonts w:ascii="Times New Roman" w:hAnsi="Times New Roman"/>
-          <w:sz w:val="24"/>
-        </w:rPr>
-        <w:t xml:space="preserve"> </w:t>
-      </w:r>
-      <w:r>
-        <w:rPr>
-          <w:rFonts w:ascii="Times New Roman" w:hAnsi="Times New Roman"/>
-          <w:sz w:val="24"/>
-        </w:rPr>
-        <w:t>Ду́ха</w:t>
-      </w:r>
-      <w:r>
-        <w:rPr>
-          <w:rFonts w:ascii="Times New Roman" w:hAnsi="Times New Roman"/>
-          <w:sz w:val="24"/>
-        </w:rPr>
-        <w:t xml:space="preserve"> – </w:t>
-      </w:r>
-      <w:r>
-        <w:rPr>
-          <w:rFonts w:ascii="Times New Roman" w:hAnsi="Times New Roman"/>
-          <w:sz w:val="24"/>
-        </w:rPr>
-        <w:t>Бо́га</w:t>
-      </w:r>
-      <w:r>
-        <w:rPr>
-          <w:rFonts w:ascii="Times New Roman" w:hAnsi="Times New Roman"/>
-          <w:sz w:val="24"/>
-        </w:rPr>
-        <w:t xml:space="preserve">. </w:t>
-      </w:r>
-      <w:r>
-        <w:rPr>
-          <w:rFonts w:ascii="Times New Roman" w:hAnsi="Times New Roman"/>
-          <w:sz w:val="24"/>
-        </w:rPr>
-        <w:t>Досто́йно</w:t>
-      </w:r>
-      <w:r>
-        <w:rPr>
-          <w:rFonts w:ascii="Times New Roman" w:hAnsi="Times New Roman"/>
-          <w:sz w:val="24"/>
-        </w:rPr>
-        <w:t xml:space="preserve"> є </w:t>
-      </w:r>
-      <w:r>
-        <w:rPr>
-          <w:rFonts w:ascii="Times New Roman" w:hAnsi="Times New Roman"/>
-          <w:sz w:val="24"/>
-        </w:rPr>
-        <w:t>повсякча́с</w:t>
-      </w:r>
-      <w:r>
-        <w:rPr>
-          <w:rFonts w:ascii="Times New Roman" w:hAnsi="Times New Roman"/>
-          <w:sz w:val="24"/>
-        </w:rPr>
-        <w:t xml:space="preserve"> </w:t>
-      </w:r>
-      <w:r>
-        <w:rPr>
-          <w:rFonts w:ascii="Times New Roman" w:hAnsi="Times New Roman"/>
-          <w:sz w:val="24"/>
-        </w:rPr>
-        <w:t>прославля́ти</w:t>
-      </w:r>
-      <w:r>
-        <w:rPr>
-          <w:rFonts w:ascii="Times New Roman" w:hAnsi="Times New Roman"/>
-          <w:sz w:val="24"/>
-        </w:rPr>
-        <w:t xml:space="preserve"> Тебе́ </w:t>
-      </w:r>
-      <w:r>
-        <w:rPr>
-          <w:rFonts w:ascii="Times New Roman" w:hAnsi="Times New Roman"/>
-          <w:sz w:val="24"/>
-        </w:rPr>
-        <w:t>голоса́ми</w:t>
-      </w:r>
-      <w:r>
-        <w:rPr>
-          <w:rFonts w:ascii="Times New Roman" w:hAnsi="Times New Roman"/>
-          <w:sz w:val="24"/>
-        </w:rPr>
-        <w:t xml:space="preserve"> </w:t>
-      </w:r>
-      <w:r>
-        <w:rPr>
-          <w:rFonts w:ascii="Times New Roman" w:hAnsi="Times New Roman"/>
-          <w:sz w:val="24"/>
-        </w:rPr>
-        <w:t>побо́жними</w:t>
-      </w:r>
-      <w:r>
-        <w:rPr>
-          <w:rFonts w:ascii="Times New Roman" w:hAnsi="Times New Roman"/>
-          <w:sz w:val="24"/>
-        </w:rPr>
-        <w:t xml:space="preserve">, </w:t>
-      </w:r>
-      <w:r>
-        <w:rPr>
-          <w:rFonts w:ascii="Times New Roman" w:hAnsi="Times New Roman"/>
-          <w:sz w:val="24"/>
-        </w:rPr>
-        <w:t>Си́ну</w:t>
-      </w:r>
-      <w:r>
-        <w:rPr>
-          <w:rFonts w:ascii="Times New Roman" w:hAnsi="Times New Roman"/>
-          <w:sz w:val="24"/>
-        </w:rPr>
-        <w:t xml:space="preserve"> </w:t>
-      </w:r>
-      <w:r>
-        <w:rPr>
-          <w:rFonts w:ascii="Times New Roman" w:hAnsi="Times New Roman"/>
-          <w:sz w:val="24"/>
-        </w:rPr>
-        <w:t>Бо́жий</w:t>
-      </w:r>
-      <w:r>
-        <w:rPr>
-          <w:rFonts w:ascii="Times New Roman" w:hAnsi="Times New Roman"/>
-          <w:sz w:val="24"/>
-        </w:rPr>
-        <w:t xml:space="preserve">, що життя́ </w:t>
-      </w:r>
-      <w:r>
-        <w:rPr>
-          <w:rFonts w:ascii="Times New Roman" w:hAnsi="Times New Roman"/>
-          <w:sz w:val="24"/>
-        </w:rPr>
-        <w:t>дає́ш</w:t>
-      </w:r>
-      <w:r>
-        <w:rPr>
-          <w:rFonts w:ascii="Times New Roman" w:hAnsi="Times New Roman"/>
-          <w:sz w:val="24"/>
-        </w:rPr>
-        <w:t xml:space="preserve"> усьому́ </w:t>
-      </w:r>
-      <w:r>
-        <w:rPr>
-          <w:rFonts w:ascii="Times New Roman" w:hAnsi="Times New Roman"/>
-          <w:sz w:val="24"/>
-        </w:rPr>
-        <w:t>сві́ту</w:t>
-      </w:r>
-      <w:r>
-        <w:rPr>
-          <w:rFonts w:ascii="Times New Roman" w:hAnsi="Times New Roman"/>
-          <w:sz w:val="24"/>
-        </w:rPr>
-        <w:t xml:space="preserve">, тому́ світ </w:t>
-      </w:r>
-      <w:r>
-        <w:rPr>
-          <w:rFonts w:ascii="Times New Roman" w:hAnsi="Times New Roman"/>
-          <w:sz w:val="24"/>
-        </w:rPr>
-        <w:t>уве́сь</w:t>
-      </w:r>
-      <w:r>
-        <w:rPr>
-          <w:rFonts w:ascii="Times New Roman" w:hAnsi="Times New Roman"/>
-          <w:sz w:val="24"/>
-        </w:rPr>
-        <w:t xml:space="preserve"> </w:t>
-      </w:r>
-      <w:r>
-        <w:rPr>
-          <w:rFonts w:ascii="Times New Roman" w:hAnsi="Times New Roman"/>
-          <w:sz w:val="24"/>
-        </w:rPr>
-        <w:t>сла́вить</w:t>
-      </w:r>
-      <w:r>
-        <w:rPr>
-          <w:rFonts w:ascii="Times New Roman" w:hAnsi="Times New Roman"/>
-          <w:sz w:val="24"/>
-        </w:rPr>
-        <w:t xml:space="preserve"> Тебе́.</w:t>
+        <w:t>Сві́тло ти́хе свято́ї сла́ви безсме́ртного Отця́ небе́сного, свято́го, блаже́нного, Ісу́се Хри́сте, дожи́вши до за́ходу со́нця, поба́чивши сві́тло вечі́рнє, сла́вимо Отця́, і Си́</w:t>
+      </w:r>
+      <w:r>
+        <w:rPr>
+          <w:rFonts w:ascii="Times New Roman" w:hAnsi="Times New Roman"/>
+          <w:sz w:val="24"/>
+        </w:rPr>
+        <w:t xml:space="preserve">на, і </w:t>
+      </w:r>
+      <w:r>
+        <w:rPr>
+          <w:rFonts w:ascii="Times New Roman" w:hAnsi="Times New Roman"/>
+          <w:sz w:val="24"/>
+        </w:rPr>
+        <w:lastRenderedPageBreak/>
+        <w:t>Свято́го Ду́ха – Бо́га. Досто́йно є повсякча́с прославля́ти Тебе́ голоса́ми побо́жними, Си́ну Бо́жий, що життя́ дає́ш усьому́ сві́ту, тому́ світ уве́сь сла́вить Тебе́.</w:t>
       </w:r>
     </w:p>
     <w:p>
@@ -9470,776 +4809,143 @@
     </w:p>
     <w:p>
       <w:pPr>
-        <w:pStyle w:val="a"/>
-        <w:spacing w:after="120"/>
-      </w:pPr>
-      <w:r>
-        <w:rPr>
-          <w:rFonts w:ascii="Times New Roman" w:hAnsi="Times New Roman"/>
-          <w:sz w:val="24"/>
-        </w:rPr>
-        <w:t>Сподо́би</w:t>
-      </w:r>
-      <w:r>
-        <w:rPr>
-          <w:rFonts w:ascii="Times New Roman" w:hAnsi="Times New Roman"/>
-          <w:sz w:val="24"/>
-        </w:rPr>
-        <w:t xml:space="preserve">, </w:t>
-      </w:r>
-      <w:r>
-        <w:rPr>
-          <w:rFonts w:ascii="Times New Roman" w:hAnsi="Times New Roman"/>
-          <w:sz w:val="24"/>
-        </w:rPr>
-        <w:t>Го́споди</w:t>
-      </w:r>
-      <w:r>
-        <w:rPr>
-          <w:rFonts w:ascii="Times New Roman" w:hAnsi="Times New Roman"/>
-          <w:sz w:val="24"/>
-        </w:rPr>
-        <w:t xml:space="preserve">, цього́ </w:t>
-      </w:r>
-      <w:r>
-        <w:rPr>
-          <w:rFonts w:ascii="Times New Roman" w:hAnsi="Times New Roman"/>
-          <w:sz w:val="24"/>
-        </w:rPr>
-        <w:t>ве́чора</w:t>
-      </w:r>
-      <w:r>
-        <w:rPr>
-          <w:rFonts w:ascii="Times New Roman" w:hAnsi="Times New Roman"/>
-          <w:sz w:val="24"/>
-        </w:rPr>
-        <w:t xml:space="preserve">* без гріха́ </w:t>
-      </w:r>
-      <w:r>
-        <w:rPr>
-          <w:rFonts w:ascii="Times New Roman" w:hAnsi="Times New Roman"/>
-          <w:sz w:val="24"/>
-        </w:rPr>
-        <w:t>зберегти́ся</w:t>
-      </w:r>
-      <w:r>
-        <w:rPr>
-          <w:rFonts w:ascii="Times New Roman" w:hAnsi="Times New Roman"/>
-          <w:sz w:val="24"/>
-        </w:rPr>
-        <w:t xml:space="preserve"> нам.</w:t>
-      </w:r>
-    </w:p>
-    <w:p>
-      <w:pPr>
-        <w:pStyle w:val="a"/>
-        <w:spacing w:after="120"/>
-      </w:pPr>
-      <w:r>
-        <w:rPr>
-          <w:rFonts w:ascii="Times New Roman" w:hAnsi="Times New Roman"/>
-          <w:sz w:val="24"/>
-        </w:rPr>
-        <w:t>Благослове́нний</w:t>
-      </w:r>
-      <w:r>
-        <w:rPr>
-          <w:rFonts w:ascii="Times New Roman" w:hAnsi="Times New Roman"/>
-          <w:sz w:val="24"/>
-        </w:rPr>
-        <w:t xml:space="preserve"> Ти, </w:t>
-      </w:r>
-      <w:r>
-        <w:rPr>
-          <w:rFonts w:ascii="Times New Roman" w:hAnsi="Times New Roman"/>
-          <w:sz w:val="24"/>
-        </w:rPr>
-        <w:t>Го́споди</w:t>
-      </w:r>
-      <w:r>
-        <w:rPr>
-          <w:rFonts w:ascii="Times New Roman" w:hAnsi="Times New Roman"/>
-          <w:sz w:val="24"/>
-        </w:rPr>
-        <w:t xml:space="preserve">, </w:t>
-      </w:r>
-      <w:r>
-        <w:rPr>
-          <w:rFonts w:ascii="Times New Roman" w:hAnsi="Times New Roman"/>
-          <w:sz w:val="24"/>
-        </w:rPr>
-        <w:t>Бо́же</w:t>
-      </w:r>
-      <w:r>
-        <w:rPr>
-          <w:rFonts w:ascii="Times New Roman" w:hAnsi="Times New Roman"/>
-          <w:sz w:val="24"/>
-        </w:rPr>
-        <w:t xml:space="preserve"> </w:t>
-      </w:r>
-      <w:r>
-        <w:rPr>
-          <w:rFonts w:ascii="Times New Roman" w:hAnsi="Times New Roman"/>
-          <w:sz w:val="24"/>
-        </w:rPr>
-        <w:t>отці́в</w:t>
-      </w:r>
-      <w:r>
-        <w:rPr>
-          <w:rFonts w:ascii="Times New Roman" w:hAnsi="Times New Roman"/>
-          <w:sz w:val="24"/>
-        </w:rPr>
-        <w:t xml:space="preserve"> </w:t>
-      </w:r>
-      <w:r>
-        <w:rPr>
-          <w:rFonts w:ascii="Times New Roman" w:hAnsi="Times New Roman"/>
-          <w:sz w:val="24"/>
-        </w:rPr>
-        <w:t>на́ших</w:t>
-      </w:r>
-      <w:r>
-        <w:rPr>
-          <w:rFonts w:ascii="Times New Roman" w:hAnsi="Times New Roman"/>
-          <w:sz w:val="24"/>
-        </w:rPr>
-        <w:t xml:space="preserve">,* і </w:t>
-      </w:r>
-      <w:r>
-        <w:rPr>
-          <w:rFonts w:ascii="Times New Roman" w:hAnsi="Times New Roman"/>
-          <w:sz w:val="24"/>
-        </w:rPr>
-        <w:t>хва́льне</w:t>
-      </w:r>
-      <w:r>
-        <w:rPr>
-          <w:rFonts w:ascii="Times New Roman" w:hAnsi="Times New Roman"/>
-          <w:sz w:val="24"/>
-        </w:rPr>
-        <w:t xml:space="preserve"> і </w:t>
-      </w:r>
-      <w:r>
-        <w:rPr>
-          <w:rFonts w:ascii="Times New Roman" w:hAnsi="Times New Roman"/>
-          <w:sz w:val="24"/>
-        </w:rPr>
-        <w:t>просла́влене</w:t>
-      </w:r>
-      <w:r>
-        <w:rPr>
-          <w:rFonts w:ascii="Times New Roman" w:hAnsi="Times New Roman"/>
-          <w:sz w:val="24"/>
-        </w:rPr>
-        <w:t xml:space="preserve"> Ім’я́ Твоє́ </w:t>
-      </w:r>
-      <w:r>
-        <w:rPr>
-          <w:rFonts w:ascii="Times New Roman" w:hAnsi="Times New Roman"/>
-          <w:sz w:val="24"/>
-        </w:rPr>
-        <w:t>наві́ки</w:t>
-      </w:r>
-      <w:r>
-        <w:rPr>
-          <w:rFonts w:ascii="Times New Roman" w:hAnsi="Times New Roman"/>
-          <w:sz w:val="24"/>
-        </w:rPr>
-        <w:t xml:space="preserve">. </w:t>
-      </w:r>
-      <w:r>
-        <w:rPr>
-          <w:rFonts w:ascii="Times New Roman" w:hAnsi="Times New Roman"/>
-          <w:sz w:val="24"/>
-        </w:rPr>
-        <w:t>Амі́нь</w:t>
-      </w:r>
-      <w:r>
-        <w:rPr>
-          <w:rFonts w:ascii="Times New Roman" w:hAnsi="Times New Roman"/>
-          <w:sz w:val="24"/>
-        </w:rPr>
-        <w:t>.</w:t>
-      </w:r>
-    </w:p>
-    <w:p>
-      <w:pPr>
-        <w:pStyle w:val="a"/>
-        <w:spacing w:after="120"/>
-      </w:pPr>
-      <w:r>
-        <w:rPr>
-          <w:rFonts w:ascii="Times New Roman" w:hAnsi="Times New Roman"/>
-          <w:sz w:val="24"/>
-        </w:rPr>
-        <w:t>Неха́й</w:t>
-      </w:r>
-      <w:r>
-        <w:rPr>
-          <w:rFonts w:ascii="Times New Roman" w:hAnsi="Times New Roman"/>
-          <w:sz w:val="24"/>
-        </w:rPr>
-        <w:t xml:space="preserve"> </w:t>
-      </w:r>
-      <w:r>
-        <w:rPr>
-          <w:rFonts w:ascii="Times New Roman" w:hAnsi="Times New Roman"/>
-          <w:sz w:val="24"/>
-        </w:rPr>
-        <w:t>бу́де</w:t>
-      </w:r>
-      <w:r>
-        <w:rPr>
-          <w:rFonts w:ascii="Times New Roman" w:hAnsi="Times New Roman"/>
-          <w:sz w:val="24"/>
-        </w:rPr>
-        <w:t xml:space="preserve">, </w:t>
-      </w:r>
-      <w:r>
-        <w:rPr>
-          <w:rFonts w:ascii="Times New Roman" w:hAnsi="Times New Roman"/>
-          <w:sz w:val="24"/>
-        </w:rPr>
-        <w:t>Го́споди</w:t>
-      </w:r>
-      <w:r>
-        <w:rPr>
-          <w:rFonts w:ascii="Times New Roman" w:hAnsi="Times New Roman"/>
-          <w:sz w:val="24"/>
-        </w:rPr>
-        <w:t xml:space="preserve">, </w:t>
-      </w:r>
-      <w:r>
-        <w:rPr>
-          <w:rFonts w:ascii="Times New Roman" w:hAnsi="Times New Roman"/>
-          <w:sz w:val="24"/>
-        </w:rPr>
-        <w:t>ми́лість</w:t>
-      </w:r>
-      <w:r>
-        <w:rPr>
-          <w:rFonts w:ascii="Times New Roman" w:hAnsi="Times New Roman"/>
-          <w:sz w:val="24"/>
-        </w:rPr>
-        <w:t xml:space="preserve"> Твоя́ на нас,* бо ми </w:t>
-      </w:r>
-      <w:r>
-        <w:rPr>
-          <w:rFonts w:ascii="Times New Roman" w:hAnsi="Times New Roman"/>
-          <w:sz w:val="24"/>
-        </w:rPr>
-        <w:t>наді́ємось</w:t>
-      </w:r>
-      <w:r>
-        <w:rPr>
-          <w:rFonts w:ascii="Times New Roman" w:hAnsi="Times New Roman"/>
-          <w:sz w:val="24"/>
-        </w:rPr>
-        <w:t xml:space="preserve"> на </w:t>
-      </w:r>
-      <w:r>
-        <w:rPr>
-          <w:rFonts w:ascii="Times New Roman" w:hAnsi="Times New Roman"/>
-          <w:sz w:val="24"/>
-        </w:rPr>
-        <w:t>Те́бе</w:t>
-      </w:r>
-      <w:r>
-        <w:rPr>
-          <w:rFonts w:ascii="Times New Roman" w:hAnsi="Times New Roman"/>
-          <w:sz w:val="24"/>
-        </w:rPr>
-        <w:t>.</w:t>
-      </w:r>
-    </w:p>
-    <w:p>
-      <w:pPr>
-        <w:pStyle w:val="a"/>
-        <w:spacing w:after="120"/>
-      </w:pPr>
-      <w:r>
-        <w:rPr>
-          <w:rFonts w:ascii="Times New Roman" w:hAnsi="Times New Roman"/>
-          <w:sz w:val="24"/>
-        </w:rPr>
-        <w:t>Благослове́нний</w:t>
-      </w:r>
-      <w:r>
-        <w:rPr>
-          <w:rFonts w:ascii="Times New Roman" w:hAnsi="Times New Roman"/>
-          <w:sz w:val="24"/>
-        </w:rPr>
-        <w:t xml:space="preserve"> Ти, </w:t>
-      </w:r>
-      <w:r>
-        <w:rPr>
-          <w:rFonts w:ascii="Times New Roman" w:hAnsi="Times New Roman"/>
-          <w:sz w:val="24"/>
-        </w:rPr>
-        <w:t>Го́споди</w:t>
-      </w:r>
-      <w:r>
-        <w:rPr>
-          <w:rFonts w:ascii="Times New Roman" w:hAnsi="Times New Roman"/>
-          <w:sz w:val="24"/>
-        </w:rPr>
-        <w:t xml:space="preserve">,* навчи́ мене́ </w:t>
-      </w:r>
-      <w:r>
-        <w:rPr>
-          <w:rFonts w:ascii="Times New Roman" w:hAnsi="Times New Roman"/>
-          <w:sz w:val="24"/>
-        </w:rPr>
-        <w:t>устано́в</w:t>
-      </w:r>
-      <w:r>
-        <w:rPr>
-          <w:rFonts w:ascii="Times New Roman" w:hAnsi="Times New Roman"/>
-          <w:sz w:val="24"/>
-        </w:rPr>
-        <w:t xml:space="preserve"> </w:t>
-      </w:r>
-      <w:r>
-        <w:rPr>
-          <w:rFonts w:ascii="Times New Roman" w:hAnsi="Times New Roman"/>
-          <w:sz w:val="24"/>
-        </w:rPr>
-        <w:t>Твої́х</w:t>
-      </w:r>
-      <w:r>
-        <w:rPr>
-          <w:rFonts w:ascii="Times New Roman" w:hAnsi="Times New Roman"/>
-          <w:sz w:val="24"/>
-        </w:rPr>
-        <w:t>.</w:t>
-      </w:r>
-    </w:p>
-    <w:p>
-      <w:pPr>
-        <w:pStyle w:val="a"/>
-        <w:spacing w:after="120"/>
-      </w:pPr>
-      <w:r>
-        <w:rPr>
-          <w:rFonts w:ascii="Times New Roman" w:hAnsi="Times New Roman"/>
-          <w:sz w:val="24"/>
-        </w:rPr>
-        <w:t>Благослове́нний</w:t>
-      </w:r>
-      <w:r>
-        <w:rPr>
-          <w:rFonts w:ascii="Times New Roman" w:hAnsi="Times New Roman"/>
-          <w:sz w:val="24"/>
-        </w:rPr>
-        <w:t xml:space="preserve"> Ти, </w:t>
-      </w:r>
-      <w:r>
-        <w:rPr>
-          <w:rFonts w:ascii="Times New Roman" w:hAnsi="Times New Roman"/>
-          <w:sz w:val="24"/>
-        </w:rPr>
-        <w:t>Влади́ко</w:t>
-      </w:r>
-      <w:r>
-        <w:rPr>
-          <w:rFonts w:ascii="Times New Roman" w:hAnsi="Times New Roman"/>
-          <w:sz w:val="24"/>
-        </w:rPr>
-        <w:t xml:space="preserve">,* врозуми́ мене́ </w:t>
-      </w:r>
-      <w:r>
-        <w:rPr>
-          <w:rFonts w:ascii="Times New Roman" w:hAnsi="Times New Roman"/>
-          <w:sz w:val="24"/>
-        </w:rPr>
-        <w:t>устано́вами</w:t>
-      </w:r>
-      <w:r>
-        <w:rPr>
-          <w:rFonts w:ascii="Times New Roman" w:hAnsi="Times New Roman"/>
-          <w:sz w:val="24"/>
-        </w:rPr>
-        <w:t xml:space="preserve"> </w:t>
-      </w:r>
-      <w:r>
-        <w:rPr>
-          <w:rFonts w:ascii="Times New Roman" w:hAnsi="Times New Roman"/>
-          <w:sz w:val="24"/>
-        </w:rPr>
-        <w:t>Твої́ми</w:t>
-      </w:r>
-      <w:r>
-        <w:rPr>
-          <w:rFonts w:ascii="Times New Roman" w:hAnsi="Times New Roman"/>
-          <w:sz w:val="24"/>
-        </w:rPr>
-        <w:t>.</w:t>
-      </w:r>
-    </w:p>
-    <w:p>
-      <w:pPr>
-        <w:pStyle w:val="a"/>
-        <w:spacing w:after="120"/>
-      </w:pPr>
-      <w:r>
-        <w:rPr>
-          <w:rFonts w:ascii="Times New Roman" w:hAnsi="Times New Roman"/>
-          <w:sz w:val="24"/>
-        </w:rPr>
-        <w:t>Благослове́нний</w:t>
-      </w:r>
-      <w:r>
-        <w:rPr>
-          <w:rFonts w:ascii="Times New Roman" w:hAnsi="Times New Roman"/>
-          <w:sz w:val="24"/>
-        </w:rPr>
-        <w:t xml:space="preserve"> Ти, </w:t>
-      </w:r>
-      <w:r>
-        <w:rPr>
-          <w:rFonts w:ascii="Times New Roman" w:hAnsi="Times New Roman"/>
-          <w:sz w:val="24"/>
-        </w:rPr>
-        <w:t>Святи́й</w:t>
-      </w:r>
-      <w:r>
-        <w:rPr>
-          <w:rFonts w:ascii="Times New Roman" w:hAnsi="Times New Roman"/>
-          <w:sz w:val="24"/>
-        </w:rPr>
-        <w:t xml:space="preserve">,* просвіти́ мене́ </w:t>
-      </w:r>
-      <w:r>
-        <w:rPr>
-          <w:rFonts w:ascii="Times New Roman" w:hAnsi="Times New Roman"/>
-          <w:sz w:val="24"/>
-        </w:rPr>
-        <w:t>устано́вами</w:t>
-      </w:r>
-      <w:r>
-        <w:rPr>
-          <w:rFonts w:ascii="Times New Roman" w:hAnsi="Times New Roman"/>
-          <w:sz w:val="24"/>
-        </w:rPr>
-        <w:t xml:space="preserve"> </w:t>
-      </w:r>
-      <w:r>
-        <w:rPr>
-          <w:rFonts w:ascii="Times New Roman" w:hAnsi="Times New Roman"/>
-          <w:sz w:val="24"/>
-        </w:rPr>
-        <w:t>Твої́ми</w:t>
-      </w:r>
-      <w:r>
-        <w:rPr>
-          <w:rFonts w:ascii="Times New Roman" w:hAnsi="Times New Roman"/>
-          <w:sz w:val="24"/>
-        </w:rPr>
-        <w:t>.</w:t>
-      </w:r>
-    </w:p>
-    <w:p>
-      <w:pPr>
-        <w:pStyle w:val="a"/>
-        <w:spacing w:after="120"/>
-      </w:pPr>
-      <w:r>
-        <w:rPr>
-          <w:rFonts w:ascii="Times New Roman" w:hAnsi="Times New Roman"/>
-          <w:sz w:val="24"/>
-        </w:rPr>
-        <w:t>Го́споди</w:t>
-      </w:r>
-      <w:r>
-        <w:rPr>
-          <w:rFonts w:ascii="Times New Roman" w:hAnsi="Times New Roman"/>
-          <w:sz w:val="24"/>
-        </w:rPr>
-        <w:t xml:space="preserve">, </w:t>
-      </w:r>
-      <w:r>
-        <w:rPr>
-          <w:rFonts w:ascii="Times New Roman" w:hAnsi="Times New Roman"/>
-          <w:sz w:val="24"/>
-        </w:rPr>
-        <w:t>ми́лість</w:t>
-      </w:r>
-      <w:r>
-        <w:rPr>
-          <w:rFonts w:ascii="Times New Roman" w:hAnsi="Times New Roman"/>
-          <w:sz w:val="24"/>
-        </w:rPr>
-        <w:t xml:space="preserve"> Твоя́ </w:t>
-      </w:r>
-      <w:r>
-        <w:rPr>
-          <w:rFonts w:ascii="Times New Roman" w:hAnsi="Times New Roman"/>
-          <w:sz w:val="24"/>
-        </w:rPr>
-        <w:t>пові́ки</w:t>
-      </w:r>
-      <w:r>
-        <w:rPr>
-          <w:rFonts w:ascii="Times New Roman" w:hAnsi="Times New Roman"/>
-          <w:sz w:val="24"/>
-        </w:rPr>
-        <w:t xml:space="preserve">,* не </w:t>
-      </w:r>
-      <w:r>
-        <w:rPr>
-          <w:rFonts w:ascii="Times New Roman" w:hAnsi="Times New Roman"/>
-          <w:sz w:val="24"/>
-        </w:rPr>
-        <w:t>покида́й</w:t>
-      </w:r>
-      <w:r>
-        <w:rPr>
-          <w:rFonts w:ascii="Times New Roman" w:hAnsi="Times New Roman"/>
-          <w:sz w:val="24"/>
-        </w:rPr>
-        <w:t xml:space="preserve"> </w:t>
-      </w:r>
-      <w:r>
-        <w:rPr>
-          <w:rFonts w:ascii="Times New Roman" w:hAnsi="Times New Roman"/>
-          <w:sz w:val="24"/>
-        </w:rPr>
-        <w:t>ді́ло</w:t>
-      </w:r>
-      <w:r>
-        <w:rPr>
-          <w:rFonts w:ascii="Times New Roman" w:hAnsi="Times New Roman"/>
-          <w:sz w:val="24"/>
-        </w:rPr>
-        <w:t xml:space="preserve"> рук </w:t>
-      </w:r>
-      <w:r>
-        <w:rPr>
-          <w:rFonts w:ascii="Times New Roman" w:hAnsi="Times New Roman"/>
-          <w:sz w:val="24"/>
-        </w:rPr>
-        <w:t>Твої́х</w:t>
-      </w:r>
-      <w:r>
-        <w:rPr>
-          <w:rFonts w:ascii="Times New Roman" w:hAnsi="Times New Roman"/>
-          <w:sz w:val="24"/>
-        </w:rPr>
-        <w:t>.</w:t>
-      </w:r>
-    </w:p>
-    <w:p>
-      <w:pPr>
-        <w:pStyle w:val="a"/>
-        <w:spacing w:after="120"/>
-      </w:pPr>
-      <w:r>
-        <w:rPr>
-          <w:rFonts w:ascii="Times New Roman" w:hAnsi="Times New Roman"/>
-          <w:sz w:val="24"/>
-        </w:rPr>
-        <w:t xml:space="preserve">Тобі́ </w:t>
-      </w:r>
-      <w:r>
-        <w:rPr>
-          <w:rFonts w:ascii="Times New Roman" w:hAnsi="Times New Roman"/>
-          <w:sz w:val="24"/>
-        </w:rPr>
-        <w:t>нале́жить</w:t>
-      </w:r>
-      <w:r>
-        <w:rPr>
-          <w:rFonts w:ascii="Times New Roman" w:hAnsi="Times New Roman"/>
-          <w:sz w:val="24"/>
-        </w:rPr>
-        <w:t xml:space="preserve"> хвала́,* Тобі́ </w:t>
-      </w:r>
-      <w:r>
-        <w:rPr>
-          <w:rFonts w:ascii="Times New Roman" w:hAnsi="Times New Roman"/>
-          <w:sz w:val="24"/>
-        </w:rPr>
-        <w:t>нале́жить</w:t>
-      </w:r>
-      <w:r>
-        <w:rPr>
-          <w:rFonts w:ascii="Times New Roman" w:hAnsi="Times New Roman"/>
-          <w:sz w:val="24"/>
-        </w:rPr>
-        <w:t xml:space="preserve"> </w:t>
-      </w:r>
-      <w:r>
-        <w:rPr>
-          <w:rFonts w:ascii="Times New Roman" w:hAnsi="Times New Roman"/>
-          <w:sz w:val="24"/>
-        </w:rPr>
-        <w:t>пі́сня</w:t>
-      </w:r>
-      <w:r>
-        <w:rPr>
-          <w:rFonts w:ascii="Times New Roman" w:hAnsi="Times New Roman"/>
-          <w:sz w:val="24"/>
-        </w:rPr>
-        <w:t>.</w:t>
-      </w:r>
-    </w:p>
-    <w:p>
-      <w:pPr>
-        <w:pStyle w:val="a"/>
-        <w:spacing w:after="120"/>
-      </w:pPr>
-      <w:r>
-        <w:rPr>
-          <w:rFonts w:ascii="Times New Roman" w:hAnsi="Times New Roman"/>
-          <w:sz w:val="24"/>
-        </w:rPr>
-        <w:t xml:space="preserve">Тобі́ </w:t>
-      </w:r>
-      <w:r>
-        <w:rPr>
-          <w:rFonts w:ascii="Times New Roman" w:hAnsi="Times New Roman"/>
-          <w:sz w:val="24"/>
-        </w:rPr>
-        <w:t>нале́жить</w:t>
-      </w:r>
-      <w:r>
-        <w:rPr>
-          <w:rFonts w:ascii="Times New Roman" w:hAnsi="Times New Roman"/>
-          <w:sz w:val="24"/>
-        </w:rPr>
-        <w:t xml:space="preserve"> </w:t>
-      </w:r>
-      <w:r>
-        <w:rPr>
-          <w:rFonts w:ascii="Times New Roman" w:hAnsi="Times New Roman"/>
-          <w:sz w:val="24"/>
-        </w:rPr>
-        <w:t>сла́ва</w:t>
-      </w:r>
-      <w:r>
-        <w:rPr>
-          <w:rFonts w:ascii="Times New Roman" w:hAnsi="Times New Roman"/>
-          <w:sz w:val="24"/>
-        </w:rPr>
-        <w:t xml:space="preserve">:* Отцю́ і </w:t>
-      </w:r>
-      <w:r>
-        <w:rPr>
-          <w:rFonts w:ascii="Times New Roman" w:hAnsi="Times New Roman"/>
-          <w:sz w:val="24"/>
-        </w:rPr>
-        <w:t>Си́ну</w:t>
-      </w:r>
-      <w:r>
-        <w:rPr>
-          <w:rFonts w:ascii="Times New Roman" w:hAnsi="Times New Roman"/>
-          <w:sz w:val="24"/>
-        </w:rPr>
-        <w:t xml:space="preserve">, і </w:t>
-      </w:r>
-      <w:r>
-        <w:rPr>
-          <w:rFonts w:ascii="Times New Roman" w:hAnsi="Times New Roman"/>
-          <w:sz w:val="24"/>
-        </w:rPr>
-        <w:t>Свято́му</w:t>
-      </w:r>
-      <w:r>
-        <w:rPr>
-          <w:rFonts w:ascii="Times New Roman" w:hAnsi="Times New Roman"/>
-          <w:sz w:val="24"/>
-        </w:rPr>
-        <w:t xml:space="preserve"> </w:t>
-      </w:r>
-      <w:r>
-        <w:rPr>
-          <w:rFonts w:ascii="Times New Roman" w:hAnsi="Times New Roman"/>
-          <w:sz w:val="24"/>
-        </w:rPr>
-        <w:t>Ду́хові</w:t>
-      </w:r>
-      <w:r>
-        <w:rPr>
-          <w:rFonts w:ascii="Times New Roman" w:hAnsi="Times New Roman"/>
-          <w:sz w:val="24"/>
-        </w:rPr>
-        <w:t>,</w:t>
-      </w:r>
-    </w:p>
-    <w:p>
-      <w:pPr>
-        <w:pStyle w:val="a"/>
-        <w:spacing w:after="120"/>
-      </w:pPr>
-      <w:r>
-        <w:rPr>
-          <w:rFonts w:ascii="Times New Roman" w:hAnsi="Times New Roman"/>
-          <w:sz w:val="24"/>
-        </w:rPr>
-        <w:t>ни́ні</w:t>
-      </w:r>
-      <w:r>
-        <w:rPr>
-          <w:rFonts w:ascii="Times New Roman" w:hAnsi="Times New Roman"/>
-          <w:sz w:val="24"/>
-        </w:rPr>
-        <w:t xml:space="preserve"> і </w:t>
-      </w:r>
-      <w:r>
-        <w:rPr>
-          <w:rFonts w:ascii="Times New Roman" w:hAnsi="Times New Roman"/>
-          <w:sz w:val="24"/>
-        </w:rPr>
-        <w:t>повсякча́с</w:t>
-      </w:r>
-      <w:r>
-        <w:rPr>
-          <w:rFonts w:ascii="Times New Roman" w:hAnsi="Times New Roman"/>
-          <w:sz w:val="24"/>
-        </w:rPr>
-        <w:t xml:space="preserve">,* і на </w:t>
-      </w:r>
-      <w:r>
-        <w:rPr>
-          <w:rFonts w:ascii="Times New Roman" w:hAnsi="Times New Roman"/>
-          <w:sz w:val="24"/>
-        </w:rPr>
-        <w:t>ві́ки</w:t>
-      </w:r>
-      <w:r>
-        <w:rPr>
-          <w:rFonts w:ascii="Times New Roman" w:hAnsi="Times New Roman"/>
-          <w:sz w:val="24"/>
-        </w:rPr>
-        <w:t xml:space="preserve"> </w:t>
-      </w:r>
-      <w:r>
-        <w:rPr>
-          <w:rFonts w:ascii="Times New Roman" w:hAnsi="Times New Roman"/>
-          <w:sz w:val="24"/>
-        </w:rPr>
-        <w:t>вікі́в</w:t>
-      </w:r>
-      <w:r>
-        <w:rPr>
-          <w:rFonts w:ascii="Times New Roman" w:hAnsi="Times New Roman"/>
-          <w:sz w:val="24"/>
-        </w:rPr>
-        <w:t xml:space="preserve">. </w:t>
-      </w:r>
-      <w:r>
-        <w:rPr>
-          <w:rFonts w:ascii="Times New Roman" w:hAnsi="Times New Roman"/>
-          <w:sz w:val="24"/>
-        </w:rPr>
-        <w:t>Амі́нь</w:t>
-      </w:r>
-      <w:r>
-        <w:rPr>
-          <w:rFonts w:ascii="Times New Roman" w:hAnsi="Times New Roman"/>
-          <w:sz w:val="24"/>
-        </w:rPr>
-        <w:t>.</w:t>
+        <w:spacing w:after="120"/>
+      </w:pPr>
+      <w:r>
+        <w:rPr>
+          <w:rFonts w:ascii="Times New Roman" w:hAnsi="Times New Roman"/>
+          <w:sz w:val="24"/>
+        </w:rPr>
+        <w:t>Сподо́би, Го́споди, цього́ ве́чора* без гріха́ зберегти́ся нам.</w:t>
+      </w:r>
+    </w:p>
+    <w:p>
+      <w:pPr>
+        <w:spacing w:after="120"/>
+      </w:pPr>
+      <w:r>
+        <w:rPr>
+          <w:rFonts w:ascii="Times New Roman" w:hAnsi="Times New Roman"/>
+          <w:sz w:val="24"/>
+        </w:rPr>
+        <w:t xml:space="preserve">Благослове́нний Ти, Го́споди, Бо́же </w:t>
+      </w:r>
+      <w:r>
+        <w:rPr>
+          <w:rFonts w:ascii="Times New Roman" w:hAnsi="Times New Roman"/>
+          <w:sz w:val="24"/>
+        </w:rPr>
+        <w:t>отці́в на́ших,* і хва́льне і просла́влене Ім’я́ Твоє́ наві́ки. Амі́нь.</w:t>
+      </w:r>
+    </w:p>
+    <w:p>
+      <w:pPr>
+        <w:spacing w:after="120"/>
+      </w:pPr>
+      <w:r>
+        <w:rPr>
+          <w:rFonts w:ascii="Times New Roman" w:hAnsi="Times New Roman"/>
+          <w:sz w:val="24"/>
+        </w:rPr>
+        <w:t>Неха́й бу́де, Го́споди, ми́лість Твоя́ на нас,* бо ми наді́ємось на Те́бе.</w:t>
+      </w:r>
+    </w:p>
+    <w:p>
+      <w:pPr>
+        <w:spacing w:after="120"/>
+      </w:pPr>
+      <w:r>
+        <w:rPr>
+          <w:rFonts w:ascii="Times New Roman" w:hAnsi="Times New Roman"/>
+          <w:sz w:val="24"/>
+        </w:rPr>
+        <w:t>Благослове́нний Ти, Го́споди,* навчи́ мене́ устано́в Твої́х.</w:t>
+      </w:r>
+    </w:p>
+    <w:p>
+      <w:pPr>
+        <w:spacing w:after="120"/>
+      </w:pPr>
+      <w:r>
+        <w:rPr>
+          <w:rFonts w:ascii="Times New Roman" w:hAnsi="Times New Roman"/>
+          <w:sz w:val="24"/>
+        </w:rPr>
+        <w:t>Благослове́нний Ти, Влади́ко,* врозуми́ мене́ уст</w:t>
+      </w:r>
+      <w:r>
+        <w:rPr>
+          <w:rFonts w:ascii="Times New Roman" w:hAnsi="Times New Roman"/>
+          <w:sz w:val="24"/>
+        </w:rPr>
+        <w:t>ано́вами Твої́ми.</w:t>
+      </w:r>
+    </w:p>
+    <w:p>
+      <w:pPr>
+        <w:spacing w:after="120"/>
+      </w:pPr>
+      <w:r>
+        <w:rPr>
+          <w:rFonts w:ascii="Times New Roman" w:hAnsi="Times New Roman"/>
+          <w:sz w:val="24"/>
+        </w:rPr>
+        <w:t>Благослове́нний Ти, Святи́й,* просвіти́ мене́ устано́вами Твої́ми.</w:t>
+      </w:r>
+    </w:p>
+    <w:p>
+      <w:pPr>
+        <w:spacing w:after="120"/>
+      </w:pPr>
+      <w:r>
+        <w:rPr>
+          <w:rFonts w:ascii="Times New Roman" w:hAnsi="Times New Roman"/>
+          <w:sz w:val="24"/>
+        </w:rPr>
+        <w:t>Го́споди, ми́лість Твоя́ пові́ки,* не покида́й ді́ло рук Твої́х.</w:t>
+      </w:r>
+    </w:p>
+    <w:p>
+      <w:pPr>
+        <w:spacing w:after="120"/>
+      </w:pPr>
+      <w:r>
+        <w:rPr>
+          <w:rFonts w:ascii="Times New Roman" w:hAnsi="Times New Roman"/>
+          <w:sz w:val="24"/>
+        </w:rPr>
+        <w:t>Тобі́ нале́жить хвала́,* Тобі́ нале́жить пі́сня.</w:t>
+      </w:r>
+    </w:p>
+    <w:p>
+      <w:pPr>
+        <w:spacing w:after="120"/>
+      </w:pPr>
+      <w:r>
+        <w:rPr>
+          <w:rFonts w:ascii="Times New Roman" w:hAnsi="Times New Roman"/>
+          <w:sz w:val="24"/>
+        </w:rPr>
+        <w:t>Тобі́ нале́жить сла́ва:* Отцю́ і Си́ну, і Свято́му Ду́хов</w:t>
+      </w:r>
+      <w:r>
+        <w:rPr>
+          <w:rFonts w:ascii="Times New Roman" w:hAnsi="Times New Roman"/>
+          <w:sz w:val="24"/>
+        </w:rPr>
+        <w:t>і,</w:t>
+      </w:r>
+    </w:p>
+    <w:p>
+      <w:pPr>
+        <w:spacing w:after="120"/>
+      </w:pPr>
+      <w:r>
+        <w:rPr>
+          <w:rFonts w:ascii="Times New Roman" w:hAnsi="Times New Roman"/>
+          <w:sz w:val="24"/>
+        </w:rPr>
+        <w:t>ни́ні і повсякча́с,* і на ві́ки вікі́в. Амі́нь.</w:t>
       </w:r>
     </w:p>
     <w:p>
@@ -10647,6 +5353,7 @@
           <w:szCs w:val="24"/>
           <w:lang w:val="uk-UA"/>
         </w:rPr>
+        <w:lastRenderedPageBreak/>
         <w:t>Вірні:</w:t>
       </w:r>
       <w:r>
@@ -11050,7 +5757,6 @@
     </w:p>
     <w:p>
       <w:pPr>
-        <w:pStyle w:val="a"/>
         <w:spacing w:after="120"/>
       </w:pPr>
       <w:r>
@@ -11271,6 +5977,7 @@
           <w:szCs w:val="24"/>
           <w:lang w:val="uk-UA"/>
         </w:rPr>
+        <w:lastRenderedPageBreak/>
         <w:t>Стих:</w:t>
       </w:r>
       <w:r>
@@ -11489,195 +6196,38 @@
     </w:p>
     <w:p>
       <w:pPr>
-        <w:pStyle w:val="a"/>
-        <w:spacing w:after="120"/>
-      </w:pPr>
-      <w:r>
-        <w:rPr>
-          <w:rFonts w:ascii="Times New Roman" w:hAnsi="Times New Roman"/>
-          <w:sz w:val="24"/>
-        </w:rPr>
-        <w:t>Ни́ні</w:t>
-      </w:r>
-      <w:r>
-        <w:rPr>
-          <w:rFonts w:ascii="Times New Roman" w:hAnsi="Times New Roman"/>
-          <w:sz w:val="24"/>
-        </w:rPr>
-        <w:t xml:space="preserve"> </w:t>
-      </w:r>
-      <w:r>
-        <w:rPr>
-          <w:rFonts w:ascii="Times New Roman" w:hAnsi="Times New Roman"/>
-          <w:sz w:val="24"/>
-        </w:rPr>
-        <w:t>відпуска́єш</w:t>
-      </w:r>
-      <w:r>
-        <w:rPr>
-          <w:rFonts w:ascii="Times New Roman" w:hAnsi="Times New Roman"/>
-          <w:sz w:val="24"/>
-        </w:rPr>
-        <w:t xml:space="preserve"> слугу́ Твого́, </w:t>
-      </w:r>
-      <w:r>
-        <w:rPr>
-          <w:rFonts w:ascii="Times New Roman" w:hAnsi="Times New Roman"/>
-          <w:sz w:val="24"/>
-        </w:rPr>
-        <w:t>Влади́ко</w:t>
-      </w:r>
-      <w:r>
-        <w:rPr>
-          <w:rFonts w:ascii="Times New Roman" w:hAnsi="Times New Roman"/>
-          <w:sz w:val="24"/>
-        </w:rPr>
-        <w:t xml:space="preserve">,* за </w:t>
-      </w:r>
-      <w:r>
-        <w:rPr>
-          <w:rFonts w:ascii="Times New Roman" w:hAnsi="Times New Roman"/>
-          <w:sz w:val="24"/>
-        </w:rPr>
-        <w:t>Твої́м</w:t>
-      </w:r>
-      <w:r>
-        <w:rPr>
-          <w:rFonts w:ascii="Times New Roman" w:hAnsi="Times New Roman"/>
-          <w:sz w:val="24"/>
-        </w:rPr>
-        <w:t xml:space="preserve"> </w:t>
-      </w:r>
-      <w:r>
-        <w:rPr>
-          <w:rFonts w:ascii="Times New Roman" w:hAnsi="Times New Roman"/>
-          <w:sz w:val="24"/>
-        </w:rPr>
-        <w:t>сло́вом</w:t>
-      </w:r>
-      <w:r>
-        <w:rPr>
-          <w:rFonts w:ascii="Times New Roman" w:hAnsi="Times New Roman"/>
-          <w:sz w:val="24"/>
-        </w:rPr>
-        <w:t xml:space="preserve"> у </w:t>
-      </w:r>
-      <w:r>
-        <w:rPr>
-          <w:rFonts w:ascii="Times New Roman" w:hAnsi="Times New Roman"/>
-          <w:sz w:val="24"/>
-        </w:rPr>
-        <w:t>ми́рі</w:t>
-      </w:r>
-      <w:r>
-        <w:rPr>
-          <w:rFonts w:ascii="Times New Roman" w:hAnsi="Times New Roman"/>
-          <w:sz w:val="24"/>
-        </w:rPr>
-        <w:t>.</w:t>
-      </w:r>
-    </w:p>
-    <w:p>
-      <w:pPr>
-        <w:pStyle w:val="a"/>
-        <w:spacing w:after="120"/>
-      </w:pPr>
-      <w:r>
-        <w:rPr>
-          <w:rFonts w:ascii="Times New Roman" w:hAnsi="Times New Roman"/>
-          <w:sz w:val="24"/>
-        </w:rPr>
-        <w:t xml:space="preserve">Бо </w:t>
-      </w:r>
-      <w:r>
-        <w:rPr>
-          <w:rFonts w:ascii="Times New Roman" w:hAnsi="Times New Roman"/>
-          <w:sz w:val="24"/>
-        </w:rPr>
-        <w:t>поба́чили</w:t>
-      </w:r>
-      <w:r>
-        <w:rPr>
-          <w:rFonts w:ascii="Times New Roman" w:hAnsi="Times New Roman"/>
-          <w:sz w:val="24"/>
-        </w:rPr>
-        <w:t xml:space="preserve"> </w:t>
-      </w:r>
-      <w:r>
-        <w:rPr>
-          <w:rFonts w:ascii="Times New Roman" w:hAnsi="Times New Roman"/>
-          <w:sz w:val="24"/>
-        </w:rPr>
-        <w:t>о́чі</w:t>
-      </w:r>
-      <w:r>
-        <w:rPr>
-          <w:rFonts w:ascii="Times New Roman" w:hAnsi="Times New Roman"/>
-          <w:sz w:val="24"/>
-        </w:rPr>
-        <w:t xml:space="preserve"> мої́* </w:t>
-      </w:r>
-      <w:r>
-        <w:rPr>
-          <w:rFonts w:ascii="Times New Roman" w:hAnsi="Times New Roman"/>
-          <w:sz w:val="24"/>
-        </w:rPr>
-        <w:t>спасі́ння</w:t>
-      </w:r>
-      <w:r>
-        <w:rPr>
-          <w:rFonts w:ascii="Times New Roman" w:hAnsi="Times New Roman"/>
-          <w:sz w:val="24"/>
-        </w:rPr>
-        <w:t xml:space="preserve"> Твоє́;</w:t>
-      </w:r>
-    </w:p>
-    <w:p>
-      <w:pPr>
-        <w:pStyle w:val="a"/>
-        <w:spacing w:after="120"/>
-      </w:pPr>
-      <w:r>
-        <w:rPr>
-          <w:rFonts w:ascii="Times New Roman" w:hAnsi="Times New Roman"/>
-          <w:sz w:val="24"/>
-        </w:rPr>
-        <w:t xml:space="preserve">Що </w:t>
-      </w:r>
-      <w:r>
-        <w:rPr>
-          <w:rFonts w:ascii="Times New Roman" w:hAnsi="Times New Roman"/>
-          <w:sz w:val="24"/>
-        </w:rPr>
-        <w:t>приготува́в</w:t>
-      </w:r>
-      <w:r>
-        <w:rPr>
-          <w:rFonts w:ascii="Times New Roman" w:hAnsi="Times New Roman"/>
-          <w:sz w:val="24"/>
-        </w:rPr>
-        <w:t xml:space="preserve"> Ти* </w:t>
-      </w:r>
-      <w:r>
-        <w:rPr>
-          <w:rFonts w:ascii="Times New Roman" w:hAnsi="Times New Roman"/>
-          <w:sz w:val="24"/>
-        </w:rPr>
-        <w:t>пе́ред</w:t>
-      </w:r>
-      <w:r>
-        <w:rPr>
-          <w:rFonts w:ascii="Times New Roman" w:hAnsi="Times New Roman"/>
-          <w:sz w:val="24"/>
-        </w:rPr>
-        <w:t xml:space="preserve"> усіма́ </w:t>
-      </w:r>
-      <w:r>
-        <w:rPr>
-          <w:rFonts w:ascii="Times New Roman" w:hAnsi="Times New Roman"/>
-          <w:sz w:val="24"/>
-        </w:rPr>
-        <w:t>наро́дами</w:t>
+        <w:spacing w:after="120"/>
+      </w:pPr>
+      <w:r>
+        <w:rPr>
+          <w:rFonts w:ascii="Times New Roman" w:hAnsi="Times New Roman"/>
+          <w:sz w:val="24"/>
+        </w:rPr>
+        <w:t>Ни́ні відпуска́єш слугу́ Твого́, Влади́ко,* за Твої́м сло́вом у ми́рі.</w:t>
+      </w:r>
+    </w:p>
+    <w:p>
+      <w:pPr>
+        <w:spacing w:after="120"/>
+      </w:pPr>
+      <w:r>
+        <w:rPr>
+          <w:rFonts w:ascii="Times New Roman" w:hAnsi="Times New Roman"/>
+          <w:sz w:val="24"/>
+        </w:rPr>
+        <w:t>Бо поба́чили о́чі мої́* спасі́ння Твоє́;</w:t>
+      </w:r>
+    </w:p>
+    <w:p>
+      <w:pPr>
+        <w:spacing w:after="120"/>
+      </w:pPr>
+      <w:r>
+        <w:rPr>
+          <w:rFonts w:ascii="Times New Roman" w:hAnsi="Times New Roman"/>
+          <w:sz w:val="24"/>
+        </w:rPr>
+        <w:t>Що приготува́в Ти* пе́ред усіма́ наро́дами</w:t>
       </w:r>
       <w:r>
         <w:rPr>
@@ -11689,92 +6239,14 @@
     </w:p>
     <w:p>
       <w:pPr>
-        <w:pStyle w:val="a"/>
-        <w:spacing w:after="120"/>
-      </w:pPr>
-      <w:r>
-        <w:rPr>
-          <w:rFonts w:ascii="Times New Roman" w:hAnsi="Times New Roman"/>
-          <w:sz w:val="24"/>
-        </w:rPr>
-        <w:t>Сві́тло</w:t>
-      </w:r>
-      <w:r>
-        <w:rPr>
-          <w:rFonts w:ascii="Times New Roman" w:hAnsi="Times New Roman"/>
-          <w:sz w:val="24"/>
-        </w:rPr>
-        <w:t xml:space="preserve"> на </w:t>
-      </w:r>
-      <w:r>
-        <w:rPr>
-          <w:rFonts w:ascii="Times New Roman" w:hAnsi="Times New Roman"/>
-          <w:sz w:val="24"/>
-        </w:rPr>
-        <w:t>просві́ту</w:t>
-      </w:r>
-      <w:r>
-        <w:rPr>
-          <w:rFonts w:ascii="Times New Roman" w:hAnsi="Times New Roman"/>
-          <w:sz w:val="24"/>
-        </w:rPr>
-        <w:t xml:space="preserve"> </w:t>
-      </w:r>
-      <w:r>
-        <w:rPr>
-          <w:rFonts w:ascii="Times New Roman" w:hAnsi="Times New Roman"/>
-          <w:sz w:val="24"/>
-        </w:rPr>
-        <w:t>пога́нам</w:t>
-      </w:r>
-      <w:r>
-        <w:rPr>
-          <w:rFonts w:ascii="Times New Roman" w:hAnsi="Times New Roman"/>
-          <w:sz w:val="24"/>
-        </w:rPr>
-        <w:t xml:space="preserve">,* і </w:t>
-      </w:r>
-      <w:r>
-        <w:rPr>
-          <w:rFonts w:ascii="Times New Roman" w:hAnsi="Times New Roman"/>
-          <w:sz w:val="24"/>
-        </w:rPr>
-        <w:t>сла́ву</w:t>
-      </w:r>
-      <w:r>
-        <w:rPr>
-          <w:rFonts w:ascii="Times New Roman" w:hAnsi="Times New Roman"/>
-          <w:sz w:val="24"/>
-        </w:rPr>
-        <w:t xml:space="preserve"> </w:t>
-      </w:r>
-      <w:r>
-        <w:rPr>
-          <w:rFonts w:ascii="Times New Roman" w:hAnsi="Times New Roman"/>
-          <w:sz w:val="24"/>
-        </w:rPr>
-        <w:t>лю́ду</w:t>
-      </w:r>
-      <w:r>
-        <w:rPr>
-          <w:rFonts w:ascii="Times New Roman" w:hAnsi="Times New Roman"/>
-          <w:sz w:val="24"/>
-        </w:rPr>
-        <w:t xml:space="preserve"> Твого́, </w:t>
-      </w:r>
-      <w:r>
-        <w:rPr>
-          <w:rFonts w:ascii="Times New Roman" w:hAnsi="Times New Roman"/>
-          <w:sz w:val="24"/>
-        </w:rPr>
-        <w:t>Ізра́їля</w:t>
-      </w:r>
-      <w:r>
-        <w:rPr>
-          <w:rFonts w:ascii="Times New Roman" w:hAnsi="Times New Roman"/>
-          <w:sz w:val="24"/>
-        </w:rPr>
-        <w:t>.</w:t>
+        <w:spacing w:after="120"/>
+      </w:pPr>
+      <w:r>
+        <w:rPr>
+          <w:rFonts w:ascii="Times New Roman" w:hAnsi="Times New Roman"/>
+          <w:sz w:val="24"/>
+        </w:rPr>
+        <w:t>Сві́тло на просві́ту пога́нам,* і сла́ву лю́ду Твого́, Ізра́їля.</w:t>
       </w:r>
     </w:p>
     <w:p>
@@ -12227,6 +6699,7 @@
           <w:szCs w:val="24"/>
           <w:lang w:val="uk-UA"/>
         </w:rPr>
+        <w:lastRenderedPageBreak/>
         <w:t xml:space="preserve">Ще молимось за святішого вселенського архиєрея Франциска, папу Римського, і за блаженнішого патріярха нашого Святослава, і за преосвященнішого архиєпископа і митрополита нашого кир </w:t>
       </w:r>
       <w:r>
@@ -12999,6 +7472,7 @@
           <w:rFonts w:ascii="Times New Roman" w:hAnsi="Times New Roman" w:cs="Times New Roman"/>
           <w:b/>
         </w:rPr>
+        <w:lastRenderedPageBreak/>
         <w:t>УТРЕНЯ</w:t>
       </w:r>
     </w:p>
@@ -13778,6 +8252,7 @@
           <w:szCs w:val="24"/>
           <w:lang w:val="uk-UA"/>
         </w:rPr>
+        <w:lastRenderedPageBreak/>
         <w:t>Кажу бо: Нехай не втішаються наді мною, як захитається моя нога,* нехай не несуться проти мене.</w:t>
       </w:r>
     </w:p>
@@ -14533,6 +9008,7 @@
           <w:szCs w:val="24"/>
           <w:lang w:val="uk-UA"/>
         </w:rPr>
+        <w:lastRenderedPageBreak/>
         <w:t>Ти віддалив від мене моїх друзів,* зробив мене для них осоружним, мене замкнули, і я не можу вийти.</w:t>
       </w:r>
     </w:p>
@@ -15242,6 +9718,7 @@
           <w:szCs w:val="24"/>
           <w:lang w:val="uk-UA"/>
         </w:rPr>
+        <w:lastRenderedPageBreak/>
         <w:t>Благословіте Господа, усі його твори, по всіх місцях його правління.* Благослови, душе моя, Господа!</w:t>
       </w:r>
     </w:p>
@@ -15766,7 +10243,18 @@
           <w:szCs w:val="24"/>
           <w:lang w:val="uk-UA"/>
         </w:rPr>
-        <w:t> Від ночі лине дух наш до тебе, Боже, бо світлом є повеління твої. Навчи нас, Боже, правди твоєї, заповідей твоїх і виправдань твоїх. Просвіти наші духовні очі, щоб ми не заснули в гріхах на смерть. Віджени всяку мряку від сердець наших, даруй нам сонце правди і охорони життя наше знаменням і печаттю Святого твого Духа. Направ стопи наші на шлях мирний, дай нам бачити ранішній день у радості, щоб ми тобі засилали ранішні молитви, бо твоє є володіння і твоє є царство і сила, і слава Отця, і Сина, і Святого Духа, нині і повсякчас, і на віки віків. Амінь.</w:t>
+        <w:t xml:space="preserve"> Від ночі лине дух наш до тебе, Боже, бо світлом є повеління твої. Навчи нас, Боже, правди твоєї, заповідей твоїх і виправдань твоїх. Просвіти наші духовні очі, щоб ми не заснули в гріхах на смерть. Віджени всяку мряку від сердець наших, даруй нам сонце правди і </w:t>
+      </w:r>
+      <w:r>
+        <w:rPr>
+          <w:rFonts w:ascii="Times New Roman" w:hAnsi="Times New Roman"/>
+          <w:color w:val="000000"/>
+          <w:sz w:val="24"/>
+          <w:szCs w:val="24"/>
+          <w:lang w:val="uk-UA"/>
+        </w:rPr>
+        <w:lastRenderedPageBreak/>
+        <w:t>охорони життя наше знаменням і печаттю Святого твого Духа. Направ стопи наші на шлях мирний, дай нам бачити ранішній день у радості, щоб ми тобі засилали ранішні молитви, бо твоє є володіння і твоє є царство і сила, і слава Отця, і Сина, і Святого Духа, нині і повсякчас, і на віки віків. Амінь.</w:t>
       </w:r>
     </w:p>
     <w:p>
@@ -15964,7 +10452,18 @@
           <w:szCs w:val="24"/>
           <w:lang w:val="uk-UA"/>
         </w:rPr>
-        <w:t xml:space="preserve"> Господи, Боже наш! Ти за покаяння дарував людям відпущення, нам же, як образ пізнання і визнання гріхів, показав покаяння і прощення пророка Давида. Тож, Владико, помилуй з великої милости твоєї нас, що в чимало великих гріхів впали, і по багатстві ласк твоїх очисти беззаконня наші, бо перед тобою згрішили ми, Господи, що невідомі й таємні речі серця людського знаєш, і єдиний ти маєш владу прощати гріхи. Серце ж чисте вчини в нас і Духом владичним утверди нас, і радість спасіння твого яви нам. Не відкинь нас від лиця твого, але дозволь, як Добрий і Людинолюбець, аж до останнього нашого віддиху появляти тобі жертву справедливости й приноси на святих твоїх жертовниках, милістю і ласками і людинолюб'ям єдинородного Сина твого, з яким ти є благословенний з пресвятим, добрим і животворящим твоїм Духом, нині й повсякчас, і на віки віків. Амінь.</w:t>
+        <w:t xml:space="preserve"> Господи, Боже наш! Ти за покаяння дарував людям відпущення, нам же, як образ пізнання і визнання гріхів, показав покаяння і прощення пророка Давида. Тож, Владико, </w:t>
+      </w:r>
+      <w:r>
+        <w:rPr>
+          <w:rFonts w:ascii="Times New Roman" w:hAnsi="Times New Roman"/>
+          <w:color w:val="000000"/>
+          <w:sz w:val="24"/>
+          <w:szCs w:val="24"/>
+          <w:lang w:val="uk-UA"/>
+        </w:rPr>
+        <w:lastRenderedPageBreak/>
+        <w:t>помилуй з великої милости твоєї нас, що в чимало великих гріхів впали, і по багатстві ласк твоїх очисти беззаконня наші, бо перед тобою згрішили ми, Господи, що невідомі й таємні речі серця людського знаєш, і єдиний ти маєш владу прощати гріхи. Серце ж чисте вчини в нас і Духом владичним утверди нас, і радість спасіння твого яви нам. Не відкинь нас від лиця твого, але дозволь, як Добрий і Людинолюбець, аж до останнього нашого віддиху появляти тобі жертву справедливости й приноси на святих твоїх жертовниках, милістю і ласками і людинолюб'ям єдинородного Сина твого, з яким ти є благословенний з пресвятим, добрим і животворящим твоїм Духом, нині й повсякчас, і на віки віків. Амінь.</w:t>
       </w:r>
     </w:p>
     <w:p>
@@ -16606,6 +11105,7 @@
           <w:szCs w:val="24"/>
           <w:lang w:val="uk-UA"/>
         </w:rPr>
+        <w:lastRenderedPageBreak/>
         <w:t>За добре поліття, за врожай плодів земних і часи мирні Господеві помолімся.</w:t>
       </w:r>
     </w:p>
@@ -17393,6 +11893,7 @@
           <w:color w:val="FF0000"/>
           <w:lang w:val="uk-UA"/>
         </w:rPr>
+        <w:lastRenderedPageBreak/>
         <w:t>Мала єктенія</w:t>
       </w:r>
     </w:p>
@@ -17990,7 +12491,18 @@
           <w:u w:val="single"/>
           <w:lang w:val="uk-UA"/>
         </w:rPr>
-        <w:t>[Боже й Отче Господа нашого Ісуса Христа! Ти підніс нас з постелі нашої і зібрав на годину молитви. Дай нам ласку відкрити уста наші і прийми наші подяки, що в наших силах, і навчи нас установ твоїх. Бо молитися як слід не вміємо, якщо ти, Господи, святим твоїм Духом не навчиш нас. Тому молимося тобі: Даруй і прости, якщо ми згрішили аж до теперішньої години словом або ділом, або думкою, добровільно або недобровільно. Бо коли на провини будеш дивитися, Господи, Господи, то хто встоїться, бо в тебе є прощення. Ти один святий, допоміжник сильний, захисник життя нашого, і тебе ми завжди оспівуватимемо.]</w:t>
+        <w:t xml:space="preserve">[Боже й Отче Господа нашого Ісуса Христа! Ти підніс нас з постелі нашої і зібрав на годину молитви. Дай нам ласку відкрити уста наші і прийми наші подяки, що в наших силах, і навчи нас установ твоїх. Бо молитися як слід не вміємо, якщо ти, Господи, святим твоїм Духом не навчиш нас. Тому молимося тобі: Даруй і прости, якщо ми згрішили аж до теперішньої години словом або ділом, або думкою, добровільно або недобровільно. Бо коли на провини </w:t>
+      </w:r>
+      <w:r>
+        <w:rPr>
+          <w:rFonts w:ascii="Times New Roman" w:hAnsi="Times New Roman"/>
+          <w:sz w:val="24"/>
+          <w:szCs w:val="24"/>
+          <w:u w:val="single"/>
+          <w:lang w:val="uk-UA"/>
+        </w:rPr>
+        <w:lastRenderedPageBreak/>
+        <w:t>будеш дивитися, Господи, Господи, то хто встоїться, бо в тебе є прощення. Ти один святий, допоміжник сильний, захисник життя нашого, і тебе ми завжди оспівуватимемо.]</w:t>
       </w:r>
     </w:p>
     <w:p>
@@ -18655,6 +13167,7 @@
           <w:u w:val="single"/>
           <w:lang w:val="uk-UA"/>
         </w:rPr>
+        <w:lastRenderedPageBreak/>
         <w:t>[Господи, Боже наш! Ти за покаяння дарував людям відпущення, нам же, як образ пізнання і визнання гріхів, показав покаяння і прощення пророка Давида. Тож, Владико, помилуй з великої милости твоєї нас, що в чимало великих гріхів впали, і по багатстві ласк твоїх очисти беззаконня наші, бо перед тобою згрішили ми, Господи, що невідомі й таємні речі серця людського знаєш, і єдиний ти маєш владу прощати гріхи. Серце ж чисте вчини в нас і Духом владичним утверди нас, і радість спасіння твого яви нам. Не відкинь нас від лиця твого, але дозволь, як Добрий і Людинолюбець, аж до останнього нашого віддиху появляти тобі жертву справедливости й приноси на святих твоїх жертовниках, милістю і ласками і людинолюб'ям єдинородного Сина твого, з яким ти є благословенний з пресвятим, добрим і животворящим твоїм Духом, нині й повсякчас, і на віки віків. Амінь.]</w:t>
       </w:r>
     </w:p>
@@ -19309,6 +13822,7 @@
           <w:szCs w:val="24"/>
           <w:lang w:val="uk-UA"/>
         </w:rPr>
+        <w:lastRenderedPageBreak/>
         <w:t>Вірні:</w:t>
       </w:r>
       <w:r>
@@ -20049,6 +14563,7 @@
           <w:szCs w:val="24"/>
           <w:lang w:val="uk-UA"/>
         </w:rPr>
+        <w:lastRenderedPageBreak/>
         <w:t xml:space="preserve">Стих: </w:t>
       </w:r>
       <w:r>
@@ -20714,6 +15229,7 @@
           <w:szCs w:val="24"/>
           <w:lang w:val="uk-UA" w:eastAsia="en-AU"/>
         </w:rPr>
+        <w:lastRenderedPageBreak/>
         <w:t xml:space="preserve">Слава: І нині: </w:t>
       </w:r>
       <w:r>
@@ -21368,6 +15884,7 @@
           <w:szCs w:val="24"/>
           <w:lang w:val="uk-UA"/>
         </w:rPr>
+        <w:lastRenderedPageBreak/>
         <w:t>Стояв ти на суді, Людинолюбче, що будеш усіх судити,* і вінком терновим добровільно хотів ти, Спасе, завінчатися,* вирвавши, Христе, з коренем терня непослуху* і засаджуючи в усіх пізнання твого добросердя.</w:t>
       </w:r>
     </w:p>
@@ -21962,6 +16479,7 @@
           <w:szCs w:val="24"/>
           <w:lang w:val="uk-UA"/>
         </w:rPr>
+        <w:lastRenderedPageBreak/>
         <w:t>Хвалитні</w:t>
       </w:r>
     </w:p>
@@ -22690,7 +17208,18 @@
           <w:u w:val="single"/>
           <w:lang w:val="uk-UA"/>
         </w:rPr>
-        <w:t>[Хвалимо, співаємо, благословимо і дякуємо тобі, Боже батьків наших, бо ти забрав тінь нічну і явив нам знову світло денне. Молимо твою добрість: Милостивий будь для нас грішних і прийми молитву нашу задля великої твоєї ласкавости, бо ми прибігаємо до тебе, милостивого і всемогутнього Бога. Ти, що засвітив у серцях наших правдиве сонце справедливости твоєї! Просвіти розум наш і почування всі зберігай, щоб, як у день, ходили ми пристойно шляхом заповідей твоїх і дійшли до життя вічного, і стали гідними насолоджуватися недоступним твоїм світлом. Бо в тебе є джерело життя, ти Бог наш і тобі славу віддаємо: Отцю, і Сину, і Святому Духові, нині і повсякчас, і на віки віків. Амінь.]</w:t>
+        <w:t xml:space="preserve">[Хвалимо, співаємо, благословимо і дякуємо тобі, Боже батьків наших, бо ти забрав тінь нічну і явив нам знову світло денне. Молимо твою добрість: Милостивий будь для нас </w:t>
+      </w:r>
+      <w:r>
+        <w:rPr>
+          <w:rFonts w:ascii="Times New Roman" w:hAnsi="Times New Roman"/>
+          <w:sz w:val="24"/>
+          <w:szCs w:val="24"/>
+          <w:u w:val="single"/>
+          <w:lang w:val="uk-UA"/>
+        </w:rPr>
+        <w:lastRenderedPageBreak/>
+        <w:t>грішних і прийми молитву нашу задля великої твоєї ласкавости, бо ми прибігаємо до тебе, милостивого і всемогутнього Бога. Ти, що засвітив у серцях наших правдиве сонце справедливости твоєї! Просвіти розум наш і почування всі зберігай, щоб, як у день, ходили ми пристойно шляхом заповідей твоїх і дійшли до життя вічного, і стали гідними насолоджуватися недоступним твоїм світлом. Бо в тебе є джерело життя, ти Бог наш і тобі славу віддаємо: Отцю, і Сину, і Святому Духові, нині і повсякчас, і на віки віків. Амінь.]</w:t>
       </w:r>
     </w:p>
     <w:p>
@@ -23360,6 +17889,7 @@
           <w:szCs w:val="24"/>
           <w:lang w:val="uk-UA"/>
         </w:rPr>
+        <w:lastRenderedPageBreak/>
         <w:t>Вірні:</w:t>
       </w:r>
       <w:r>
@@ -24758,6 +19288,7 @@
           <w:szCs w:val="24"/>
           <w:lang w:val="uk-UA"/>
         </w:rPr>
+        <w:lastRenderedPageBreak/>
         <w:t>Слава: і нині:</w:t>
       </w:r>
       <w:r>

--- a/flow/20230914_vu_template/drafts/2024-08-u/02-ПТ-Стефана.docx
+++ b/flow/20230914_vu_template/drafts/2024-08-u/02-ПТ-Стефана.docx
@@ -124,31 +124,17 @@
         <w:rPr>
           <w:rFonts w:ascii="Times New Roman" w:hAnsi="Times New Roman"/>
           <w:i/>
-          <w:color w:val="FF0000"/>
-          <w:sz w:val="24"/>
-          <w:szCs w:val="24"/>
-          <w:lang w:val="uk-UA"/>
+          <w:color w:val="FF4400"/>
+          <w:sz w:val="24"/>
         </w:rPr>
         <w:t>Священик:</w:t>
       </w:r>
       <w:r>
         <w:rPr>
           <w:rFonts w:ascii="Times New Roman" w:hAnsi="Times New Roman"/>
-          <w:color w:val="FF0000"/>
-          <w:sz w:val="24"/>
-          <w:szCs w:val="24"/>
-          <w:lang w:val="uk-UA"/>
-        </w:rPr>
-        <w:t xml:space="preserve"> </w:t>
-      </w:r>
-      <w:r>
-        <w:rPr>
-          <w:rFonts w:ascii="Times New Roman" w:hAnsi="Times New Roman"/>
-          <w:sz w:val="24"/>
-          <w:szCs w:val="24"/>
-          <w:lang w:val="uk-UA"/>
-        </w:rPr>
-        <w:t>Благословенний Бог наш завжди, нині і повсякчас, і на віки віків.</w:t>
+          <w:sz w:val="24"/>
+        </w:rPr>
+        <w:t xml:space="preserve"> Благословенний Бог наш завжди, нині і повсякчас, і на віки віків.</w:t>
       </w:r>
     </w:p>
     <w:p>
@@ -4608,31 +4594,17 @@
         <w:rPr>
           <w:rFonts w:ascii="Times New Roman" w:hAnsi="Times New Roman"/>
           <w:i/>
-          <w:color w:val="FF0000"/>
-          <w:sz w:val="24"/>
-          <w:szCs w:val="24"/>
-          <w:lang w:val="uk-UA"/>
+          <w:color w:val="FF4400"/>
+          <w:sz w:val="24"/>
         </w:rPr>
         <w:t>Священик:</w:t>
       </w:r>
       <w:r>
         <w:rPr>
           <w:rFonts w:ascii="Times New Roman" w:hAnsi="Times New Roman"/>
-          <w:color w:val="FF0000"/>
-          <w:sz w:val="24"/>
-          <w:szCs w:val="24"/>
-          <w:lang w:val="uk-UA"/>
-        </w:rPr>
-        <w:t xml:space="preserve"> </w:t>
-      </w:r>
-      <w:r>
-        <w:rPr>
-          <w:rFonts w:ascii="Times New Roman" w:hAnsi="Times New Roman"/>
-          <w:sz w:val="24"/>
-          <w:szCs w:val="24"/>
-          <w:lang w:val="uk-UA"/>
-        </w:rPr>
-        <w:t>Мир всім.</w:t>
+          <w:sz w:val="24"/>
+        </w:rPr>
+        <w:t xml:space="preserve"> Мир всім.</w:t>
       </w:r>
     </w:p>
     <w:p>
@@ -5506,16 +5478,44 @@
         <w:rPr>
           <w:rFonts w:ascii="Times New Roman" w:hAnsi="Times New Roman"/>
           <w:i/>
-          <w:color w:val="FF0000"/>
-          <w:sz w:val="24"/>
-          <w:szCs w:val="24"/>
-          <w:lang w:val="uk-UA"/>
+          <w:color w:val="FF4400"/>
+          <w:sz w:val="24"/>
         </w:rPr>
         <w:t>Священик:</w:t>
       </w:r>
       <w:r>
         <w:rPr>
           <w:rFonts w:ascii="Times New Roman" w:hAnsi="Times New Roman"/>
+          <w:sz w:val="24"/>
+        </w:rPr>
+        <w:t xml:space="preserve"> Бо Ти – Бог милости, ласк і людинолюбности, і Тобі славу віддаємо, Отцю, і Сину, і Святому Духові, нині, і повсякчас, і на віки віків.</w:t>
+      </w:r>
+    </w:p>
+    <w:p>
+      <w:pPr>
+        <w:spacing w:after="120"/>
+        <w:jc w:val="both"/>
+        <w:rPr>
+          <w:rFonts w:ascii="Times New Roman" w:hAnsi="Times New Roman"/>
+          <w:sz w:val="24"/>
+          <w:szCs w:val="24"/>
+          <w:lang w:val="uk-UA"/>
+        </w:rPr>
+      </w:pPr>
+      <w:r>
+        <w:rPr>
+          <w:rFonts w:ascii="Times New Roman" w:hAnsi="Times New Roman"/>
+          <w:i/>
+          <w:color w:val="FF0000"/>
+          <w:sz w:val="24"/>
+          <w:szCs w:val="24"/>
+          <w:lang w:val="uk-UA"/>
+        </w:rPr>
+        <w:t>Вірні:</w:t>
+      </w:r>
+      <w:r>
+        <w:rPr>
+          <w:rFonts w:ascii="Times New Roman" w:hAnsi="Times New Roman"/>
           <w:color w:val="FF0000"/>
           <w:sz w:val="24"/>
           <w:szCs w:val="24"/>
@@ -5526,12 +5526,39 @@
       <w:r>
         <w:rPr>
           <w:rFonts w:ascii="Times New Roman" w:hAnsi="Times New Roman"/>
-          <w:color w:val="000000"/>
-          <w:sz w:val="24"/>
-          <w:szCs w:val="24"/>
-          <w:lang w:val="uk-UA"/>
-        </w:rPr>
-        <w:t>Бо Ти – Бог милости, ласк і людинолюбности, і Тобі славу віддаємо, Отцю, і Сину, і Святому Духові, нині, і повсякчас, і на віки віків.</w:t>
+          <w:sz w:val="24"/>
+          <w:szCs w:val="24"/>
+          <w:lang w:val="uk-UA"/>
+        </w:rPr>
+        <w:t>Амінь.</w:t>
+      </w:r>
+    </w:p>
+    <w:p>
+      <w:pPr>
+        <w:spacing w:after="120"/>
+        <w:jc w:val="both"/>
+        <w:rPr>
+          <w:rFonts w:ascii="Times New Roman" w:hAnsi="Times New Roman"/>
+          <w:sz w:val="24"/>
+          <w:szCs w:val="24"/>
+          <w:lang w:val="uk-UA"/>
+        </w:rPr>
+      </w:pPr>
+      <w:r>
+        <w:rPr>
+          <w:rFonts w:ascii="Times New Roman" w:hAnsi="Times New Roman"/>
+          <w:i/>
+          <w:color w:val="FF4400"/>
+          <w:sz w:val="24"/>
+        </w:rPr>
+        <w:t>Священик:</w:t>
+      </w:r>
+      <w:r>
+        <w:rPr>
+          <w:rFonts w:ascii="Times New Roman" w:hAnsi="Times New Roman"/>
+          <w:sz w:val="24"/>
+        </w:rPr>
+        <w:t xml:space="preserve"> Мир всім.</w:t>
       </w:r>
     </w:p>
     <w:p>
@@ -5573,216 +5600,123 @@
           <w:szCs w:val="24"/>
           <w:lang w:val="uk-UA"/>
         </w:rPr>
-        <w:t>Амінь.</w:t>
-      </w:r>
-    </w:p>
-    <w:p>
-      <w:pPr>
-        <w:spacing w:after="120"/>
-        <w:jc w:val="both"/>
-        <w:rPr>
-          <w:rFonts w:ascii="Times New Roman" w:hAnsi="Times New Roman"/>
-          <w:sz w:val="24"/>
-          <w:szCs w:val="24"/>
-          <w:lang w:val="uk-UA"/>
-        </w:rPr>
-      </w:pPr>
-      <w:r>
-        <w:rPr>
-          <w:rFonts w:ascii="Times New Roman" w:hAnsi="Times New Roman"/>
-          <w:i/>
-          <w:color w:val="FF0000"/>
-          <w:sz w:val="24"/>
-          <w:szCs w:val="24"/>
-          <w:lang w:val="uk-UA"/>
+        <w:t>І духові твоєму.</w:t>
+      </w:r>
+    </w:p>
+    <w:p>
+      <w:pPr>
+        <w:spacing w:after="120"/>
+        <w:jc w:val="both"/>
+        <w:rPr>
+          <w:rFonts w:ascii="Times New Roman" w:hAnsi="Times New Roman"/>
+          <w:sz w:val="24"/>
+          <w:szCs w:val="24"/>
+          <w:lang w:val="uk-UA"/>
+        </w:rPr>
+      </w:pPr>
+      <w:r>
+        <w:rPr>
+          <w:rFonts w:ascii="Times New Roman" w:hAnsi="Times New Roman"/>
+          <w:sz w:val="24"/>
+          <w:szCs w:val="24"/>
+          <w:lang w:val="uk-UA"/>
+        </w:rPr>
+        <w:t>Голови ваші перед Господом схиліть.</w:t>
+      </w:r>
+    </w:p>
+    <w:p>
+      <w:pPr>
+        <w:spacing w:after="120"/>
+        <w:jc w:val="both"/>
+        <w:rPr>
+          <w:rFonts w:ascii="Times New Roman" w:hAnsi="Times New Roman"/>
+          <w:sz w:val="24"/>
+          <w:szCs w:val="24"/>
+          <w:lang w:val="uk-UA"/>
+        </w:rPr>
+      </w:pPr>
+      <w:r>
+        <w:rPr>
+          <w:rFonts w:ascii="Times New Roman" w:hAnsi="Times New Roman"/>
+          <w:i/>
+          <w:color w:val="FF0000"/>
+          <w:sz w:val="24"/>
+          <w:szCs w:val="24"/>
+          <w:lang w:val="uk-UA"/>
+        </w:rPr>
+        <w:t>Вірні:</w:t>
+      </w:r>
+      <w:r>
+        <w:rPr>
+          <w:rFonts w:ascii="Times New Roman" w:hAnsi="Times New Roman"/>
+          <w:color w:val="FF0000"/>
+          <w:sz w:val="24"/>
+          <w:szCs w:val="24"/>
+          <w:lang w:val="uk-UA"/>
+        </w:rPr>
+        <w:t xml:space="preserve"> </w:t>
+      </w:r>
+      <w:r>
+        <w:rPr>
+          <w:rFonts w:ascii="Times New Roman" w:hAnsi="Times New Roman"/>
+          <w:sz w:val="24"/>
+          <w:szCs w:val="24"/>
+          <w:lang w:val="uk-UA"/>
+        </w:rPr>
+        <w:t>Тобі, Господи.</w:t>
+      </w:r>
+    </w:p>
+    <w:p>
+      <w:pPr>
+        <w:spacing w:after="120"/>
+        <w:jc w:val="both"/>
+        <w:rPr>
+          <w:rFonts w:ascii="Times New Roman" w:hAnsi="Times New Roman"/>
+          <w:sz w:val="24"/>
+          <w:szCs w:val="24"/>
+          <w:lang w:val="uk-UA"/>
+        </w:rPr>
+      </w:pPr>
+      <w:r>
+        <w:rPr>
+          <w:rFonts w:ascii="Times New Roman" w:hAnsi="Times New Roman"/>
+          <w:i/>
+          <w:color w:val="FF0000"/>
+          <w:sz w:val="24"/>
+          <w:szCs w:val="24"/>
+          <w:lang w:val="uk-UA"/>
+        </w:rPr>
+        <w:t>Священик читає молитву:</w:t>
+      </w:r>
+      <w:r>
+        <w:rPr>
+          <w:rFonts w:ascii="Times New Roman" w:hAnsi="Times New Roman"/>
+          <w:sz w:val="24"/>
+          <w:szCs w:val="24"/>
+          <w:lang w:val="uk-UA"/>
+        </w:rPr>
+        <w:t xml:space="preserve"> Господи, Боже наш, що прихилив небо і зійшов на спасіння людського роду! Зглянься на слуг твоїх і на спадкоємство твоє, бо перед тобою, страшним і людинолюбним Суддею, слуги твої схилили свої голови і зігнули свої шиї, не від людей очікуючи допомоги, але на твою надіючись милість і твого очікуючи спасіння; тож оберігай їх повсякчасно, і в цей вечір, і в прийдешню ніч збережи від усякого ворога, і від будь-якого зазіхання диявольського, і від думок марних, і спогадів лукавих.</w:t>
+      </w:r>
+    </w:p>
+    <w:p>
+      <w:pPr>
+        <w:spacing w:after="120"/>
+      </w:pPr>
+      <w:r>
+        <w:rPr>
+          <w:rFonts w:ascii="Times New Roman" w:hAnsi="Times New Roman"/>
+          <w:i/>
+          <w:color w:val="FF4400"/>
+          <w:sz w:val="24"/>
         </w:rPr>
         <w:t>Священик:</w:t>
       </w:r>
       <w:r>
         <w:rPr>
           <w:rFonts w:ascii="Times New Roman" w:hAnsi="Times New Roman"/>
-          <w:color w:val="FF0000"/>
-          <w:sz w:val="24"/>
-          <w:szCs w:val="24"/>
-          <w:lang w:val="uk-UA"/>
-        </w:rPr>
-        <w:t xml:space="preserve"> </w:t>
-      </w:r>
-      <w:r>
-        <w:rPr>
-          <w:rFonts w:ascii="Times New Roman" w:hAnsi="Times New Roman"/>
-          <w:sz w:val="24"/>
-          <w:szCs w:val="24"/>
-          <w:lang w:val="uk-UA"/>
-        </w:rPr>
-        <w:t>Мир всім.</w:t>
-      </w:r>
-    </w:p>
-    <w:p>
-      <w:pPr>
-        <w:spacing w:after="120"/>
-        <w:jc w:val="both"/>
-        <w:rPr>
-          <w:rFonts w:ascii="Times New Roman" w:hAnsi="Times New Roman"/>
-          <w:sz w:val="24"/>
-          <w:szCs w:val="24"/>
-          <w:lang w:val="uk-UA"/>
-        </w:rPr>
-      </w:pPr>
-      <w:r>
-        <w:rPr>
-          <w:rFonts w:ascii="Times New Roman" w:hAnsi="Times New Roman"/>
-          <w:i/>
-          <w:color w:val="FF0000"/>
-          <w:sz w:val="24"/>
-          <w:szCs w:val="24"/>
-          <w:lang w:val="uk-UA"/>
-        </w:rPr>
-        <w:t>Вірні:</w:t>
-      </w:r>
-      <w:r>
-        <w:rPr>
-          <w:rFonts w:ascii="Times New Roman" w:hAnsi="Times New Roman"/>
-          <w:color w:val="FF0000"/>
-          <w:sz w:val="24"/>
-          <w:szCs w:val="24"/>
-          <w:lang w:val="uk-UA"/>
-        </w:rPr>
-        <w:t xml:space="preserve"> </w:t>
-      </w:r>
-      <w:r>
-        <w:rPr>
-          <w:rFonts w:ascii="Times New Roman" w:hAnsi="Times New Roman"/>
-          <w:sz w:val="24"/>
-          <w:szCs w:val="24"/>
-          <w:lang w:val="uk-UA"/>
-        </w:rPr>
-        <w:t>І духові твоєму.</w:t>
-      </w:r>
-    </w:p>
-    <w:p>
-      <w:pPr>
-        <w:spacing w:after="120"/>
-        <w:jc w:val="both"/>
-        <w:rPr>
-          <w:rFonts w:ascii="Times New Roman" w:hAnsi="Times New Roman"/>
-          <w:sz w:val="24"/>
-          <w:szCs w:val="24"/>
-          <w:lang w:val="uk-UA"/>
-        </w:rPr>
-      </w:pPr>
-      <w:r>
-        <w:rPr>
-          <w:rFonts w:ascii="Times New Roman" w:hAnsi="Times New Roman"/>
-          <w:sz w:val="24"/>
-          <w:szCs w:val="24"/>
-          <w:lang w:val="uk-UA"/>
-        </w:rPr>
-        <w:t>Голови ваші перед Господом схиліть.</w:t>
-      </w:r>
-    </w:p>
-    <w:p>
-      <w:pPr>
-        <w:spacing w:after="120"/>
-        <w:jc w:val="both"/>
-        <w:rPr>
-          <w:rFonts w:ascii="Times New Roman" w:hAnsi="Times New Roman"/>
-          <w:sz w:val="24"/>
-          <w:szCs w:val="24"/>
-          <w:lang w:val="uk-UA"/>
-        </w:rPr>
-      </w:pPr>
-      <w:r>
-        <w:rPr>
-          <w:rFonts w:ascii="Times New Roman" w:hAnsi="Times New Roman"/>
-          <w:i/>
-          <w:color w:val="FF0000"/>
-          <w:sz w:val="24"/>
-          <w:szCs w:val="24"/>
-          <w:lang w:val="uk-UA"/>
-        </w:rPr>
-        <w:t>Вірні:</w:t>
-      </w:r>
-      <w:r>
-        <w:rPr>
-          <w:rFonts w:ascii="Times New Roman" w:hAnsi="Times New Roman"/>
-          <w:color w:val="FF0000"/>
-          <w:sz w:val="24"/>
-          <w:szCs w:val="24"/>
-          <w:lang w:val="uk-UA"/>
-        </w:rPr>
-        <w:t xml:space="preserve"> </w:t>
-      </w:r>
-      <w:r>
-        <w:rPr>
-          <w:rFonts w:ascii="Times New Roman" w:hAnsi="Times New Roman"/>
-          <w:sz w:val="24"/>
-          <w:szCs w:val="24"/>
-          <w:lang w:val="uk-UA"/>
-        </w:rPr>
-        <w:t>Тобі, Господи.</w:t>
-      </w:r>
-    </w:p>
-    <w:p>
-      <w:pPr>
-        <w:spacing w:after="120"/>
-        <w:jc w:val="both"/>
-        <w:rPr>
-          <w:rFonts w:ascii="Times New Roman" w:hAnsi="Times New Roman"/>
-          <w:sz w:val="24"/>
-          <w:szCs w:val="24"/>
-          <w:lang w:val="uk-UA"/>
-        </w:rPr>
-      </w:pPr>
-      <w:r>
-        <w:rPr>
-          <w:rFonts w:ascii="Times New Roman" w:hAnsi="Times New Roman"/>
-          <w:i/>
-          <w:color w:val="FF0000"/>
-          <w:sz w:val="24"/>
-          <w:szCs w:val="24"/>
-          <w:lang w:val="uk-UA"/>
-        </w:rPr>
-        <w:t>Священик читає молитву:</w:t>
-      </w:r>
-      <w:r>
-        <w:rPr>
-          <w:rFonts w:ascii="Times New Roman" w:hAnsi="Times New Roman"/>
-          <w:sz w:val="24"/>
-          <w:szCs w:val="24"/>
-          <w:lang w:val="uk-UA"/>
-        </w:rPr>
-        <w:t xml:space="preserve"> Господи, Боже наш, що прихилив небо і зійшов на спасіння людського роду! Зглянься на слуг твоїх і на спадкоємство твоє, бо перед тобою, страшним і людинолюбним Суддею, слуги твої схилили свої голови і зігнули свої шиї, не від людей очікуючи допомоги, але на твою надіючись милість і твого очікуючи спасіння; тож оберігай їх повсякчасно, і в цей вечір, і в прийдешню ніч збережи від усякого ворога, і від будь-якого зазіхання диявольського, і від думок марних, і спогадів лукавих.</w:t>
-      </w:r>
-    </w:p>
-    <w:p>
-      <w:pPr>
-        <w:spacing w:after="120"/>
-      </w:pPr>
-      <w:r>
-        <w:rPr>
-          <w:rFonts w:ascii="Times New Roman" w:hAnsi="Times New Roman"/>
-          <w:i/>
-          <w:color w:val="FF0000"/>
-          <w:sz w:val="24"/>
-        </w:rPr>
-        <w:t>Священик:</w:t>
-      </w:r>
-      <w:r>
-        <w:rPr>
-          <w:rFonts w:ascii="Times New Roman" w:hAnsi="Times New Roman"/>
-          <w:color w:val="FF0000"/>
-          <w:sz w:val="24"/>
-        </w:rPr>
-        <w:t xml:space="preserve"> </w:t>
-      </w:r>
-      <w:r>
-        <w:rPr>
-          <w:rFonts w:ascii="Times New Roman" w:hAnsi="Times New Roman"/>
-          <w:color w:val="000000"/>
-          <w:sz w:val="24"/>
-        </w:rPr>
-        <w:t>Нехай буде влада царства Твого благословенна і дуже прославлена: Отця, і Сина, і Святого Духа, нині і повсякчас, і на віки віків.</w:t>
+          <w:sz w:val="24"/>
+        </w:rPr>
+        <w:t xml:space="preserve"> Нехай буде влада царства Твого благословенна і дуже прославлена: Отця, і Сина, і Святого Духа, нині і повсякчас, і на віки віків.</w:t>
       </w:r>
     </w:p>
     <w:p>
@@ -7123,16 +7057,44 @@
         <w:rPr>
           <w:rFonts w:ascii="Times New Roman" w:hAnsi="Times New Roman"/>
           <w:i/>
-          <w:color w:val="FF0000"/>
-          <w:sz w:val="24"/>
-          <w:szCs w:val="24"/>
-          <w:lang w:val="uk-UA"/>
+          <w:color w:val="FF4400"/>
+          <w:sz w:val="24"/>
         </w:rPr>
         <w:t>Священик:</w:t>
       </w:r>
       <w:r>
         <w:rPr>
           <w:rFonts w:ascii="Times New Roman" w:hAnsi="Times New Roman"/>
+          <w:sz w:val="24"/>
+        </w:rPr>
+        <w:t xml:space="preserve"> Слава тобі, Христе Боже, надіє наша, слава тобі!</w:t>
+      </w:r>
+    </w:p>
+    <w:p>
+      <w:pPr>
+        <w:spacing w:after="120"/>
+        <w:jc w:val="both"/>
+        <w:rPr>
+          <w:rFonts w:ascii="Times New Roman" w:hAnsi="Times New Roman"/>
+          <w:sz w:val="24"/>
+          <w:szCs w:val="24"/>
+          <w:lang w:val="uk-UA"/>
+        </w:rPr>
+      </w:pPr>
+      <w:r>
+        <w:rPr>
+          <w:rFonts w:ascii="Times New Roman" w:hAnsi="Times New Roman"/>
+          <w:i/>
+          <w:color w:val="FF0000"/>
+          <w:sz w:val="24"/>
+          <w:szCs w:val="24"/>
+          <w:lang w:val="uk-UA"/>
+        </w:rPr>
+        <w:t>Вірні:</w:t>
+      </w:r>
+      <w:r>
+        <w:rPr>
+          <w:rFonts w:ascii="Times New Roman" w:hAnsi="Times New Roman"/>
           <w:color w:val="FF0000"/>
           <w:sz w:val="24"/>
           <w:szCs w:val="24"/>
@@ -7147,48 +7109,6 @@
           <w:szCs w:val="24"/>
           <w:lang w:val="uk-UA"/>
         </w:rPr>
-        <w:t>Слава тобі, Христе Боже, надіє наша, слава тобі!</w:t>
-      </w:r>
-    </w:p>
-    <w:p>
-      <w:pPr>
-        <w:spacing w:after="120"/>
-        <w:jc w:val="both"/>
-        <w:rPr>
-          <w:rFonts w:ascii="Times New Roman" w:hAnsi="Times New Roman"/>
-          <w:sz w:val="24"/>
-          <w:szCs w:val="24"/>
-          <w:lang w:val="uk-UA"/>
-        </w:rPr>
-      </w:pPr>
-      <w:r>
-        <w:rPr>
-          <w:rFonts w:ascii="Times New Roman" w:hAnsi="Times New Roman"/>
-          <w:i/>
-          <w:color w:val="FF0000"/>
-          <w:sz w:val="24"/>
-          <w:szCs w:val="24"/>
-          <w:lang w:val="uk-UA"/>
-        </w:rPr>
-        <w:t>Вірні:</w:t>
-      </w:r>
-      <w:r>
-        <w:rPr>
-          <w:rFonts w:ascii="Times New Roman" w:hAnsi="Times New Roman"/>
-          <w:color w:val="FF0000"/>
-          <w:sz w:val="24"/>
-          <w:szCs w:val="24"/>
-          <w:lang w:val="uk-UA"/>
-        </w:rPr>
-        <w:t xml:space="preserve"> </w:t>
-      </w:r>
-      <w:r>
-        <w:rPr>
-          <w:rFonts w:ascii="Times New Roman" w:hAnsi="Times New Roman"/>
-          <w:sz w:val="24"/>
-          <w:szCs w:val="24"/>
-          <w:lang w:val="uk-UA"/>
-        </w:rPr>
         <w:t xml:space="preserve">Слава Отцю і Сину, і Святому Духові, і нині і повсякчас, і на віки віків. Амінь. Господи, помилуй </w:t>
       </w:r>
       <w:r>
@@ -7223,83 +7143,37 @@
       </w:r>
     </w:p>
     <w:p>
-      <w:pPr>
-        <w:spacing w:after="120"/>
-        <w:jc w:val="both"/>
-        <w:rPr>
-          <w:rFonts w:ascii="Times New Roman" w:hAnsi="Times New Roman"/>
-          <w:sz w:val="24"/>
-          <w:szCs w:val="24"/>
-          <w:lang w:val="uk-UA"/>
-        </w:rPr>
-      </w:pPr>
-      <w:r>
-        <w:rPr>
-          <w:rFonts w:ascii="Times New Roman" w:hAnsi="Times New Roman"/>
-          <w:i/>
-          <w:color w:val="FF0000"/>
-          <w:sz w:val="24"/>
-          <w:szCs w:val="24"/>
-          <w:lang w:val="uk-UA"/>
+      <w:r>
+        <w:rPr>
+          <w:rFonts w:ascii="Times New Roman" w:hAnsi="Times New Roman"/>
+          <w:i/>
+          <w:color w:val="FF4400"/>
+          <w:sz w:val="24"/>
         </w:rPr>
         <w:t>Священик:</w:t>
       </w:r>
       <w:r>
         <w:rPr>
           <w:rFonts w:ascii="Times New Roman" w:hAnsi="Times New Roman"/>
-          <w:color w:val="FF0000"/>
-          <w:sz w:val="24"/>
-          <w:szCs w:val="24"/>
-          <w:lang w:val="uk-UA"/>
-        </w:rPr>
-        <w:t xml:space="preserve"> </w:t>
-      </w:r>
-      <w:r>
-        <w:rPr>
-          <w:rFonts w:ascii="Times New Roman" w:hAnsi="Times New Roman"/>
-          <w:sz w:val="24"/>
-          <w:szCs w:val="24"/>
-          <w:lang w:val="uk-UA"/>
-        </w:rPr>
-        <w:t>Христос, істинний Бог наш, молитвами пречистої своєї Матері, силою чесного і животворного хреста, святих, славних і всехвальних апостолів, і святого (</w:t>
-      </w:r>
-      <w:r>
-        <w:rPr>
-          <w:rFonts w:ascii="Times New Roman" w:hAnsi="Times New Roman"/>
-          <w:i/>
-          <w:color w:val="FF0000"/>
-          <w:sz w:val="24"/>
-          <w:szCs w:val="24"/>
-          <w:lang w:val="uk-UA"/>
-        </w:rPr>
-        <w:t>ім'я, якого є храм</w:t>
-      </w:r>
-      <w:r>
-        <w:rPr>
-          <w:rFonts w:ascii="Times New Roman" w:hAnsi="Times New Roman"/>
-          <w:sz w:val="24"/>
-          <w:szCs w:val="24"/>
-          <w:lang w:val="uk-UA"/>
-        </w:rPr>
-        <w:t xml:space="preserve">), </w:t>
-      </w:r>
-      <w:r>
-        <w:rPr>
-          <w:rFonts w:ascii="Times New Roman" w:hAnsi="Times New Roman"/>
-          <w:sz w:val="24"/>
-          <w:szCs w:val="24"/>
-          <w:lang w:val="uk-UA"/>
-        </w:rPr>
-        <w:t xml:space="preserve">і святого первомученика й архидиякона Стефана, перенесення мощей якого пам'ять творимо, </w:t>
-      </w:r>
-      <w:r>
-        <w:rPr>
-          <w:rFonts w:ascii="Times New Roman" w:hAnsi="Times New Roman"/>
-          <w:sz w:val="24"/>
-          <w:szCs w:val="24"/>
-          <w:lang w:val="uk-UA"/>
-        </w:rPr>
-        <w:t>і всіх святих, помилує і спасе нас, як благий і людинолюбний.</w:t>
+          <w:sz w:val="24"/>
+        </w:rPr>
+        <w:t xml:space="preserve"> Христос, істинний Бог наш - молитвами пречистої Своєї Матері, силою чесного і животворчого хреста, заступництвом святих славних і всехвальних апостолів, святого, </w:t>
+      </w:r>
+      <w:r>
+        <w:rPr>
+          <w:rFonts w:ascii="Times New Roman" w:hAnsi="Times New Roman"/>
+          <w:i/>
+          <w:color w:val="FF4400"/>
+          <w:sz w:val="24"/>
+        </w:rPr>
+        <w:t>якого є храм</w:t>
+      </w:r>
+      <w:r>
+        <w:rPr>
+          <w:rFonts w:ascii="Times New Roman" w:hAnsi="Times New Roman"/>
+          <w:sz w:val="24"/>
+        </w:rPr>
+        <w:t>, святого первомученика й архидиякона Стефана, якого перенесення мощів сьогодні пам'ять звершуємо, і всіх святих - помилує і спасе нас як благий і людинолюбний.</w:t>
       </w:r>
     </w:p>
     <w:p>
@@ -7491,31 +7365,17 @@
         <w:rPr>
           <w:rFonts w:ascii="Times New Roman" w:hAnsi="Times New Roman"/>
           <w:i/>
-          <w:color w:val="FF0000"/>
-          <w:sz w:val="24"/>
-          <w:szCs w:val="24"/>
-          <w:lang w:val="uk-UA"/>
-        </w:rPr>
-        <w:t>Священик</w:t>
-      </w:r>
-      <w:r>
-        <w:rPr>
-          <w:rFonts w:ascii="Times New Roman" w:hAnsi="Times New Roman"/>
-          <w:color w:val="FF0000"/>
-          <w:sz w:val="24"/>
-          <w:szCs w:val="24"/>
-          <w:lang w:val="uk-UA"/>
-        </w:rPr>
-        <w:t xml:space="preserve">: </w:t>
-      </w:r>
-      <w:r>
-        <w:rPr>
-          <w:rFonts w:ascii="Times New Roman" w:hAnsi="Times New Roman"/>
-          <w:sz w:val="24"/>
-          <w:szCs w:val="24"/>
-          <w:lang w:val="uk-UA"/>
-        </w:rPr>
-        <w:t>Слава святій, одноістотній, животворящій і нероздільній Тройці, завжди, нині і повсякчас, і на віки віків.</w:t>
+          <w:color w:val="FF4400"/>
+          <w:sz w:val="24"/>
+        </w:rPr>
+        <w:t>Священик:</w:t>
+      </w:r>
+      <w:r>
+        <w:rPr>
+          <w:rFonts w:ascii="Times New Roman" w:hAnsi="Times New Roman"/>
+          <w:sz w:val="24"/>
+        </w:rPr>
+        <w:t xml:space="preserve"> Слава святій, одноістотній, животворящій і нероздільній Тройці, завжди, нині і повсякчас, і на віки віків.</w:t>
       </w:r>
     </w:p>
     <w:p>
@@ -16287,31 +16147,17 @@
         <w:rPr>
           <w:rFonts w:ascii="Times New Roman" w:hAnsi="Times New Roman"/>
           <w:i/>
-          <w:color w:val="FF0000"/>
-          <w:sz w:val="24"/>
-          <w:szCs w:val="24"/>
-          <w:lang w:val="uk-UA"/>
-        </w:rPr>
-        <w:t>Священик: </w:t>
-      </w:r>
-      <w:r>
-        <w:rPr>
-          <w:rFonts w:ascii="Times New Roman" w:hAnsi="Times New Roman"/>
-          <w:color w:val="000000"/>
-          <w:sz w:val="24"/>
-          <w:szCs w:val="24"/>
-          <w:lang w:val="uk-UA"/>
-        </w:rPr>
-        <w:t>Бо Тебе хвалять усі сили небесні і Тобі славу возсилаємо: Отцю, і Сину, і Святому Духові</w:t>
-      </w:r>
-      <w:r>
-        <w:rPr>
-          <w:rFonts w:ascii="Times New Roman" w:hAnsi="Times New Roman"/>
-          <w:sz w:val="24"/>
-          <w:szCs w:val="24"/>
-          <w:lang w:val="uk-UA"/>
-        </w:rPr>
-        <w:t>, нині і повсякчас, і на віки віків.</w:t>
+          <w:color w:val="FF4400"/>
+          <w:sz w:val="24"/>
+        </w:rPr>
+        <w:t>Священик:</w:t>
+      </w:r>
+      <w:r>
+        <w:rPr>
+          <w:rFonts w:ascii="Times New Roman" w:hAnsi="Times New Roman"/>
+          <w:sz w:val="24"/>
+        </w:rPr>
+        <w:t xml:space="preserve"> Бо Тебе хвалять усі сили небесні і Тобі славу возсилаємо: Отцю, і Сину, і Святому Духові, нині і повсякчас, і на віки віків.</w:t>
       </w:r>
     </w:p>
     <w:p>
@@ -17250,10 +17096,8 @@
         <w:rPr>
           <w:rFonts w:ascii="Times New Roman" w:hAnsi="Times New Roman"/>
           <w:i/>
-          <w:color w:val="FF0000"/>
-          <w:sz w:val="24"/>
-          <w:szCs w:val="24"/>
-          <w:lang w:val="uk-UA"/>
+          <w:color w:val="FF4400"/>
+          <w:sz w:val="24"/>
         </w:rPr>
         <w:t>Священик:</w:t>
       </w:r>
@@ -17261,8 +17105,6 @@
         <w:rPr>
           <w:rFonts w:ascii="Times New Roman" w:hAnsi="Times New Roman"/>
           <w:sz w:val="24"/>
-          <w:szCs w:val="24"/>
-          <w:lang w:val="uk-UA"/>
         </w:rPr>
         <w:t xml:space="preserve"> Слава тобі, що Світло нам показав!</w:t>
       </w:r>
@@ -18300,16 +18142,44 @@
         <w:rPr>
           <w:rFonts w:ascii="Times New Roman" w:hAnsi="Times New Roman"/>
           <w:i/>
-          <w:color w:val="FF0000"/>
-          <w:sz w:val="24"/>
-          <w:szCs w:val="24"/>
-          <w:lang w:val="uk-UA"/>
+          <w:color w:val="FF4400"/>
+          <w:sz w:val="24"/>
         </w:rPr>
         <w:t>Священик:</w:t>
       </w:r>
       <w:r>
         <w:rPr>
           <w:rFonts w:ascii="Times New Roman" w:hAnsi="Times New Roman"/>
+          <w:sz w:val="24"/>
+        </w:rPr>
+        <w:t xml:space="preserve"> Бо Ти – Бог милости, ласк і людинолюбности, і Тобі славу віддаємо, Отцю, і Сину, і Святому Духові, нині, і повсякчас, і на віки віків.</w:t>
+      </w:r>
+    </w:p>
+    <w:p>
+      <w:pPr>
+        <w:spacing w:after="120"/>
+        <w:jc w:val="both"/>
+        <w:rPr>
+          <w:rFonts w:ascii="Times New Roman" w:hAnsi="Times New Roman"/>
+          <w:sz w:val="24"/>
+          <w:szCs w:val="24"/>
+          <w:lang w:val="uk-UA"/>
+        </w:rPr>
+      </w:pPr>
+      <w:r>
+        <w:rPr>
+          <w:rFonts w:ascii="Times New Roman" w:hAnsi="Times New Roman"/>
+          <w:i/>
+          <w:color w:val="FF0000"/>
+          <w:sz w:val="24"/>
+          <w:szCs w:val="24"/>
+          <w:lang w:val="uk-UA"/>
+        </w:rPr>
+        <w:t>Вірні:</w:t>
+      </w:r>
+      <w:r>
+        <w:rPr>
+          <w:rFonts w:ascii="Times New Roman" w:hAnsi="Times New Roman"/>
           <w:color w:val="FF0000"/>
           <w:sz w:val="24"/>
           <w:szCs w:val="24"/>
@@ -18320,49 +18190,6 @@
       <w:r>
         <w:rPr>
           <w:rFonts w:ascii="Times New Roman" w:hAnsi="Times New Roman"/>
-          <w:color w:val="000000"/>
-          <w:sz w:val="24"/>
-          <w:szCs w:val="24"/>
-          <w:lang w:val="uk-UA"/>
-        </w:rPr>
-        <w:t>Бо Ти – Бог милости, ласк і людинолюбности, і Тобі славу віддаємо, Отцю, і Сину, і Святому Духові, нині, і повсякчас, і на віки віків.</w:t>
-      </w:r>
-    </w:p>
-    <w:p>
-      <w:pPr>
-        <w:spacing w:after="120"/>
-        <w:jc w:val="both"/>
-        <w:rPr>
-          <w:rFonts w:ascii="Times New Roman" w:hAnsi="Times New Roman"/>
-          <w:sz w:val="24"/>
-          <w:szCs w:val="24"/>
-          <w:lang w:val="uk-UA"/>
-        </w:rPr>
-      </w:pPr>
-      <w:r>
-        <w:rPr>
-          <w:rFonts w:ascii="Times New Roman" w:hAnsi="Times New Roman"/>
-          <w:i/>
-          <w:color w:val="FF0000"/>
-          <w:sz w:val="24"/>
-          <w:szCs w:val="24"/>
-          <w:lang w:val="uk-UA"/>
-        </w:rPr>
-        <w:t>Вірні:</w:t>
-      </w:r>
-      <w:r>
-        <w:rPr>
-          <w:rFonts w:ascii="Times New Roman" w:hAnsi="Times New Roman"/>
-          <w:color w:val="FF0000"/>
-          <w:sz w:val="24"/>
-          <w:szCs w:val="24"/>
-          <w:lang w:val="uk-UA"/>
-        </w:rPr>
-        <w:t xml:space="preserve"> </w:t>
-      </w:r>
-      <w:r>
-        <w:rPr>
-          <w:rFonts w:ascii="Times New Roman" w:hAnsi="Times New Roman"/>
           <w:sz w:val="24"/>
           <w:szCs w:val="24"/>
           <w:lang w:val="uk-UA"/>
@@ -18385,10 +18212,8 @@
         <w:rPr>
           <w:rFonts w:ascii="Times New Roman" w:hAnsi="Times New Roman"/>
           <w:i/>
-          <w:color w:val="FF0000"/>
-          <w:sz w:val="24"/>
-          <w:szCs w:val="24"/>
-          <w:lang w:val="uk-UA"/>
+          <w:color w:val="FF4400"/>
+          <w:sz w:val="24"/>
         </w:rPr>
         <w:t>Священик:</w:t>
       </w:r>
@@ -18396,8 +18221,6 @@
         <w:rPr>
           <w:rFonts w:ascii="Times New Roman" w:hAnsi="Times New Roman"/>
           <w:sz w:val="24"/>
-          <w:szCs w:val="24"/>
-          <w:lang w:val="uk-UA"/>
         </w:rPr>
         <w:t xml:space="preserve"> Мир всім.</w:t>
       </w:r>
@@ -19825,16 +19648,44 @@
         <w:rPr>
           <w:rFonts w:ascii="Times New Roman" w:hAnsi="Times New Roman"/>
           <w:i/>
-          <w:color w:val="FF0000"/>
-          <w:sz w:val="24"/>
-          <w:szCs w:val="24"/>
-          <w:lang w:val="uk-UA"/>
+          <w:color w:val="FF4400"/>
+          <w:sz w:val="24"/>
         </w:rPr>
         <w:t>Священик:</w:t>
       </w:r>
       <w:r>
         <w:rPr>
           <w:rFonts w:ascii="Times New Roman" w:hAnsi="Times New Roman"/>
+          <w:sz w:val="24"/>
+        </w:rPr>
+        <w:t xml:space="preserve"> Слава тобі, Христе Боже, надіє наша, слава тобі!</w:t>
+      </w:r>
+    </w:p>
+    <w:p>
+      <w:pPr>
+        <w:spacing w:after="120"/>
+        <w:jc w:val="both"/>
+        <w:rPr>
+          <w:rFonts w:ascii="Times New Roman" w:hAnsi="Times New Roman"/>
+          <w:sz w:val="24"/>
+          <w:szCs w:val="24"/>
+          <w:lang w:val="uk-UA"/>
+        </w:rPr>
+      </w:pPr>
+      <w:r>
+        <w:rPr>
+          <w:rFonts w:ascii="Times New Roman" w:hAnsi="Times New Roman"/>
+          <w:i/>
+          <w:color w:val="FF0000"/>
+          <w:sz w:val="24"/>
+          <w:szCs w:val="24"/>
+          <w:lang w:val="uk-UA"/>
+        </w:rPr>
+        <w:t>Вірні:</w:t>
+      </w:r>
+      <w:r>
+        <w:rPr>
+          <w:rFonts w:ascii="Times New Roman" w:hAnsi="Times New Roman"/>
           <w:color w:val="FF0000"/>
           <w:sz w:val="24"/>
           <w:szCs w:val="24"/>
@@ -19849,48 +19700,6 @@
           <w:szCs w:val="24"/>
           <w:lang w:val="uk-UA"/>
         </w:rPr>
-        <w:t>Слава тобі, Христе Боже, надіє наша, слава тобі!</w:t>
-      </w:r>
-    </w:p>
-    <w:p>
-      <w:pPr>
-        <w:spacing w:after="120"/>
-        <w:jc w:val="both"/>
-        <w:rPr>
-          <w:rFonts w:ascii="Times New Roman" w:hAnsi="Times New Roman"/>
-          <w:sz w:val="24"/>
-          <w:szCs w:val="24"/>
-          <w:lang w:val="uk-UA"/>
-        </w:rPr>
-      </w:pPr>
-      <w:r>
-        <w:rPr>
-          <w:rFonts w:ascii="Times New Roman" w:hAnsi="Times New Roman"/>
-          <w:i/>
-          <w:color w:val="FF0000"/>
-          <w:sz w:val="24"/>
-          <w:szCs w:val="24"/>
-          <w:lang w:val="uk-UA"/>
-        </w:rPr>
-        <w:t>Вірні:</w:t>
-      </w:r>
-      <w:r>
-        <w:rPr>
-          <w:rFonts w:ascii="Times New Roman" w:hAnsi="Times New Roman"/>
-          <w:color w:val="FF0000"/>
-          <w:sz w:val="24"/>
-          <w:szCs w:val="24"/>
-          <w:lang w:val="uk-UA"/>
-        </w:rPr>
-        <w:t xml:space="preserve"> </w:t>
-      </w:r>
-      <w:r>
-        <w:rPr>
-          <w:rFonts w:ascii="Times New Roman" w:hAnsi="Times New Roman"/>
-          <w:sz w:val="24"/>
-          <w:szCs w:val="24"/>
-          <w:lang w:val="uk-UA"/>
-        </w:rPr>
         <w:t xml:space="preserve">Слава Отцю і Сину, і Святому Духові, і нині і повсякчас, і на віки віків. Амінь. Господи, помилуй </w:t>
       </w:r>
       <w:r>
@@ -19925,65 +19734,37 @@
       </w:r>
     </w:p>
     <w:p>
-      <w:pPr>
-        <w:spacing w:after="120"/>
-        <w:jc w:val="both"/>
-        <w:rPr>
-          <w:rFonts w:ascii="Times New Roman" w:hAnsi="Times New Roman"/>
-          <w:sz w:val="24"/>
-          <w:szCs w:val="24"/>
-          <w:lang w:val="uk-UA"/>
-        </w:rPr>
-      </w:pPr>
-      <w:r>
-        <w:rPr>
-          <w:rFonts w:ascii="Times New Roman" w:hAnsi="Times New Roman"/>
-          <w:i/>
-          <w:color w:val="FF0000"/>
-          <w:sz w:val="24"/>
-          <w:szCs w:val="24"/>
-          <w:lang w:val="uk-UA"/>
+      <w:r>
+        <w:rPr>
+          <w:rFonts w:ascii="Times New Roman" w:hAnsi="Times New Roman"/>
+          <w:i/>
+          <w:color w:val="FF4400"/>
+          <w:sz w:val="24"/>
         </w:rPr>
         <w:t>Священик:</w:t>
       </w:r>
       <w:r>
         <w:rPr>
           <w:rFonts w:ascii="Times New Roman" w:hAnsi="Times New Roman"/>
-          <w:color w:val="FF0000"/>
-          <w:sz w:val="24"/>
-          <w:szCs w:val="24"/>
-          <w:lang w:val="uk-UA"/>
-        </w:rPr>
-        <w:t xml:space="preserve"> </w:t>
-      </w:r>
-      <w:r>
-        <w:rPr>
-          <w:rFonts w:ascii="Times New Roman" w:hAnsi="Times New Roman"/>
-          <w:sz w:val="24"/>
-          <w:szCs w:val="24"/>
-          <w:lang w:val="uk-UA"/>
-        </w:rPr>
-        <w:t>Христос, істинний Бог наш, молитвами пречистої своєї Матері, силою чесного і животворного хреста, святих, славних і всехвальних апостолів, і святого (</w:t>
-      </w:r>
-      <w:r>
-        <w:rPr>
-          <w:rFonts w:ascii="Times New Roman" w:hAnsi="Times New Roman"/>
-          <w:i/>
-          <w:color w:val="FF0000"/>
-          <w:sz w:val="24"/>
-          <w:szCs w:val="24"/>
-          <w:lang w:val="uk-UA"/>
-        </w:rPr>
-        <w:t>ім'я, якого є храм</w:t>
-      </w:r>
-      <w:r>
-        <w:rPr>
-          <w:rFonts w:ascii="Times New Roman" w:hAnsi="Times New Roman"/>
-          <w:sz w:val="24"/>
-          <w:szCs w:val="24"/>
-          <w:lang w:val="uk-UA"/>
-        </w:rPr>
-        <w:t>), і святого первомученика й архидиякона Стефана, перенесення мощей якого пам'ять творимо, і всіх святих, помилує і спасе нас, як благий і людинолюбний.</w:t>
+          <w:sz w:val="24"/>
+        </w:rPr>
+        <w:t xml:space="preserve"> Христос, істинний Бог наш - молитвами пречистої Своєї Матері, силою чесного і животворчого хреста, заступництвом святих славних і всехвальних апостолів, святого, </w:t>
+      </w:r>
+      <w:r>
+        <w:rPr>
+          <w:rFonts w:ascii="Times New Roman" w:hAnsi="Times New Roman"/>
+          <w:i/>
+          <w:color w:val="FF4400"/>
+          <w:sz w:val="24"/>
+        </w:rPr>
+        <w:t>якого є храм</w:t>
+      </w:r>
+      <w:r>
+        <w:rPr>
+          <w:rFonts w:ascii="Times New Roman" w:hAnsi="Times New Roman"/>
+          <w:sz w:val="24"/>
+        </w:rPr>
+        <w:t>, святого первомученика й архидиякона Стефана, якого перенесення мощів сьогодні пам'ять звершуємо, і всіх святих - помилує і спасе нас як благий і людинолюбний.</w:t>
       </w:r>
     </w:p>
     <w:p>
